--- a/Dark Matter.docx
+++ b/Dark Matter.docx
@@ -1,6 +1,6 @@
 
 <file path=word/document.xml><?xml version="1.0" encoding="utf-8"?>
-<w:document xmlns:ve="http://schemas.openxmlformats.org/markup-compatibility/2006" xmlns:o="urn:schemas-microsoft-com:office:office" xmlns:r="http://schemas.openxmlformats.org/officeDocument/2006/relationships" xmlns:m="http://schemas.openxmlformats.org/officeDocument/2006/math" xmlns:v="urn:schemas-microsoft-com:vml" xmlns:wp="http://schemas.openxmlformats.org/drawingml/2006/wordprocessingDrawing" xmlns:w10="urn:schemas-microsoft-com:office:word" xmlns:w="http://schemas.openxmlformats.org/wordprocessingml/2006/main" xmlns:wne="http://schemas.microsoft.com/office/word/2006/wordml">
+<w:document xmlns:wpc="http://schemas.microsoft.com/office/word/2010/wordprocessingCanvas" xmlns:cx="http://schemas.microsoft.com/office/drawing/2014/chartex" xmlns:cx1="http://schemas.microsoft.com/office/drawing/2015/9/8/chartex" xmlns:cx2="http://schemas.microsoft.com/office/drawing/2015/10/21/chartex" xmlns:cx3="http://schemas.microsoft.com/office/drawing/2016/5/9/chartex" xmlns:cx4="http://schemas.microsoft.com/office/drawing/2016/5/10/chartex" xmlns:cx5="http://schemas.microsoft.com/office/drawing/2016/5/11/chartex" xmlns:cx6="http://schemas.microsoft.com/office/drawing/2016/5/12/chartex" xmlns:cx7="http://schemas.microsoft.com/office/drawing/2016/5/13/chartex" xmlns:cx8="http://schemas.microsoft.com/office/drawing/2016/5/14/chartex" xmlns:mc="http://schemas.openxmlformats.org/markup-compatibility/2006" xmlns:aink="http://schemas.microsoft.com/office/drawing/2016/ink" xmlns:am3d="http://schemas.microsoft.com/office/drawing/2017/model3d" xmlns:o="urn:schemas-microsoft-com:office:office" xmlns:oel="http://schemas.microsoft.com/office/2019/extlst" xmlns:r="http://schemas.openxmlformats.org/officeDocument/2006/relationships" xmlns:m="http://schemas.openxmlformats.org/officeDocument/2006/math" xmlns:v="urn:schemas-microsoft-com:vml" xmlns:wp14="http://schemas.microsoft.com/office/word/2010/wordprocessingDrawing" xmlns:wp="http://schemas.openxmlformats.org/drawingml/2006/wordprocessingDrawing" xmlns:w10="urn:schemas-microsoft-com:office:word" xmlns:w="http://schemas.openxmlformats.org/wordprocessingml/2006/main" xmlns:w14="http://schemas.microsoft.com/office/word/2010/wordml" xmlns:w15="http://schemas.microsoft.com/office/word/2012/wordml" xmlns:w16cex="http://schemas.microsoft.com/office/word/2018/wordml/cex" xmlns:w16cid="http://schemas.microsoft.com/office/word/2016/wordml/cid" xmlns:w16="http://schemas.microsoft.com/office/word/2018/wordml" xmlns:w16du="http://schemas.microsoft.com/office/word/2023/wordml/word16du" xmlns:w16sdtdh="http://schemas.microsoft.com/office/word/2020/wordml/sdtdatahash" xmlns:w16sdtfl="http://schemas.microsoft.com/office/word/2024/wordml/sdtformatlock" xmlns:w16se="http://schemas.microsoft.com/office/word/2015/wordml/symex" xmlns:wpg="http://schemas.microsoft.com/office/word/2010/wordprocessingGroup" xmlns:wpi="http://schemas.microsoft.com/office/word/2010/wordprocessingInk" xmlns:wne="http://schemas.microsoft.com/office/word/2006/wordml" xmlns:wps="http://schemas.microsoft.com/office/word/2010/wordprocessingShape" mc:Ignorable="w14 w15 w16se w16cid w16 w16cex w16sdtdh w16sdtfl w16du wp14">
   <w:body>
     <w:p>
       <w:pPr>
@@ -71,26 +71,10 @@
         <w:t>-ка ты его</w:t>
       </w:r>
       <w:r>
-        <w:t xml:space="preserve"> </w:t>
-      </w:r>
-      <w:proofErr w:type="gramStart"/>
-      <w:r>
-        <w:t>получше</w:t>
-      </w:r>
-      <w:proofErr w:type="gramEnd"/>
-      <w:r>
-        <w:t>.</w:t>
-      </w:r>
-      <w:r>
-        <w:t xml:space="preserve"> </w:t>
-      </w:r>
-      <w:proofErr w:type="gramStart"/>
-      <w:r>
-        <w:t>Барахлит</w:t>
-      </w:r>
-      <w:proofErr w:type="gramEnd"/>
-      <w:r>
-        <w:t xml:space="preserve"> без конца и края, звуки странные издаёт.</w:t>
+        <w:t xml:space="preserve"> получше.</w:t>
+      </w:r>
+      <w:r>
+        <w:t xml:space="preserve"> Барахлит без конца и края, звуки странные издаёт.</w:t>
       </w:r>
       <w:r>
         <w:t xml:space="preserve"> Так нет же, </w:t>
@@ -329,13 +313,8 @@
       <w:r>
         <w:t xml:space="preserve">л </w:t>
       </w:r>
-      <w:proofErr w:type="gramStart"/>
-      <w:r>
-        <w:t>из</w:t>
-      </w:r>
-      <w:proofErr w:type="gramEnd"/>
-      <w:r>
-        <w:t xml:space="preserve"> </w:t>
+      <w:r>
+        <w:t xml:space="preserve">из </w:t>
       </w:r>
       <w:r>
         <w:t xml:space="preserve">центрального </w:t>
@@ -442,13 +421,8 @@
       <w:r>
         <w:t xml:space="preserve">всех </w:t>
       </w:r>
-      <w:proofErr w:type="gramStart"/>
-      <w:r>
-        <w:t>побрал</w:t>
-      </w:r>
-      <w:proofErr w:type="gramEnd"/>
-      <w:r>
-        <w:t xml:space="preserve">. </w:t>
+      <w:r>
+        <w:t xml:space="preserve">побрал. </w:t>
       </w:r>
       <w:r>
         <w:t xml:space="preserve">Боевой фрегат рассыпался в щепки </w:t>
@@ -520,15 +494,7 @@
         <w:t xml:space="preserve">Бессмертная команда. </w:t>
       </w:r>
       <w:r>
-        <w:t xml:space="preserve">Ну как </w:t>
-      </w:r>
-      <w:proofErr w:type="gramStart"/>
-      <w:r>
-        <w:t>бессмертная</w:t>
-      </w:r>
-      <w:proofErr w:type="gramEnd"/>
-      <w:r>
-        <w:t xml:space="preserve">, они тоже </w:t>
+        <w:t xml:space="preserve">Ну как бессмертная, они тоже </w:t>
       </w:r>
       <w:r>
         <w:t xml:space="preserve">как бы </w:t>
@@ -754,15 +720,7 @@
         <w:t xml:space="preserve">репликации. </w:t>
       </w:r>
       <w:r>
-        <w:t xml:space="preserve">Ну и жуткая же процедура. </w:t>
-      </w:r>
-      <w:proofErr w:type="gramStart"/>
-      <w:r>
-        <w:t>Жуткая</w:t>
-      </w:r>
-      <w:proofErr w:type="gramEnd"/>
-      <w:r>
-        <w:t xml:space="preserve"> и крайне неприятная для наблюдения. Но пожилому альвару было как-то всё равно. Его-то и выращивали таким, что</w:t>
+        <w:t>Ну и жуткая же процедура. Жуткая и крайне неприятная для наблюдения. Но пожилому альвару было как-то всё равно. Его-то и выращивали таким, что</w:t>
       </w:r>
       <w:r>
         <w:t>бы он мог ничего не чувствовать.</w:t>
@@ -840,23 +798,7 @@
         <w:t>Потом проголодался. Желудок урчал, а припасённые продукты закончились, вот и пришлось прибиться р</w:t>
       </w:r>
       <w:r>
-        <w:t xml:space="preserve">абочим в </w:t>
-      </w:r>
-      <w:proofErr w:type="gramStart"/>
-      <w:r>
-        <w:t>ближайшем</w:t>
-      </w:r>
-      <w:proofErr w:type="gramEnd"/>
-      <w:r>
-        <w:t xml:space="preserve"> космопорту. Надрываться и долго таскать грузы тоже не хотелось, да и друзья со склада посоветовали заняться поставками лекарств на планеты, страдающие от эпидемий. С тех пор и понеслось. Экзибит переоборудовал ржавое корыто «Бродяга» на мало-мальски приличное торговое судно и взялся поставлять всевозможные товары </w:t>
-      </w:r>
-      <w:proofErr w:type="gramStart"/>
-      <w:r>
-        <w:t>на те</w:t>
-      </w:r>
-      <w:proofErr w:type="gramEnd"/>
-      <w:r>
-        <w:t xml:space="preserve"> планеты, где в них нуждались больше всего. Вот и сейчас перевозил </w:t>
+        <w:t xml:space="preserve">абочим в ближайшем космопорту. Надрываться и долго таскать грузы тоже не хотелось, да и друзья со склада посоветовали заняться поставками лекарств на планеты, страдающие от эпидемий. С тех пор и понеслось. Экзибит переоборудовал ржавое корыто «Бродяга» на мало-мальски приличное торговое судно и взялся поставлять всевозможные товары на те планеты, где в них нуждались больше всего. Вот и сейчас перевозил </w:t>
       </w:r>
       <w:r>
         <w:t xml:space="preserve">порцию вакцин от смертельного гриппа на Андромеду. </w:t>
@@ -901,15 +843,7 @@
         <w:t xml:space="preserve"> сэкономить пару тысяч кредитов и обзавестись бывшим в употреблении двигателем. </w:t>
       </w:r>
       <w:r>
-        <w:t xml:space="preserve">Подумал, сэкономлю да </w:t>
-      </w:r>
-      <w:proofErr w:type="gramStart"/>
-      <w:r>
-        <w:t>гульну</w:t>
-      </w:r>
-      <w:proofErr w:type="gramEnd"/>
-      <w:r>
-        <w:t xml:space="preserve"> на орбитальной станции космопиратов. Где уж там. И деньги отобрали, и на станцию не пустили. </w:t>
+        <w:t xml:space="preserve">Подумал, сэкономлю да гульну на орбитальной станции космопиратов. Где уж там. И деньги отобрали, и на станцию не пустили. </w:t>
       </w:r>
       <w:r>
         <w:t>Так  ещё и двигатель глохнет раз за разом. Сейчас я ему устрою!</w:t>
@@ -954,23 +888,10 @@
         <w:t xml:space="preserve">А пока приходится </w:t>
       </w:r>
       <w:r>
-        <w:t xml:space="preserve">проталкиваться в узких проходах </w:t>
-      </w:r>
-      <w:proofErr w:type="gramStart"/>
-      <w:r>
-        <w:t>между</w:t>
-      </w:r>
-      <w:proofErr w:type="gramEnd"/>
-      <w:r>
-        <w:t xml:space="preserve"> </w:t>
-      </w:r>
-      <w:proofErr w:type="gramStart"/>
-      <w:r>
-        <w:t>на</w:t>
-      </w:r>
-      <w:proofErr w:type="gramEnd"/>
-      <w:r>
-        <w:t xml:space="preserve"> скорую руку приваренными</w:t>
+        <w:t>проталкиваться в узких проходах между</w:t>
+      </w:r>
+      <w:r>
+        <w:t xml:space="preserve"> на скорую руку приваренными</w:t>
       </w:r>
       <w:r>
         <w:t xml:space="preserve"> креплениями, которые и без того дышали на ладан, стараясь никоим образом их не задеть. Иначе можно было бы не только шишку набить, но и бортовой компьютер случайно разбить, чего уж точно допустить нельзя было. </w:t>
@@ -1096,15 +1017,7 @@
         <w:t xml:space="preserve">помощью лома можно починить. </w:t>
       </w:r>
       <w:r>
-        <w:t xml:space="preserve">Врезал пару раз со всей </w:t>
-      </w:r>
-      <w:proofErr w:type="gramStart"/>
-      <w:r>
-        <w:t>дури</w:t>
-      </w:r>
-      <w:proofErr w:type="gramEnd"/>
-      <w:r>
-        <w:t xml:space="preserve">, </w:t>
+        <w:t xml:space="preserve">Врезал пару раз со всей дури, </w:t>
       </w:r>
       <w:r>
         <w:t xml:space="preserve">он </w:t>
@@ -1196,14 +1109,9 @@
       <w:r>
         <w:t xml:space="preserve">запросто </w:t>
       </w:r>
-      <w:proofErr w:type="gramStart"/>
       <w:r>
         <w:lastRenderedPageBreak/>
-        <w:t>угробить</w:t>
-      </w:r>
-      <w:proofErr w:type="gramEnd"/>
-      <w:r>
-        <w:t xml:space="preserve"> сам корабль.</w:t>
+        <w:t>угробить сам корабль.</w:t>
       </w:r>
       <w:r>
         <w:t xml:space="preserve"> А вот пока оно под </w:t>
@@ -1299,15 +1207,7 @@
         <w:t>предупреждения. Да оно и ясно, с таким-то двигателем. Кое-как</w:t>
       </w:r>
       <w:r>
-        <w:t xml:space="preserve"> отправив лишние окна в свободное плавание, </w:t>
-      </w:r>
-      <w:proofErr w:type="gramStart"/>
-      <w:r>
-        <w:t>Экзибит</w:t>
-      </w:r>
-      <w:proofErr w:type="gramEnd"/>
-      <w:r>
-        <w:t xml:space="preserve"> </w:t>
+        <w:t xml:space="preserve"> отправив лишние окна в свободное плавание, Экзибит </w:t>
       </w:r>
       <w:r>
         <w:t xml:space="preserve">наконец смог </w:t>
@@ -1346,15 +1246,7 @@
         <w:t>своих странствий.</w:t>
       </w:r>
       <w:r>
-        <w:t xml:space="preserve"> Вместе закупаться товарами, вместе устраивать </w:t>
-      </w:r>
-      <w:proofErr w:type="gramStart"/>
-      <w:r>
-        <w:t>дебоши</w:t>
-      </w:r>
-      <w:proofErr w:type="gramEnd"/>
-      <w:r>
-        <w:t xml:space="preserve"> в барах и забегаловках в космопортах, вместе отбиваться от космопиратов и вместе пересекать бессчётные звёздные системы.</w:t>
+        <w:t xml:space="preserve"> Вместе закупаться товарами, вместе устраивать дебоши в барах и забегаловках в космопортах, вместе отбиваться от космопиратов и вместе пересекать бессчётные звёздные системы.</w:t>
       </w:r>
       <w:r>
         <w:t xml:space="preserve"> Может быть, кто-нибудь из них перехватит сигнал. А нет, так отправит радиосигнал в Бастион. Уж лучше предстать перед Трибуналом, чем </w:t>
@@ -1939,27 +1831,17 @@
       <w:r>
         <w:t xml:space="preserve">в принципе не </w:t>
       </w:r>
-      <w:proofErr w:type="gramStart"/>
       <w:r>
         <w:t>п</w:t>
       </w:r>
       <w:r>
-        <w:t>ротив</w:t>
-      </w:r>
-      <w:proofErr w:type="gramEnd"/>
-      <w:r>
-        <w:t xml:space="preserve"> помочь</w:t>
+        <w:t>ротив помочь</w:t>
       </w:r>
       <w:r>
         <w:t xml:space="preserve">, но тратить </w:t>
       </w:r>
-      <w:proofErr w:type="gramStart"/>
-      <w:r>
-        <w:t>оставшееся</w:t>
-      </w:r>
-      <w:proofErr w:type="gramEnd"/>
-      <w:r>
-        <w:t xml:space="preserve"> </w:t>
+      <w:r>
+        <w:t xml:space="preserve">оставшееся </w:t>
       </w:r>
       <w:r>
         <w:t>топлив</w:t>
@@ -2314,15 +2196,7 @@
         <w:t xml:space="preserve"> Хотя радар уловил сигнал, причём </w:t>
       </w:r>
       <w:r>
-        <w:t xml:space="preserve">источник </w:t>
-      </w:r>
-      <w:proofErr w:type="gramStart"/>
-      <w:r>
-        <w:t>находился</w:t>
-      </w:r>
-      <w:proofErr w:type="gramEnd"/>
-      <w:r>
-        <w:t xml:space="preserve"> </w:t>
+        <w:t xml:space="preserve">источник находился </w:t>
       </w:r>
       <w:r>
         <w:t xml:space="preserve">совсем рядом. </w:t>
@@ -2583,21 +2457,13 @@
         <w:t>Н</w:t>
       </w:r>
       <w:r>
-        <w:t xml:space="preserve">ет, </w:t>
-      </w:r>
-      <w:proofErr w:type="gramStart"/>
-      <w:r>
-        <w:t>им</w:t>
-      </w:r>
-      <w:r>
-        <w:t xml:space="preserve"> </w:t>
-      </w:r>
-      <w:r>
-        <w:t>то</w:t>
-      </w:r>
-      <w:proofErr w:type="gramEnd"/>
-      <w:r>
-        <w:t xml:space="preserve"> всё равно, пусть даже и выстрелил бы, </w:t>
+        <w:t>ет, им</w:t>
+      </w:r>
+      <w:r>
+        <w:t xml:space="preserve"> </w:t>
+      </w:r>
+      <w:r>
+        <w:t xml:space="preserve">то всё равно, пусть даже и выстрелил бы, </w:t>
       </w:r>
       <w:r>
         <w:t>вряд ли он что-нибудь п</w:t>
@@ -2608,7 +2474,6 @@
       <w:r>
         <w:t xml:space="preserve">. </w:t>
       </w:r>
-      <w:proofErr w:type="gramStart"/>
       <w:r>
         <w:t>Альвар</w:t>
       </w:r>
@@ -2637,11 +2502,7 @@
         <w:t>крайне высокого интеллекта</w:t>
       </w:r>
       <w:r>
-        <w:t>.</w:t>
-      </w:r>
-      <w:proofErr w:type="gramEnd"/>
-      <w:r>
-        <w:t xml:space="preserve"> В</w:t>
+        <w:t>. В</w:t>
       </w:r>
       <w:r>
         <w:t xml:space="preserve">се эмоции и чувства </w:t>
@@ -2655,11 +2516,9 @@
       <w:r>
         <w:t xml:space="preserve">отсекают </w:t>
       </w:r>
-      <w:proofErr w:type="gramStart"/>
       <w:r>
         <w:t>напрочь</w:t>
       </w:r>
-      <w:proofErr w:type="gramEnd"/>
       <w:r>
         <w:t xml:space="preserve">, чтобы они не мешали совершать </w:t>
       </w:r>
@@ -2980,15 +2839,7 @@
         <w:t>много нерво</w:t>
       </w:r>
       <w:r>
-        <w:t xml:space="preserve">в они успели </w:t>
-      </w:r>
-      <w:proofErr w:type="gramStart"/>
-      <w:r>
-        <w:t>попортить</w:t>
-      </w:r>
-      <w:proofErr w:type="gramEnd"/>
-      <w:r>
-        <w:t xml:space="preserve"> империи за </w:t>
+        <w:t xml:space="preserve">в они успели попортить империи за </w:t>
       </w:r>
       <w:r>
         <w:t xml:space="preserve">всё </w:t>
@@ -3002,13 +2853,8 @@
       <w:r>
         <w:t xml:space="preserve">необузданный </w:t>
       </w:r>
-      <w:proofErr w:type="gramStart"/>
-      <w:r>
-        <w:t>норов</w:t>
-      </w:r>
-      <w:proofErr w:type="gramEnd"/>
-      <w:r>
-        <w:t xml:space="preserve"> и </w:t>
+      <w:r>
+        <w:t xml:space="preserve">норов и </w:t>
       </w:r>
       <w:r>
         <w:t xml:space="preserve">крайняя </w:t>
@@ -3191,15 +3037,7 @@
         <w:t xml:space="preserve"> И для сопровождения кораблей учёных тоже прекрасно подходили. </w:t>
       </w:r>
       <w:r>
-        <w:t xml:space="preserve">Рядом с </w:t>
-      </w:r>
-      <w:proofErr w:type="gramStart"/>
-      <w:r>
-        <w:t>бесчувственными</w:t>
-      </w:r>
-      <w:proofErr w:type="gramEnd"/>
-      <w:r>
-        <w:t xml:space="preserve"> альварами им было самое место.</w:t>
+        <w:t>Рядом с бесчувственными альварами им было самое место.</w:t>
       </w:r>
     </w:p>
     <w:p>
@@ -3331,15 +3169,7 @@
         <w:t>навредить. Обзорные площадки и вовсе перестали пропускать свет. Вокруг стало так темно</w:t>
       </w:r>
       <w:r>
-        <w:t>, как на одной из тех планет, в наземных операциях на которых довелось побывать Экзибиту. Там-то и солнце восходит не более</w:t>
-      </w:r>
-      <w:proofErr w:type="gramStart"/>
-      <w:r>
-        <w:t>,</w:t>
-      </w:r>
-      <w:proofErr w:type="gramEnd"/>
-      <w:r>
-        <w:t xml:space="preserve"> чем на часок. А затем кромешная тьма, безмолвная и непроглядная.</w:t>
+        <w:t>, как на одной из тех планет, в наземных операциях на которых довелось побывать Экзибиту. Там-то и солнце восходит не более, чем на часок. А затем кромешная тьма, безмолвная и непроглядная.</w:t>
       </w:r>
       <w:r>
         <w:t xml:space="preserve"> Он тогда ещё отбился от своей группы и</w:t>
@@ -3410,24 +3240,11 @@
         </w:rPr>
         <w:t xml:space="preserve"> </w:t>
       </w:r>
-      <w:proofErr w:type="gramStart"/>
-      <w:r>
-        <w:t>Улыбчивый</w:t>
-      </w:r>
-      <w:proofErr w:type="gramEnd"/>
-      <w:r>
-        <w:t xml:space="preserve"> и в командирском костюме. Точно не альвар.</w:t>
-      </w:r>
-      <w:r>
-        <w:t xml:space="preserve"> От тех улыбки </w:t>
-      </w:r>
-      <w:proofErr w:type="gramStart"/>
-      <w:r>
-        <w:t>попробуй</w:t>
-      </w:r>
-      <w:proofErr w:type="gramEnd"/>
-      <w:r>
-        <w:t xml:space="preserve"> дождись. Э</w:t>
+      <w:r>
+        <w:t>Улыбчивый и в командирском костюме. Точно не альвар.</w:t>
+      </w:r>
+      <w:r>
+        <w:t xml:space="preserve"> От тех улыбки попробуй дождись. Э</w:t>
       </w:r>
       <w:r>
         <w:t xml:space="preserve">кзибит </w:t>
@@ -3514,15 +3331,7 @@
         <w:t xml:space="preserve">Что было делать? Он пытался сохранить эти сведения в тайне, поскольку они могли выдать его как беженца из Бастиона, но </w:t>
       </w:r>
       <w:r>
-        <w:t xml:space="preserve">он </w:t>
-      </w:r>
-      <w:proofErr w:type="gramStart"/>
-      <w:r>
-        <w:t>настолько</w:t>
-      </w:r>
-      <w:proofErr w:type="gramEnd"/>
-      <w:r>
-        <w:t xml:space="preserve"> же хорошо знал повадки командиров патрульных кораблей, которые ни за что не отвяжутся, не добившись своего. А этот сильф, судя по его осанке, внешнему виду и эмблеме на костюме, именно к таковым и принадлежал. К тому же, спорить с лазерной винтовкой в его руках не очень-то и хотелось.</w:t>
+        <w:t>он настолько же хорошо знал повадки командиров патрульных кораблей, которые ни за что не отвяжутся, не добившись своего. А этот сильф, судя по его осанке, внешнему виду и эмблеме на костюме, именно к таковым и принадлежал. К тому же, спорить с лазерной винтовкой в его руках не очень-то и хотелось.</w:t>
       </w:r>
     </w:p>
     <w:p>
@@ -3554,14 +3363,12 @@
       <w:r>
         <w:t>-</w:t>
       </w:r>
-      <w:proofErr w:type="spellStart"/>
       <w:r>
         <w:rPr>
           <w:lang w:val="en-US"/>
         </w:rPr>
         <w:t>HvS</w:t>
       </w:r>
-      <w:proofErr w:type="spellEnd"/>
       <w:r>
         <w:t>-</w:t>
       </w:r>
@@ -3737,16 +3544,11 @@
         <w:t>ой</w:t>
       </w:r>
       <w:r>
-        <w:t xml:space="preserve"> </w:t>
-      </w:r>
-      <w:proofErr w:type="gramStart"/>
-      <w:r>
-        <w:t>планет</w:t>
+        <w:t xml:space="preserve"> планет</w:t>
       </w:r>
       <w:r>
         <w:t>е</w:t>
       </w:r>
-      <w:proofErr w:type="gramEnd"/>
       <w:r>
         <w:t xml:space="preserve"> какие </w:t>
       </w:r>
@@ -4330,15 +4132,7 @@
         <w:t xml:space="preserve">бесчисленных </w:t>
       </w:r>
       <w:r>
-        <w:t xml:space="preserve">офисах </w:t>
-      </w:r>
-      <w:proofErr w:type="gramStart"/>
-      <w:r>
-        <w:t>контроля за</w:t>
-      </w:r>
-      <w:proofErr w:type="gramEnd"/>
-      <w:r>
-        <w:t xml:space="preserve"> </w:t>
+        <w:t xml:space="preserve">офисах контроля за </w:t>
       </w:r>
       <w:r>
         <w:t xml:space="preserve">гражданским </w:t>
@@ -4413,15 +4207,7 @@
         <w:t>его</w:t>
       </w:r>
       <w:r>
-        <w:t xml:space="preserve"> на обработку в </w:t>
-      </w:r>
-      <w:proofErr w:type="gramStart"/>
-      <w:r>
-        <w:t>выше стоящие</w:t>
-      </w:r>
-      <w:proofErr w:type="gramEnd"/>
-      <w:r>
-        <w:t xml:space="preserve"> учреждения. </w:t>
+        <w:t xml:space="preserve"> на обработку в выше стоящие учреждения. </w:t>
       </w:r>
       <w:r>
         <w:t xml:space="preserve">Если </w:t>
@@ -4451,15 +4237,7 @@
         <w:t xml:space="preserve"> </w:t>
       </w:r>
       <w:r>
-        <w:t xml:space="preserve">по меньшей </w:t>
-      </w:r>
-      <w:proofErr w:type="gramStart"/>
-      <w:r>
-        <w:t>мере</w:t>
-      </w:r>
-      <w:proofErr w:type="gramEnd"/>
-      <w:r>
-        <w:t xml:space="preserve"> </w:t>
+        <w:t xml:space="preserve">по меньшей мере </w:t>
       </w:r>
       <w:r>
         <w:t>столичной</w:t>
@@ -4541,15 +4319,7 @@
         <w:t>, что его заподозрили в тор</w:t>
       </w:r>
       <w:r>
-        <w:t xml:space="preserve">говле государственными тайнами, которыми, </w:t>
-      </w:r>
-      <w:proofErr w:type="gramStart"/>
-      <w:r>
-        <w:t>как</w:t>
-      </w:r>
-      <w:proofErr w:type="gramEnd"/>
-      <w:r>
-        <w:t xml:space="preserve"> оказалось, занимался его сосед по казарме.</w:t>
+        <w:t>говле государственными тайнами, которыми, как оказалось, занимался его сосед по казарме.</w:t>
       </w:r>
     </w:p>
     <w:p>
@@ -4795,11 +4565,7 @@
         <w:t xml:space="preserve"> всех без разбору.</w:t>
       </w:r>
       <w:r>
-        <w:t xml:space="preserve"> </w:t>
-      </w:r>
-      <w:proofErr w:type="gramStart"/>
-      <w:r>
-        <w:t>Рои боевых дронов сбр</w:t>
+        <w:t xml:space="preserve"> Рои боевых дронов сбр</w:t>
       </w:r>
       <w:r>
         <w:t>о</w:t>
@@ -4816,7 +4582,6 @@
       <w:r>
         <w:t>.</w:t>
       </w:r>
-      <w:proofErr w:type="gramEnd"/>
       <w:r>
         <w:t xml:space="preserve"> </w:t>
       </w:r>
@@ -4920,13 +4685,8 @@
         <w:t>В этих потаённых местах</w:t>
       </w:r>
       <w:r>
-        <w:t xml:space="preserve"> их никто не искал, лесные сильфы скрывали их в резервациях и не пропускали </w:t>
-      </w:r>
-      <w:proofErr w:type="gramStart"/>
-      <w:r>
-        <w:t>непрошенных гостей</w:t>
-      </w:r>
-      <w:proofErr w:type="gramEnd"/>
+        <w:t xml:space="preserve"> их никто не искал, лесные сильфы скрывали их в резервациях и не пропускали непрошенных гостей</w:t>
+      </w:r>
       <w:r>
         <w:t xml:space="preserve"> внутрь</w:t>
       </w:r>
@@ -5175,13 +4935,8 @@
         <w:t xml:space="preserve"> Это только усугубило положение. </w:t>
       </w:r>
       <w:r>
-        <w:t xml:space="preserve">Теперь пришлось выискивать крыс </w:t>
-      </w:r>
-      <w:proofErr w:type="gramStart"/>
-      <w:r>
-        <w:t>среди</w:t>
-      </w:r>
-      <w:proofErr w:type="gramEnd"/>
+        <w:t>Теперь пришлось выискивать крыс среди</w:t>
+      </w:r>
       <w:r>
         <w:t xml:space="preserve"> </w:t>
       </w:r>
@@ -5305,13 +5060,8 @@
       <w:r>
         <w:t xml:space="preserve">Загнанные в угол, утратившие былую славу, экономически слабые, но они, всё же, возвращались под ангельское крыло империи. </w:t>
       </w:r>
-      <w:proofErr w:type="gramStart"/>
-      <w:r>
-        <w:t>И</w:t>
-      </w:r>
-      <w:proofErr w:type="gramEnd"/>
-      <w:r>
-        <w:t xml:space="preserve"> </w:t>
+      <w:r>
+        <w:t xml:space="preserve">И </w:t>
       </w:r>
       <w:r>
         <w:t>тем не менее, с</w:t>
@@ -6109,14 +5859,12 @@
       <w:r>
         <w:t xml:space="preserve">призывать на помощь силы всех богов, дабы они объяснили причину </w:t>
       </w:r>
-      <w:proofErr w:type="gramStart"/>
       <w:r>
         <w:t>врань</w:t>
       </w:r>
       <w:r>
         <w:t>я</w:t>
       </w:r>
-      <w:proofErr w:type="gramEnd"/>
       <w:r>
         <w:t xml:space="preserve"> радаров и сканеров, </w:t>
       </w:r>
@@ -6295,15 +6043,7 @@
         <w:t>а</w:t>
       </w:r>
       <w:r>
-        <w:t xml:space="preserve"> не сидели за столом, </w:t>
-      </w:r>
-      <w:proofErr w:type="gramStart"/>
-      <w:r>
-        <w:t>рассматривая</w:t>
-      </w:r>
-      <w:proofErr w:type="gramEnd"/>
-      <w:r>
-        <w:t xml:space="preserve"> безусловно красивые виды за обзорной панелью.</w:t>
+        <w:t xml:space="preserve"> не сидели за столом, рассматривая безусловно красивые виды за обзорной панелью.</w:t>
       </w:r>
     </w:p>
     <w:p>
@@ -6480,21 +6220,13 @@
         <w:t xml:space="preserve">оранжевые символы. </w:t>
       </w:r>
       <w:r>
-        <w:t xml:space="preserve">Совершенно </w:t>
-      </w:r>
-      <w:proofErr w:type="gramStart"/>
-      <w:r>
-        <w:t>не</w:t>
+        <w:t>Совершенно не</w:t>
       </w:r>
       <w:r>
         <w:t>знак</w:t>
       </w:r>
       <w:r>
-        <w:t>омые</w:t>
-      </w:r>
-      <w:proofErr w:type="gramEnd"/>
-      <w:r>
-        <w:t xml:space="preserve"> ему. </w:t>
+        <w:t xml:space="preserve">омые ему. </w:t>
       </w:r>
       <w:r>
         <w:t>Судя по всему</w:t>
@@ -6508,13 +6240,8 @@
       <w:r>
         <w:t xml:space="preserve"> выглядящей </w:t>
       </w:r>
-      <w:proofErr w:type="gramStart"/>
-      <w:r>
-        <w:t>роже</w:t>
-      </w:r>
-      <w:proofErr w:type="gramEnd"/>
-      <w:r>
-        <w:t>, нарисованной в правом верхнем углу.</w:t>
+      <w:r>
+        <w:t>роже, нарисованной в правом верхнем углу.</w:t>
       </w:r>
       <w:r>
         <w:t xml:space="preserve"> Экзибит отключил книгу и вернул её на место</w:t>
@@ -7416,15 +7143,7 @@
         <w:t xml:space="preserve"> очень опасное. </w:t>
       </w:r>
       <w:r>
-        <w:t xml:space="preserve">Получив доступ к наработкам </w:t>
-      </w:r>
-      <w:proofErr w:type="gramStart"/>
-      <w:r>
-        <w:t>по тёмной</w:t>
-      </w:r>
-      <w:proofErr w:type="gramEnd"/>
-      <w:r>
-        <w:t xml:space="preserve"> материи,</w:t>
+        <w:t>Получив доступ к наработкам по тёмной материи,</w:t>
       </w:r>
       <w:r>
         <w:t xml:space="preserve"> </w:t>
@@ -7559,15 +7278,7 @@
         <w:t xml:space="preserve">С высоким интеллектом, </w:t>
       </w:r>
       <w:r>
-        <w:t xml:space="preserve">но при этом </w:t>
-      </w:r>
-      <w:proofErr w:type="gramStart"/>
-      <w:r>
-        <w:t>слабые</w:t>
-      </w:r>
-      <w:proofErr w:type="gramEnd"/>
-      <w:r>
-        <w:t xml:space="preserve">, чтобы ими можно было легко управлять. И не </w:t>
+        <w:t xml:space="preserve">но при этом слабые, чтобы ими можно было легко управлять. И не </w:t>
       </w:r>
       <w:r>
         <w:t xml:space="preserve">бояться потерять несколько </w:t>
@@ -7711,15 +7422,7 @@
         <w:t>идеально подходящий для представителей его расы.</w:t>
       </w:r>
       <w:r>
-        <w:t xml:space="preserve"> И </w:t>
-      </w:r>
-      <w:proofErr w:type="gramStart"/>
-      <w:r>
-        <w:t>позволяющий</w:t>
-      </w:r>
-      <w:proofErr w:type="gramEnd"/>
-      <w:r>
-        <w:t xml:space="preserve"> </w:t>
+        <w:t xml:space="preserve"> И позволяющий </w:t>
       </w:r>
       <w:r>
         <w:t xml:space="preserve">действительно </w:t>
@@ -8214,13 +7917,8 @@
         <w:t>возможности</w:t>
       </w:r>
       <w:r>
-        <w:t xml:space="preserve"> приобрести </w:t>
-      </w:r>
-      <w:proofErr w:type="gramStart"/>
-      <w:r>
-        <w:t>новую</w:t>
-      </w:r>
-      <w:proofErr w:type="gramEnd"/>
+        <w:t xml:space="preserve"> приобрести новую</w:t>
+      </w:r>
       <w:r>
         <w:t>.</w:t>
       </w:r>
@@ -9027,15 +8725,7 @@
         <w:t xml:space="preserve">другая команда учёных </w:t>
       </w:r>
       <w:r>
-        <w:t xml:space="preserve">уже </w:t>
-      </w:r>
-      <w:proofErr w:type="gramStart"/>
-      <w:r>
-        <w:t>вовсю</w:t>
-      </w:r>
-      <w:proofErr w:type="gramEnd"/>
-      <w:r>
-        <w:t xml:space="preserve"> изучал</w:t>
+        <w:t>уже вовсю изучал</w:t>
       </w:r>
       <w:r>
         <w:t>а</w:t>
@@ -9314,13 +9004,8 @@
       <w:r>
         <w:t xml:space="preserve"> </w:t>
       </w:r>
-      <w:proofErr w:type="gramStart"/>
-      <w:r>
-        <w:t>города</w:t>
-      </w:r>
-      <w:proofErr w:type="gramEnd"/>
-      <w:r>
-        <w:t xml:space="preserve"> всячески модифицированные </w:t>
+      <w:r>
+        <w:t xml:space="preserve">города всячески модифицированные </w:t>
       </w:r>
       <w:r>
         <w:t>гоночные челноки</w:t>
@@ -10217,14 +9902,12 @@
       <w:r>
         <w:t xml:space="preserve">бы </w:t>
       </w:r>
-      <w:proofErr w:type="gramStart"/>
       <w:r>
         <w:t xml:space="preserve">добраться </w:t>
       </w:r>
       <w:r>
         <w:t>к</w:t>
       </w:r>
-      <w:proofErr w:type="gramEnd"/>
       <w:r>
         <w:t xml:space="preserve"> погрузочны</w:t>
       </w:r>
@@ -10268,18 +9951,10 @@
         <w:t xml:space="preserve"> </w:t>
       </w:r>
       <w:r>
-        <w:t xml:space="preserve">едва </w:t>
-      </w:r>
-      <w:proofErr w:type="gramStart"/>
-      <w:r>
-        <w:t>ли</w:t>
-      </w:r>
-      <w:r>
-        <w:t xml:space="preserve"> не</w:t>
-      </w:r>
-      <w:proofErr w:type="gramEnd"/>
-      <w:r>
-        <w:t xml:space="preserve"> сбили с ног. </w:t>
+        <w:t>едва ли</w:t>
+      </w:r>
+      <w:r>
+        <w:t xml:space="preserve"> не сбили с ног. </w:t>
       </w:r>
       <w:r>
         <w:t>Электродвери</w:t>
@@ -10314,13 +9989,8 @@
       <w:r>
         <w:t xml:space="preserve"> </w:t>
       </w:r>
-      <w:proofErr w:type="gramStart"/>
-      <w:r>
-        <w:t>высокая</w:t>
-      </w:r>
-      <w:proofErr w:type="gramEnd"/>
-      <w:r>
-        <w:t xml:space="preserve"> стройная сильфийка </w:t>
+      <w:r>
+        <w:t xml:space="preserve">высокая стройная сильфийка </w:t>
       </w:r>
       <w:r>
         <w:t xml:space="preserve">с </w:t>
@@ -10433,13 +10103,8 @@
       <w:r>
         <w:t xml:space="preserve">вниз </w:t>
       </w:r>
-      <w:proofErr w:type="gramStart"/>
-      <w:r>
-        <w:t>медицинского</w:t>
-      </w:r>
-      <w:proofErr w:type="gramEnd"/>
-      <w:r>
-        <w:t xml:space="preserve"> дрона. </w:t>
+      <w:r>
+        <w:t xml:space="preserve">медицинского дрона. </w:t>
       </w:r>
       <w:r>
         <w:t xml:space="preserve">Мне нужны образцы, желательно живые </w:t>
@@ -10524,15 +10189,7 @@
         <w:t xml:space="preserve">. </w:t>
       </w:r>
       <w:r>
-        <w:t xml:space="preserve">Гронны захаживают без конца и края, всё требуют выдать им новую партию стимуляторов. Я не наркодилер, не раздаю </w:t>
-      </w:r>
-      <w:proofErr w:type="gramStart"/>
-      <w:r>
-        <w:t>стимуляторы</w:t>
-      </w:r>
-      <w:proofErr w:type="gramEnd"/>
-      <w:r>
-        <w:t xml:space="preserve"> когда попало и кому попало, только бойцам перед особо тяжёлыми наземными операциями. Так им и скажите. </w:t>
+        <w:t xml:space="preserve">Гронны захаживают без конца и края, всё требуют выдать им новую партию стимуляторов. Я не наркодилер, не раздаю стимуляторы когда попало и кому попало, только бойцам перед особо тяжёлыми наземными операциями. Так им и скажите. </w:t>
       </w:r>
       <w:r>
         <w:t>И</w:t>
@@ -12057,15 +11714,7 @@
         <w:t xml:space="preserve"> крайне опасным.</w:t>
       </w:r>
       <w:r>
-        <w:t xml:space="preserve"> Наверное, </w:t>
-      </w:r>
-      <w:proofErr w:type="gramStart"/>
-      <w:r>
-        <w:t>выведенный</w:t>
-      </w:r>
-      <w:proofErr w:type="gramEnd"/>
-      <w:r>
-        <w:t xml:space="preserve"> какой-то из команд учёных в лабораториях ренегатов. Такие часто применяют для запугивания граждан на удалённых планетах империи</w:t>
+        <w:t xml:space="preserve"> Наверное, выведенный какой-то из команд учёных в лабораториях ренегатов. Такие часто применяют для запугивания граждан на удалённых планетах империи</w:t>
       </w:r>
       <w:r>
         <w:t xml:space="preserve"> перед военным вторжением</w:t>
@@ -12189,13 +11838,8 @@
         <w:t>браслетов</w:t>
       </w:r>
       <w:r>
-        <w:t xml:space="preserve"> </w:t>
-      </w:r>
-      <w:proofErr w:type="gramStart"/>
-      <w:r>
-        <w:t>одна за одной</w:t>
-      </w:r>
-      <w:proofErr w:type="gramEnd"/>
+        <w:t xml:space="preserve"> одна за одной</w:t>
+      </w:r>
       <w:r>
         <w:t xml:space="preserve"> </w:t>
       </w:r>
@@ -12287,15 +11931,7 @@
         <w:t>Теперь м</w:t>
       </w:r>
       <w:r>
-        <w:t xml:space="preserve">ожете быть </w:t>
-      </w:r>
-      <w:proofErr w:type="gramStart"/>
-      <w:r>
-        <w:t>свободны</w:t>
-      </w:r>
-      <w:proofErr w:type="gramEnd"/>
-      <w:r>
-        <w:t xml:space="preserve">. Если заметите </w:t>
+        <w:t xml:space="preserve">ожете быть свободны. Если заметите </w:t>
       </w:r>
       <w:r>
         <w:t xml:space="preserve">где-нибудь </w:t>
@@ -12511,29 +12147,13 @@
         <w:ind w:firstLine="708"/>
       </w:pPr>
       <w:r>
-        <w:t xml:space="preserve">- Хватит вам уже глупостями </w:t>
-      </w:r>
-      <w:proofErr w:type="gramStart"/>
-      <w:r>
-        <w:t>маяться</w:t>
-      </w:r>
-      <w:proofErr w:type="gramEnd"/>
-      <w:r>
-        <w:t>. – Скамп не дал сказать Экзибиту ни слова. Поманил</w:t>
+        <w:t>- Хватит вам уже глупостями маяться. – Скамп не дал сказать Экзибиту ни слова. Поманил</w:t>
       </w:r>
       <w:r>
         <w:t xml:space="preserve"> остальных</w:t>
       </w:r>
       <w:r>
-        <w:t xml:space="preserve"> рукой за собой и направился </w:t>
-      </w:r>
-      <w:proofErr w:type="gramStart"/>
-      <w:r>
-        <w:t>к</w:t>
-      </w:r>
-      <w:proofErr w:type="gramEnd"/>
-      <w:r>
-        <w:t xml:space="preserve"> </w:t>
+        <w:t xml:space="preserve"> рукой за собой и направился к </w:t>
       </w:r>
       <w:r>
         <w:t xml:space="preserve">немного </w:t>
@@ -12554,15 +12174,7 @@
         <w:t>ть</w:t>
       </w:r>
       <w:r>
-        <w:t xml:space="preserve"> контрольную панель сбоку. – У нас дел </w:t>
-      </w:r>
-      <w:proofErr w:type="gramStart"/>
-      <w:r>
-        <w:t>невпроворот</w:t>
-      </w:r>
-      <w:proofErr w:type="gramEnd"/>
-      <w:r>
-        <w:t xml:space="preserve">, а вы здесь </w:t>
+        <w:t xml:space="preserve"> контрольную панель сбоку. – У нас дел невпроворот, а вы здесь </w:t>
       </w:r>
       <w:r>
         <w:t xml:space="preserve">всё </w:t>
@@ -12586,15 +12198,7 @@
         <w:t xml:space="preserve"> Вдруг ренегаты снова запрятали</w:t>
       </w:r>
       <w:r>
-        <w:t xml:space="preserve"> какую-нибудь бомбу в одном из них. </w:t>
-      </w:r>
-      <w:proofErr w:type="gramStart"/>
-      <w:r>
-        <w:t>С</w:t>
-      </w:r>
-      <w:proofErr w:type="gramEnd"/>
-      <w:r>
-        <w:t xml:space="preserve"> шпионами нужно быть предельно осторожными.</w:t>
+        <w:t xml:space="preserve"> какую-нибудь бомбу в одном из них. С шпионами нужно быть предельно осторожными.</w:t>
       </w:r>
       <w:r>
         <w:t xml:space="preserve"> </w:t>
@@ -13000,15 +12604,7 @@
         <w:t xml:space="preserve">техников </w:t>
       </w:r>
       <w:r>
-        <w:t xml:space="preserve">для ухода за джамперами, особенно военного класса, </w:t>
-      </w:r>
-      <w:proofErr w:type="gramStart"/>
-      <w:r>
-        <w:t>подбирали</w:t>
-      </w:r>
-      <w:proofErr w:type="gramEnd"/>
-      <w:r>
-        <w:t xml:space="preserve"> гораздо </w:t>
+        <w:t xml:space="preserve">для ухода за джамперами, особенно военного класса, подбирали гораздо </w:t>
       </w:r>
       <w:r>
         <w:t>тщательнее</w:t>
@@ -13032,13 +12628,8 @@
         <w:t xml:space="preserve">на </w:t>
       </w:r>
       <w:r>
-        <w:t xml:space="preserve">краткое </w:t>
-      </w:r>
-      <w:proofErr w:type="gramStart"/>
-      <w:r>
-        <w:t>мгновение</w:t>
-      </w:r>
-      <w:proofErr w:type="gramEnd"/>
+        <w:t>краткое мгновение</w:t>
+      </w:r>
       <w:r>
         <w:t xml:space="preserve"> </w:t>
       </w:r>
@@ -13526,23 +13117,7 @@
         <w:t xml:space="preserve">за пояс. – И умудряются ведь. </w:t>
       </w:r>
       <w:r>
-        <w:t xml:space="preserve">Отбирая персонал на исследовательские суда, учёные всегда внимательно относятся </w:t>
-      </w:r>
-      <w:proofErr w:type="gramStart"/>
-      <w:r>
-        <w:t>к</w:t>
-      </w:r>
-      <w:proofErr w:type="gramEnd"/>
-      <w:r>
-        <w:t xml:space="preserve"> </w:t>
-      </w:r>
-      <w:proofErr w:type="gramStart"/>
-      <w:r>
-        <w:t>подобного</w:t>
-      </w:r>
-      <w:proofErr w:type="gramEnd"/>
-      <w:r>
-        <w:t xml:space="preserve"> рода вещам. И</w:t>
+        <w:t>Отбирая персонал на исследовательские суда, учёные всегда внимательно относятся к подобного рода вещам. И</w:t>
       </w:r>
       <w:r>
         <w:t>з десяти тысяч</w:t>
@@ -13672,11 +13247,7 @@
         <w:t xml:space="preserve"> </w:t>
       </w:r>
       <w:r>
-        <w:t xml:space="preserve">Отлично сочетаются с опытными сильфами-техниками. </w:t>
-      </w:r>
-      <w:proofErr w:type="gramStart"/>
-      <w:r>
-        <w:t xml:space="preserve">Но </w:t>
+        <w:t xml:space="preserve">Отлично сочетаются с опытными сильфами-техниками. Но </w:t>
       </w:r>
       <w:r>
         <w:t xml:space="preserve">среди них </w:t>
@@ -13688,27 +13259,7 @@
         <w:t xml:space="preserve">и </w:t>
       </w:r>
       <w:r>
-        <w:t>такие ублюдки, как этот.</w:t>
-      </w:r>
-      <w:proofErr w:type="gramEnd"/>
-      <w:r>
-        <w:t xml:space="preserve"> Влезают в голову </w:t>
-      </w:r>
-      <w:proofErr w:type="gramStart"/>
-      <w:r>
-        <w:t>к</w:t>
-      </w:r>
-      <w:proofErr w:type="gramEnd"/>
-      <w:r>
-        <w:t xml:space="preserve"> </w:t>
-      </w:r>
-      <w:proofErr w:type="gramStart"/>
-      <w:r>
-        <w:t>ничего</w:t>
-      </w:r>
-      <w:proofErr w:type="gramEnd"/>
-      <w:r>
-        <w:t xml:space="preserve"> не подозревающему сильфу и </w:t>
+        <w:t xml:space="preserve">такие ублюдки, как этот. Влезают в голову к ничего не подозревающему сильфу и </w:t>
       </w:r>
       <w:r>
         <w:t>пользуют</w:t>
@@ -13852,15 +13403,7 @@
         <w:t xml:space="preserve">уведомить командира, </w:t>
       </w:r>
       <w:r>
-        <w:t xml:space="preserve">активировать резервное питание, дополнительные силовые поля или защитные экраны, </w:t>
-      </w:r>
-      <w:proofErr w:type="gramStart"/>
-      <w:r>
-        <w:t>а</w:t>
-      </w:r>
-      <w:proofErr w:type="gramEnd"/>
-      <w:r>
-        <w:t xml:space="preserve"> то и вовсе отключить двигатель. Поэтому, хочешь-не-хочешь, а выстоять</w:t>
+        <w:t>активировать резервное питание, дополнительные силовые поля или защитные экраны, а то и вовсе отключить двигатель. Поэтому, хочешь-не-хочешь, а выстоять</w:t>
       </w:r>
       <w:r>
         <w:t xml:space="preserve"> всю смену на ногах приходится.</w:t>
@@ -14527,21 +14070,13 @@
         <w:t xml:space="preserve">волчью пасть и внешний защитный корпус </w:t>
       </w:r>
       <w:r>
-        <w:t xml:space="preserve">с динамичным силовым полем в виде стального хребта, </w:t>
-      </w:r>
-      <w:proofErr w:type="gramStart"/>
-      <w:r>
-        <w:t>с</w:t>
+        <w:t>с динамичным силовым полем в виде стального хребта, с</w:t>
       </w:r>
       <w:r>
         <w:t>о</w:t>
       </w:r>
       <w:r>
-        <w:t>крытые</w:t>
-      </w:r>
-      <w:proofErr w:type="gramEnd"/>
-      <w:r>
-        <w:t xml:space="preserve"> в клубящихся облаках густого чёрного дыма, не ис</w:t>
+        <w:t>крытые в клубящихся облаках густого чёрного дыма, не ис</w:t>
       </w:r>
       <w:r>
         <w:t>пугаться</w:t>
@@ -14768,16 +14303,11 @@
       <w:r>
         <w:t xml:space="preserve">планы и намерения вылетели из головы </w:t>
       </w:r>
-      <w:proofErr w:type="gramStart"/>
       <w:r>
         <w:t>на</w:t>
       </w:r>
       <w:r>
-        <w:t>прочь</w:t>
-      </w:r>
-      <w:proofErr w:type="gramEnd"/>
-      <w:r>
-        <w:t xml:space="preserve">. </w:t>
+        <w:t xml:space="preserve">прочь. </w:t>
       </w:r>
       <w:r>
         <w:t>Да и</w:t>
@@ -15065,11 +14595,9 @@
       <w:r>
         <w:t xml:space="preserve">в </w:t>
       </w:r>
-      <w:proofErr w:type="gramStart"/>
       <w:r>
         <w:t>двигательную</w:t>
       </w:r>
-      <w:proofErr w:type="gramEnd"/>
       <w:r>
         <w:t>.</w:t>
       </w:r>
@@ -15170,15 +14698,7 @@
         <w:t xml:space="preserve">вновь </w:t>
       </w:r>
       <w:r>
-        <w:t xml:space="preserve">перелезал понастроенные им же крепостные стены </w:t>
-      </w:r>
-      <w:proofErr w:type="gramStart"/>
-      <w:r>
-        <w:t>в</w:t>
-      </w:r>
-      <w:proofErr w:type="gramEnd"/>
-      <w:r>
-        <w:t xml:space="preserve"> двигательной, Скамп задержался</w:t>
+        <w:t>перелезал понастроенные им же крепостные стены в двигательной, Скамп задержался</w:t>
       </w:r>
       <w:r>
         <w:t xml:space="preserve"> неподалёку от входа</w:t>
@@ -15289,15 +14809,7 @@
         <w:t>никогда не думал, что они настолько распространены.</w:t>
       </w:r>
       <w:r>
-        <w:t xml:space="preserve"> В серой зоне </w:t>
-      </w:r>
-      <w:proofErr w:type="gramStart"/>
-      <w:r>
-        <w:t>ещё</w:t>
-      </w:r>
-      <w:proofErr w:type="gramEnd"/>
-      <w:r>
-        <w:t xml:space="preserve"> куда ни шло. Но чтобы здесь?</w:t>
+        <w:t xml:space="preserve"> В серой зоне ещё куда ни шло. Но чтобы здесь?</w:t>
       </w:r>
       <w:r>
         <w:t xml:space="preserve"> </w:t>
@@ -15600,18 +15112,10 @@
         <w:t>Пока он знакомился с порядками на «Смотрителе», к</w:t>
       </w:r>
       <w:r>
-        <w:t xml:space="preserve">орабль поймал ещё несколько новых сигналов из третьей планеты. В этот раз даже протяжённее </w:t>
-      </w:r>
-      <w:proofErr w:type="gramStart"/>
-      <w:r>
-        <w:t>пр</w:t>
-      </w:r>
-      <w:r>
-        <w:t>едыдущих</w:t>
-      </w:r>
-      <w:proofErr w:type="gramEnd"/>
-      <w:r>
-        <w:t xml:space="preserve">. </w:t>
+        <w:t>орабль поймал ещё несколько новых сигналов из третьей планеты. В этот раз даже протяжённее пр</w:t>
+      </w:r>
+      <w:r>
+        <w:t xml:space="preserve">едыдущих. </w:t>
       </w:r>
     </w:p>
     <w:p>
@@ -15647,15 +15151,7 @@
         <w:t xml:space="preserve"> джина</w:t>
       </w:r>
       <w:r>
-        <w:t xml:space="preserve">, пристали к нам и взяли </w:t>
-      </w:r>
-      <w:proofErr w:type="gramStart"/>
-      <w:r>
-        <w:t>на</w:t>
-      </w:r>
-      <w:proofErr w:type="gramEnd"/>
-      <w:r>
-        <w:t xml:space="preserve"> слабо. Хвастали своим исследованием, как будто параллельные вселенные открыли.</w:t>
+        <w:t>, пристали к нам и взяли на слабо. Хвастали своим исследованием, как будто параллельные вселенные открыли.</w:t>
       </w:r>
       <w:r>
         <w:t xml:space="preserve"> – Скамп застыл, словно бы ему в голову пришла ещё одна замечательная идея. –</w:t>
@@ -15731,15 +15227,7 @@
         <w:t>производят стимуляторы для наземных пехотинцев. Вполне неплохого качества, скажу я вам.</w:t>
       </w:r>
       <w:r>
-        <w:t xml:space="preserve"> Так что если вам </w:t>
-      </w:r>
-      <w:proofErr w:type="spellStart"/>
-      <w:r>
-        <w:t>понадо</w:t>
-      </w:r>
-      <w:proofErr w:type="spellEnd"/>
-      <w:r>
-        <w:t>…</w:t>
+        <w:t xml:space="preserve"> Так что если вам понадо…</w:t>
       </w:r>
     </w:p>
     <w:p>
@@ -16219,18 +15707,10 @@
         <w:t xml:space="preserve"> </w:t>
       </w:r>
       <w:r>
-        <w:t>Вот если бы ещё и ваши добавить</w:t>
-      </w:r>
-      <w:proofErr w:type="gramStart"/>
-      <w:r>
-        <w:t>…</w:t>
-      </w:r>
-      <w:r>
-        <w:t xml:space="preserve"> Д</w:t>
-      </w:r>
-      <w:proofErr w:type="gramEnd"/>
-      <w:r>
-        <w:t>обавлю несколько образцов в базу данных, внесу н</w:t>
+        <w:t>Вот если бы ещё и ваши добавить…</w:t>
+      </w:r>
+      <w:r>
+        <w:t xml:space="preserve"> Добавлю несколько образцов в базу данных, внесу н</w:t>
       </w:r>
       <w:r>
         <w:t xml:space="preserve">есколько правок </w:t>
@@ -16338,15 +15818,7 @@
         <w:t>ал необходим</w:t>
       </w:r>
       <w:r>
-        <w:t xml:space="preserve">ую иконку на </w:t>
-      </w:r>
-      <w:proofErr w:type="gramStart"/>
-      <w:r>
-        <w:t>захламленном</w:t>
-      </w:r>
-      <w:proofErr w:type="gramEnd"/>
-      <w:r>
-        <w:t xml:space="preserve"> рабочем столе</w:t>
+        <w:t>ую иконку на захламленном рабочем столе</w:t>
       </w:r>
       <w:r>
         <w:t xml:space="preserve">, </w:t>
@@ -16648,16 +16120,11 @@
       <w:r>
         <w:t xml:space="preserve">одной разношёрстной семьи. </w:t>
       </w:r>
-      <w:proofErr w:type="gramStart"/>
       <w:r>
         <w:t>П</w:t>
       </w:r>
       <w:r>
-        <w:t>еретягивая одеяло друг на</w:t>
-      </w:r>
-      <w:proofErr w:type="gramEnd"/>
-      <w:r>
-        <w:t xml:space="preserve"> друга</w:t>
+        <w:t>еретягивая одеяло друг на друга</w:t>
       </w:r>
       <w:r>
         <w:t>, и проживая всю свою жизнь в бесконечных ссорах и скандалах</w:t>
@@ -17164,7 +16631,6 @@
       <w:r>
         <w:t>, он понимал</w:t>
       </w:r>
-      <w:proofErr w:type="gramStart"/>
       <w:r>
         <w:t>…</w:t>
       </w:r>
@@ -17174,7 +16640,6 @@
       <w:r>
         <w:t>Д</w:t>
       </w:r>
-      <w:proofErr w:type="gramEnd"/>
       <w:r>
         <w:t xml:space="preserve">аже не так, на </w:t>
       </w:r>
@@ -17659,15 +17124,7 @@
         <w:t xml:space="preserve"> Всё же он был опытным лингвистом. </w:t>
       </w:r>
       <w:r>
-        <w:t xml:space="preserve">В </w:t>
-      </w:r>
-      <w:proofErr w:type="gramStart"/>
-      <w:r>
-        <w:t>столичном</w:t>
-      </w:r>
-      <w:proofErr w:type="gramEnd"/>
-      <w:r>
-        <w:t xml:space="preserve"> космопорту без этого ни дня не прожить. Особенно в </w:t>
+        <w:t xml:space="preserve">В столичном космопорту без этого ни дня не прожить. Особенно в </w:t>
       </w:r>
       <w:r>
         <w:t xml:space="preserve">секции для младших рас, которые вот только </w:t>
@@ -17808,13 +17265,8 @@
       <w:r>
         <w:t xml:space="preserve">не </w:t>
       </w:r>
-      <w:proofErr w:type="gramStart"/>
-      <w:r>
-        <w:t>помогли</w:t>
-      </w:r>
-      <w:proofErr w:type="gramEnd"/>
-      <w:r>
-        <w:t xml:space="preserve"> ни на </w:t>
+      <w:r>
+        <w:t xml:space="preserve">помогли ни на </w:t>
       </w:r>
       <w:r>
         <w:t xml:space="preserve">один </w:t>
@@ -17976,16 +17428,11 @@
         <w:t>уж точно.</w:t>
       </w:r>
       <w:r>
-        <w:t xml:space="preserve"> Поэтому </w:t>
-      </w:r>
-      <w:proofErr w:type="gramStart"/>
-      <w:r>
-        <w:t>с</w:t>
+        <w:t xml:space="preserve"> Поэтому с</w:t>
       </w:r>
       <w:r>
         <w:t>перва</w:t>
       </w:r>
-      <w:proofErr w:type="gramEnd"/>
       <w:r>
         <w:t xml:space="preserve"> </w:t>
       </w:r>
@@ -18212,15 +17659,7 @@
         <w:t xml:space="preserve"> быстро расправились.</w:t>
       </w:r>
       <w:r>
-        <w:t xml:space="preserve"> Хотели откупиться после того, что натворили. Как будто я не помню, как меня </w:t>
-      </w:r>
-      <w:proofErr w:type="gramStart"/>
-      <w:r>
-        <w:t>огрели</w:t>
-      </w:r>
-      <w:proofErr w:type="gramEnd"/>
-      <w:r>
-        <w:t xml:space="preserve"> за несколько шагов от родного двора. А очнулся уже </w:t>
+        <w:t xml:space="preserve"> Хотели откупиться после того, что натворили. Как будто я не помню, как меня огрели за несколько шагов от родного двора. А очнулся уже </w:t>
       </w:r>
       <w:r>
         <w:t>на «Камазе» со связанными руками и ногами. Вот смеху то было. Получили то, что заслужили, так что поделом им. Заходи</w:t>
@@ -18306,24 +17745,11 @@
       <w:r>
         <w:t xml:space="preserve"> Этот то бункер помельче </w:t>
       </w:r>
-      <w:proofErr w:type="gramStart"/>
-      <w:r>
-        <w:t>нашего</w:t>
-      </w:r>
-      <w:proofErr w:type="gramEnd"/>
-      <w:r>
-        <w:t xml:space="preserve"> </w:t>
-      </w:r>
-      <w:r>
-        <w:t xml:space="preserve">будет. Видимо, </w:t>
-      </w:r>
-      <w:proofErr w:type="gramStart"/>
-      <w:r>
-        <w:t>контрольный</w:t>
-      </w:r>
-      <w:proofErr w:type="gramEnd"/>
-      <w:r>
-        <w:t>, если судить по этим стопкам бумаг.</w:t>
+      <w:r>
+        <w:t xml:space="preserve">нашего </w:t>
+      </w:r>
+      <w:r>
+        <w:t>будет. Видимо, контрольный, если судить по этим стопкам бумаг.</w:t>
       </w:r>
       <w:r>
         <w:t xml:space="preserve"> Здесь списки всех заключённых.</w:t>
@@ -19146,11 +18572,7 @@
         <w:t xml:space="preserve"> – </w:t>
       </w:r>
       <w:r>
-        <w:t xml:space="preserve">Что? </w:t>
-      </w:r>
-      <w:proofErr w:type="gramStart"/>
-      <w:r>
-        <w:t xml:space="preserve">Да, нижний ярус чист.. </w:t>
+        <w:t xml:space="preserve">Что? Да, нижний ярус чист.. </w:t>
       </w:r>
       <w:r>
         <w:t>Спрячьте тела, чтобы наши не.. Никто не до</w:t>
@@ -19165,11 +18587,7 @@
         <w:t>,</w:t>
       </w:r>
       <w:r>
-        <w:t xml:space="preserve"> но.. Да, всё идёт по плану.</w:t>
-      </w:r>
-      <w:proofErr w:type="gramEnd"/>
-      <w:r>
-        <w:t xml:space="preserve"> Всё. Я приведу их. Только уведите сво</w:t>
+        <w:t xml:space="preserve"> но.. Да, всё идёт по плану. Всё. Я приведу их. Только уведите сво</w:t>
       </w:r>
       <w:r>
         <w:t>их</w:t>
@@ -19184,16 +18602,11 @@
         <w:t xml:space="preserve"> </w:t>
       </w:r>
       <w:r>
-        <w:t>Нет, не волну</w:t>
-      </w:r>
-      <w:proofErr w:type="gramStart"/>
-      <w:r>
-        <w:t>..</w:t>
-      </w:r>
-      <w:r>
-        <w:t xml:space="preserve"> </w:t>
-      </w:r>
-      <w:proofErr w:type="gramEnd"/>
+        <w:t>Нет, не волну..</w:t>
+      </w:r>
+      <w:r>
+        <w:t xml:space="preserve"> </w:t>
+      </w:r>
       <w:r>
         <w:t xml:space="preserve">Всё будет в порядке. Они </w:t>
       </w:r>
@@ -19615,7 +19028,6 @@
       <w:r>
         <w:t xml:space="preserve"> гостями, на третьей</w:t>
       </w:r>
-      <w:proofErr w:type="gramStart"/>
       <w:r>
         <w:t>…</w:t>
       </w:r>
@@ -19623,11 +19035,7 @@
         <w:t xml:space="preserve"> </w:t>
       </w:r>
       <w:r>
-        <w:t>А</w:t>
-      </w:r>
-      <w:proofErr w:type="gramEnd"/>
-      <w:r>
-        <w:t xml:space="preserve"> вот т</w:t>
+        <w:t>А вот т</w:t>
       </w:r>
       <w:r>
         <w:t xml:space="preserve">ретью и вовсе лучше </w:t>
@@ -19792,15 +19200,7 @@
         <w:t>о</w:t>
       </w:r>
       <w:r>
-        <w:t xml:space="preserve">бычаи и традиции взамен </w:t>
-      </w:r>
-      <w:proofErr w:type="gramStart"/>
-      <w:r>
-        <w:t>разрозненных</w:t>
-      </w:r>
-      <w:proofErr w:type="gramEnd"/>
-      <w:r>
-        <w:t xml:space="preserve"> старых</w:t>
+        <w:t>бычаи и традиции взамен разрозненных старых</w:t>
       </w:r>
       <w:r>
         <w:t>.</w:t>
@@ -20743,15 +20143,7 @@
         <w:t xml:space="preserve"> безумные авантюристы и охотники за приключениями, которым палец в рот не клади, да</w:t>
       </w:r>
       <w:r>
-        <w:t xml:space="preserve">й поучаствовать в какой-нибудь эпической истории, орды миссионеров, которые сразу же захотят распространить новые религиозные верования среди местного населения. Не говоря уже о пиратах, контрабандистах, террористах и прочей </w:t>
-      </w:r>
-      <w:proofErr w:type="gramStart"/>
-      <w:r>
-        <w:t>нечисти</w:t>
-      </w:r>
-      <w:proofErr w:type="gramEnd"/>
-      <w:r>
-        <w:t>, которой и в обитаемых системах Ангельского Пакта предостаточно.</w:t>
+        <w:t>й поучаствовать в какой-нибудь эпической истории, орды миссионеров, которые сразу же захотят распространить новые религиозные верования среди местного населения. Не говоря уже о пиратах, контрабандистах, террористах и прочей нечисти, которой и в обитаемых системах Ангельского Пакта предостаточно.</w:t>
       </w:r>
       <w:r>
         <w:t xml:space="preserve"> </w:t>
@@ -20944,15 +20336,7 @@
         <w:t>Крайне</w:t>
       </w:r>
       <w:r>
-        <w:t xml:space="preserve"> недоволен. В очередной </w:t>
-      </w:r>
-      <w:proofErr w:type="gramStart"/>
-      <w:r>
-        <w:t>раз</w:t>
-      </w:r>
-      <w:proofErr w:type="gramEnd"/>
-      <w:r>
-        <w:t xml:space="preserve"> подтолкнув </w:t>
+        <w:t xml:space="preserve"> недоволен. В очередной раз подтолкнув </w:t>
       </w:r>
       <w:r>
         <w:t xml:space="preserve">осматривающегося </w:t>
@@ -21093,13 +20477,8 @@
         <w:t xml:space="preserve"> – </w:t>
       </w:r>
       <w:r>
-        <w:t xml:space="preserve"> </w:t>
-      </w:r>
-      <w:proofErr w:type="gramStart"/>
-      <w:r>
-        <w:t>Небось</w:t>
-      </w:r>
-      <w:proofErr w:type="gramEnd"/>
+        <w:t xml:space="preserve"> Небось</w:t>
+      </w:r>
       <w:r>
         <w:t>,</w:t>
       </w:r>
@@ -21137,15 +20516,7 @@
         <w:t xml:space="preserve"> расслышал</w:t>
       </w:r>
       <w:r>
-        <w:t xml:space="preserve">, но </w:t>
-      </w:r>
-      <w:proofErr w:type="gramStart"/>
-      <w:r>
-        <w:t>всё</w:t>
-      </w:r>
-      <w:proofErr w:type="gramEnd"/>
-      <w:r>
-        <w:t xml:space="preserve"> же </w:t>
+        <w:t xml:space="preserve">, но всё же </w:t>
       </w:r>
       <w:r>
         <w:t>кивнул</w:t>
@@ -21322,15 +20693,7 @@
         <w:t xml:space="preserve">бы </w:t>
       </w:r>
       <w:r>
-        <w:t xml:space="preserve">кипятком </w:t>
-      </w:r>
-      <w:proofErr w:type="gramStart"/>
-      <w:r>
-        <w:t>огрело</w:t>
-      </w:r>
-      <w:proofErr w:type="gramEnd"/>
-      <w:r>
-        <w:t xml:space="preserve">. Он </w:t>
+        <w:t xml:space="preserve">кипятком огрело. Он </w:t>
       </w:r>
       <w:r>
         <w:t>резко развернулся,</w:t>
@@ -21534,15 +20897,7 @@
         <w:t xml:space="preserve">охотников. </w:t>
       </w:r>
       <w:r>
-        <w:t xml:space="preserve">Тоже охотятся за себе </w:t>
-      </w:r>
-      <w:proofErr w:type="gramStart"/>
-      <w:r>
-        <w:t>подобными</w:t>
-      </w:r>
-      <w:proofErr w:type="gramEnd"/>
-      <w:r>
-        <w:t xml:space="preserve"> и сажают их в клет</w:t>
+        <w:t>Тоже охотятся за себе подобными и сажают их в клет</w:t>
       </w:r>
       <w:r>
         <w:t>к</w:t>
@@ -21560,13 +20915,8 @@
         <w:t>Этим вот</w:t>
       </w:r>
       <w:r>
-        <w:t xml:space="preserve"> </w:t>
-      </w:r>
-      <w:proofErr w:type="gramStart"/>
-      <w:r>
-        <w:t>бедолагам</w:t>
-      </w:r>
-      <w:proofErr w:type="gramEnd"/>
+        <w:t xml:space="preserve"> бедолагам</w:t>
+      </w:r>
       <w:r>
         <w:t xml:space="preserve">, - </w:t>
       </w:r>
@@ -21631,15 +20981,7 @@
         <w:t>одхватил</w:t>
       </w:r>
       <w:r>
-        <w:t xml:space="preserve"> невнятно </w:t>
-      </w:r>
-      <w:proofErr w:type="gramStart"/>
-      <w:r>
-        <w:t>бормочущего</w:t>
-      </w:r>
-      <w:proofErr w:type="gramEnd"/>
-      <w:r>
-        <w:t xml:space="preserve"> </w:t>
+        <w:t xml:space="preserve"> невнятно бормочущего </w:t>
       </w:r>
       <w:r>
         <w:t xml:space="preserve">Джеффа под плечо и </w:t>
@@ -21933,13 +21275,8 @@
       <w:r>
         <w:t xml:space="preserve"> - голос </w:t>
       </w:r>
-      <w:proofErr w:type="gramStart"/>
-      <w:r>
-        <w:t>задумчивого</w:t>
-      </w:r>
-      <w:proofErr w:type="gramEnd"/>
-      <w:r>
-        <w:t xml:space="preserve"> </w:t>
+      <w:r>
+        <w:t xml:space="preserve">задумчивого </w:t>
       </w:r>
       <w:r>
         <w:t>альвара вновь стал совершенно неразборчивым, -</w:t>
@@ -22158,15 +21495,7 @@
         <w:t>ь</w:t>
       </w:r>
       <w:r>
-        <w:t xml:space="preserve"> </w:t>
-      </w:r>
-      <w:proofErr w:type="gramStart"/>
-      <w:r>
-        <w:t>с</w:t>
-      </w:r>
-      <w:proofErr w:type="gramEnd"/>
-      <w:r>
-        <w:t xml:space="preserve"> </w:t>
+        <w:t xml:space="preserve"> с </w:t>
       </w:r>
       <w:r>
         <w:t xml:space="preserve">шлюзовой </w:t>
@@ -22455,15 +21784,7 @@
       </w:r>
       <w:r>
         <w:lastRenderedPageBreak/>
-        <w:t xml:space="preserve">корабля, то и дело соскакивая </w:t>
-      </w:r>
-      <w:proofErr w:type="gramStart"/>
-      <w:r>
-        <w:t>с</w:t>
-      </w:r>
-      <w:proofErr w:type="gramEnd"/>
-      <w:r>
-        <w:t xml:space="preserve"> шлюзово</w:t>
+        <w:t>корабля, то и дело соскакивая с шлюзово</w:t>
       </w:r>
       <w:r>
         <w:t>й платформы</w:t>
@@ -22775,15 +22096,7 @@
         <w:t>Не менее десятка радиосигналов так и остались нераспознанными</w:t>
       </w:r>
       <w:r>
-        <w:t xml:space="preserve">. Ни за </w:t>
-      </w:r>
-      <w:proofErr w:type="gramStart"/>
-      <w:r>
-        <w:t>что бы не</w:t>
-      </w:r>
-      <w:proofErr w:type="gramEnd"/>
-      <w:r>
-        <w:t xml:space="preserve"> подумал, что мой МК неспособен справиться с</w:t>
+        <w:t>. Ни за что бы не подумал, что мой МК неспособен справиться с</w:t>
       </w:r>
       <w:r>
         <w:t xml:space="preserve"> подобной</w:t>
@@ -22795,15 +22108,7 @@
         <w:t xml:space="preserve">Ахиллес-3, </w:t>
       </w:r>
       <w:r>
-        <w:t xml:space="preserve">казалось </w:t>
-      </w:r>
-      <w:proofErr w:type="gramStart"/>
-      <w:r>
-        <w:t>бы</w:t>
-      </w:r>
-      <w:proofErr w:type="gramEnd"/>
-      <w:r>
-        <w:t xml:space="preserve"> </w:t>
+        <w:t xml:space="preserve">казалось бы </w:t>
       </w:r>
       <w:r>
         <w:t xml:space="preserve">заброшенную планету </w:t>
@@ -22845,15 +22150,7 @@
         <w:t>прямиком по</w:t>
       </w:r>
       <w:r>
-        <w:t xml:space="preserve">среди земель </w:t>
-      </w:r>
-      <w:proofErr w:type="gramStart"/>
-      <w:r>
-        <w:t>крайне агрессивных</w:t>
-      </w:r>
-      <w:proofErr w:type="gramEnd"/>
-      <w:r>
-        <w:t xml:space="preserve"> Вольных Народов.</w:t>
+        <w:t>среди земель крайне агрессивных Вольных Народов.</w:t>
       </w:r>
       <w:r>
         <w:t xml:space="preserve"> Знаешь, почему мы дали е</w:t>
@@ -22889,15 +22186,7 @@
         <w:t xml:space="preserve"> </w:t>
       </w:r>
       <w:r>
-        <w:t xml:space="preserve">Вмиг устроят цивилизацию даже там, где </w:t>
-      </w:r>
-      <w:proofErr w:type="gramStart"/>
-      <w:r>
-        <w:t>её</w:t>
-      </w:r>
-      <w:proofErr w:type="gramEnd"/>
-      <w:r>
-        <w:t xml:space="preserve"> и быть не может. </w:t>
+        <w:t xml:space="preserve">Вмиг устроят цивилизацию даже там, где её и быть не может. </w:t>
       </w:r>
       <w:r>
         <w:t xml:space="preserve">Представляешь, </w:t>
@@ -23169,13 +22458,8 @@
       <w:r>
         <w:t xml:space="preserve">ла на прощание несколько слов </w:t>
       </w:r>
-      <w:proofErr w:type="gramStart"/>
-      <w:r>
-        <w:t>окружившим</w:t>
-      </w:r>
-      <w:proofErr w:type="gramEnd"/>
-      <w:r>
-        <w:t xml:space="preserve"> </w:t>
+      <w:r>
+        <w:t xml:space="preserve">окружившим </w:t>
       </w:r>
       <w:r>
         <w:t>«Прожорливого»</w:t>
@@ -23208,29 +22492,13 @@
         <w:t>ушли</w:t>
       </w:r>
       <w:r>
-        <w:t xml:space="preserve"> </w:t>
-      </w:r>
-      <w:proofErr w:type="gramStart"/>
-      <w:r>
-        <w:t>к</w:t>
-      </w:r>
-      <w:proofErr w:type="gramEnd"/>
-      <w:r>
-        <w:t xml:space="preserve"> двигательной. Хоть и без особого желания,</w:t>
+        <w:t xml:space="preserve"> к двигательной. Хоть и без особого желания,</w:t>
       </w:r>
       <w:r>
         <w:t xml:space="preserve"> едва ли перебирая копытами,</w:t>
       </w:r>
       <w:r>
-        <w:t xml:space="preserve"> но </w:t>
-      </w:r>
-      <w:proofErr w:type="gramStart"/>
-      <w:r>
-        <w:t>всё</w:t>
-      </w:r>
-      <w:proofErr w:type="gramEnd"/>
-      <w:r>
-        <w:t xml:space="preserve"> же</w:t>
+        <w:t xml:space="preserve"> но всё же</w:t>
       </w:r>
       <w:r>
         <w:t xml:space="preserve"> ш</w:t>
@@ -23315,15 +22583,7 @@
         <w:t xml:space="preserve"> всё твердит, что на подобные</w:t>
       </w:r>
       <w:r>
-        <w:t xml:space="preserve"> излишества сре</w:t>
-      </w:r>
-      <w:proofErr w:type="gramStart"/>
-      <w:r>
-        <w:t>дств в к</w:t>
-      </w:r>
-      <w:proofErr w:type="gramEnd"/>
-      <w:r>
-        <w:t>азне</w:t>
+        <w:t xml:space="preserve"> излишества средств в казне</w:t>
       </w:r>
       <w:r>
         <w:t xml:space="preserve"> «Смотрителя»</w:t>
@@ -23431,15 +22691,7 @@
         <w:t>гости проникнут в святую святых «Смотрителя».</w:t>
       </w:r>
       <w:r>
-        <w:t xml:space="preserve"> То и </w:t>
-      </w:r>
-      <w:proofErr w:type="gramStart"/>
-      <w:r>
-        <w:t>дело</w:t>
-      </w:r>
-      <w:proofErr w:type="gramEnd"/>
-      <w:r>
-        <w:t xml:space="preserve"> по</w:t>
+        <w:t xml:space="preserve"> То и дело по</w:t>
       </w:r>
       <w:r>
         <w:t>гляды</w:t>
@@ -23751,13 +23003,8 @@
         <w:t xml:space="preserve"> это время</w:t>
       </w:r>
       <w:r>
-        <w:t xml:space="preserve"> </w:t>
-      </w:r>
-      <w:proofErr w:type="gramStart"/>
-      <w:r>
-        <w:t>они</w:t>
-      </w:r>
-      <w:proofErr w:type="gramEnd"/>
+        <w:t xml:space="preserve"> они</w:t>
+      </w:r>
       <w:r>
         <w:t xml:space="preserve"> </w:t>
       </w:r>
@@ -23807,15 +23054,7 @@
         <w:t>Т</w:t>
       </w:r>
       <w:r>
-        <w:t xml:space="preserve">ехникам удалось справиться </w:t>
-      </w:r>
-      <w:proofErr w:type="gramStart"/>
-      <w:r>
-        <w:t>с</w:t>
-      </w:r>
-      <w:proofErr w:type="gramEnd"/>
-      <w:r>
-        <w:t xml:space="preserve"> перегретым джампером</w:t>
+        <w:t>ехникам удалось справиться с перегретым джампером</w:t>
       </w:r>
       <w:r>
         <w:t>.</w:t>
@@ -23833,15 +23072,7 @@
         <w:t xml:space="preserve">сберегла </w:t>
       </w:r>
       <w:r>
-        <w:t xml:space="preserve">их от </w:t>
-      </w:r>
-      <w:proofErr w:type="gramStart"/>
-      <w:r>
-        <w:t>душещипательных</w:t>
-      </w:r>
-      <w:proofErr w:type="gramEnd"/>
-      <w:r>
-        <w:t xml:space="preserve"> </w:t>
+        <w:t xml:space="preserve">их от душещипательных </w:t>
       </w:r>
       <w:r>
         <w:t>последствий</w:t>
@@ -23880,15 +23111,7 @@
         <w:t>.</w:t>
       </w:r>
       <w:r>
-        <w:t xml:space="preserve"> Несколько пятен расплавленного жидкого металла таки застыли под ногами техников, а внешний вид экрана и вовсе вызывал беспокойство, но техники </w:t>
-      </w:r>
-      <w:proofErr w:type="gramStart"/>
-      <w:r>
-        <w:t>тут</w:t>
-      </w:r>
-      <w:proofErr w:type="gramEnd"/>
-      <w:r>
-        <w:t xml:space="preserve"> же принялись за работу, чтобы восстановить его прежде, чем он вновь понадобится.</w:t>
+        <w:t xml:space="preserve"> Несколько пятен расплавленного жидкого металла таки застыли под ногами техников, а внешний вид экрана и вовсе вызывал беспокойство, но техники тут же принялись за работу, чтобы восстановить его прежде, чем он вновь понадобится.</w:t>
       </w:r>
       <w:r>
         <w:t xml:space="preserve"> Скамп</w:t>
@@ -24134,13 +23357,8 @@
       <w:r>
         <w:t xml:space="preserve"> – Над </w:t>
       </w:r>
-      <w:proofErr w:type="gramStart"/>
-      <w:r>
-        <w:t>хрупким</w:t>
-      </w:r>
-      <w:proofErr w:type="gramEnd"/>
-      <w:r>
-        <w:t xml:space="preserve"> и </w:t>
+      <w:r>
+        <w:t xml:space="preserve">хрупким и </w:t>
       </w:r>
       <w:r>
         <w:t>щуплым</w:t>
@@ -24284,15 +23502,7 @@
         <w:ind w:firstLine="708"/>
       </w:pPr>
       <w:r>
-        <w:t xml:space="preserve">- Так это </w:t>
-      </w:r>
-      <w:proofErr w:type="gramStart"/>
-      <w:r>
-        <w:t>твоя</w:t>
-      </w:r>
-      <w:proofErr w:type="gramEnd"/>
-      <w:r>
-        <w:t xml:space="preserve"> само…</w:t>
+        <w:t>- Так это твоя само…</w:t>
       </w:r>
     </w:p>
     <w:p>
@@ -24349,15 +23559,7 @@
         <w:t xml:space="preserve">из-подо лба </w:t>
       </w:r>
       <w:r>
-        <w:t xml:space="preserve">взглянул </w:t>
-      </w:r>
-      <w:proofErr w:type="gramStart"/>
-      <w:r>
-        <w:t>на</w:t>
-      </w:r>
-      <w:proofErr w:type="gramEnd"/>
-      <w:r>
-        <w:t xml:space="preserve"> </w:t>
+        <w:t xml:space="preserve">взглянул на </w:t>
       </w:r>
       <w:r>
         <w:t xml:space="preserve">уходящего вдаль </w:t>
@@ -24414,15 +23616,7 @@
         <w:t>, да и потом особого покоя не давали,</w:t>
       </w:r>
       <w:r>
-        <w:t xml:space="preserve"> постоянно </w:t>
-      </w:r>
-      <w:proofErr w:type="gramStart"/>
-      <w:r>
-        <w:t>задирая</w:t>
-      </w:r>
-      <w:proofErr w:type="gramEnd"/>
-      <w:r>
-        <w:t xml:space="preserve"> голову кверху</w:t>
+        <w:t xml:space="preserve"> постоянно задирая голову кверху</w:t>
       </w:r>
       <w:r>
         <w:t xml:space="preserve">, </w:t>
@@ -24434,15 +23628,7 @@
         <w:t xml:space="preserve"> </w:t>
       </w:r>
       <w:r>
-        <w:t xml:space="preserve">Не </w:t>
-      </w:r>
-      <w:proofErr w:type="gramStart"/>
-      <w:r>
-        <w:t>хотелось</w:t>
-      </w:r>
-      <w:proofErr w:type="gramEnd"/>
-      <w:r>
-        <w:t xml:space="preserve"> бы столкнуться с ним с глазу на глаз.</w:t>
+        <w:t>Не хотелось бы столкнуться с ним с глазу на глаз.</w:t>
       </w:r>
       <w:r>
         <w:t xml:space="preserve"> </w:t>
@@ -24472,13 +23658,8 @@
         <w:t>ой формы</w:t>
       </w:r>
       <w:r>
-        <w:t xml:space="preserve"> беспросветно </w:t>
-      </w:r>
-      <w:proofErr w:type="gramStart"/>
-      <w:r>
-        <w:t>чёрный</w:t>
-      </w:r>
-      <w:proofErr w:type="gramEnd"/>
+        <w:t xml:space="preserve"> беспросветно чёрный</w:t>
+      </w:r>
       <w:r>
         <w:t xml:space="preserve"> панцырь, казалось бы, н</w:t>
       </w:r>
@@ -24537,15 +23718,7 @@
         <w:t xml:space="preserve">, не говоря о том, чтобы </w:t>
       </w:r>
       <w:r>
-        <w:t xml:space="preserve">иметь </w:t>
-      </w:r>
-      <w:proofErr w:type="gramStart"/>
-      <w:r>
-        <w:t>возможность</w:t>
-      </w:r>
-      <w:proofErr w:type="gramEnd"/>
-      <w:r>
-        <w:t xml:space="preserve"> вырасти до космической эры и </w:t>
+        <w:t xml:space="preserve">иметь возможность вырасти до космической эры и </w:t>
       </w:r>
       <w:r>
         <w:t>покорить бескрайние космические пространства</w:t>
@@ -24560,15 +23733,7 @@
         <w:t xml:space="preserve"> же</w:t>
       </w:r>
       <w:r>
-        <w:t xml:space="preserve">, </w:t>
-      </w:r>
-      <w:proofErr w:type="gramStart"/>
-      <w:r>
-        <w:t>вот</w:t>
-      </w:r>
-      <w:proofErr w:type="gramEnd"/>
-      <w:r>
-        <w:t xml:space="preserve"> оно, живое, прямо перед ним. И всё по</w:t>
+        <w:t>, вот оно, живое, прямо перед ним. И всё по</w:t>
       </w:r>
       <w:r>
         <w:t xml:space="preserve"> </w:t>
@@ -24835,13 +24000,8 @@
         <w:t>лишь бы</w:t>
       </w:r>
       <w:r>
-        <w:t xml:space="preserve"> происходящее </w:t>
-      </w:r>
-      <w:proofErr w:type="gramStart"/>
-      <w:r>
-        <w:t>безумие</w:t>
-      </w:r>
-      <w:proofErr w:type="gramEnd"/>
+        <w:t xml:space="preserve"> происходящее безумие</w:t>
+      </w:r>
       <w:r>
         <w:t xml:space="preserve"> наконец закончилось</w:t>
       </w:r>
@@ -24981,13 +24141,8 @@
       <w:r>
         <w:t xml:space="preserve">бездумно </w:t>
       </w:r>
-      <w:proofErr w:type="gramStart"/>
-      <w:r>
-        <w:t>кочующих</w:t>
-      </w:r>
-      <w:proofErr w:type="gramEnd"/>
-      <w:r>
-        <w:t xml:space="preserve"> гроннов </w:t>
+      <w:r>
+        <w:t xml:space="preserve">кочующих гроннов </w:t>
       </w:r>
       <w:r>
         <w:t xml:space="preserve">мечтали </w:t>
@@ -25259,13 +24414,8 @@
       <w:r>
         <w:t xml:space="preserve">о им </w:t>
       </w:r>
-      <w:proofErr w:type="gramStart"/>
-      <w:r>
-        <w:t>всё</w:t>
-      </w:r>
-      <w:proofErr w:type="gramEnd"/>
-      <w:r>
-        <w:t xml:space="preserve"> же </w:t>
+      <w:r>
+        <w:t xml:space="preserve">всё же </w:t>
       </w:r>
       <w:r>
         <w:t>повезло остаться в живых и найти</w:t>
@@ -25367,15 +24517,7 @@
         <w:t>воткнуть</w:t>
       </w:r>
       <w:r>
-        <w:t>. Брр</w:t>
-      </w:r>
-      <w:proofErr w:type="gramStart"/>
-      <w:r>
-        <w:t xml:space="preserve">.. </w:t>
-      </w:r>
-      <w:proofErr w:type="gramEnd"/>
-      <w:r>
-        <w:t>Пусть идёт</w:t>
+        <w:t>. Брр.. Пусть идёт</w:t>
       </w:r>
       <w:r>
         <w:t>, больно он мне нужен</w:t>
@@ -25453,15 +24595,7 @@
         <w:t xml:space="preserve"> А то в прошлый раз Такеши пришлось всю двигательную на уши ставить, чтобы его усмирить. Гронны и в мирное время не слишком-то дружелюбные существа, а уж если раздражены, - к ним лучше не подходить. Помяни моё слово.</w:t>
       </w:r>
       <w:r>
-        <w:t xml:space="preserve"> Так-с, на чём мы остановились? </w:t>
-      </w:r>
-      <w:proofErr w:type="spellStart"/>
-      <w:r>
-        <w:t>Джа</w:t>
-      </w:r>
-      <w:proofErr w:type="spellEnd"/>
-      <w:r>
-        <w:t>…</w:t>
+        <w:t xml:space="preserve"> Так-с, на чём мы остановились? Джа…</w:t>
       </w:r>
     </w:p>
     <w:p>
@@ -25624,15 +24758,7 @@
         <w:t>не замечали.</w:t>
       </w:r>
       <w:r>
-        <w:t xml:space="preserve"> Зато теперь наших </w:t>
-      </w:r>
-      <w:proofErr w:type="gramStart"/>
-      <w:r>
-        <w:t>инженеров</w:t>
-      </w:r>
-      <w:proofErr w:type="gramEnd"/>
-      <w:r>
-        <w:t xml:space="preserve"> хоть ракеты строить посылай. – Повращал в руках замечательный образец чего-то… неизвестного назначения. К счастью, альвар тут же объяснил, что это за штуковина и для чего она нужна. –  </w:t>
+        <w:t xml:space="preserve"> Зато теперь наших инженеров хоть ракеты строить посылай. – Повращал в руках замечательный образец чего-то… неизвестного назначения. К счастью, альвар тут же объяснил, что это за штуковина и для чего она нужна. –  </w:t>
       </w:r>
       <w:r>
         <w:t>Вот, полноценно действующий модуль для голографической карты военного корабля. Испытать бы его в рабочих условия</w:t>
@@ -25887,235 +25013,219 @@
         <w:t>Интересно, как поживает моя родня в Эбеншторме? Давненько я там не был.</w:t>
       </w:r>
       <w:r>
-        <w:t xml:space="preserve"> </w:t>
-      </w:r>
-      <w:proofErr w:type="gramStart"/>
+        <w:t xml:space="preserve"> Н</w:t>
+      </w:r>
+      <w:r>
+        <w:t>е</w:t>
+      </w:r>
+      <w:r>
+        <w:t xml:space="preserve">бось, до сих пор </w:t>
+      </w:r>
+      <w:r>
+        <w:t xml:space="preserve">никак </w:t>
+      </w:r>
+      <w:r>
+        <w:t xml:space="preserve">не могут решиться с переездом. Всё время твержу им, что в этом </w:t>
+      </w:r>
+      <w:r>
+        <w:t xml:space="preserve">беспросветном и </w:t>
+      </w:r>
+      <w:r>
+        <w:t>пыльном городе нечем дышать,</w:t>
+      </w:r>
+      <w:r>
+        <w:t xml:space="preserve"> что стоит переехать куда-нибудь поближе к Колыбели, где и воздух </w:t>
+      </w:r>
+      <w:r>
+        <w:t xml:space="preserve">гораздо </w:t>
+      </w:r>
+      <w:r>
+        <w:t xml:space="preserve">чище, и </w:t>
+      </w:r>
+      <w:r>
+        <w:t xml:space="preserve">шумных </w:t>
+      </w:r>
+      <w:r>
+        <w:t xml:space="preserve">сильфов </w:t>
+      </w:r>
+      <w:r>
+        <w:t>существенно</w:t>
+      </w:r>
+      <w:r>
+        <w:t xml:space="preserve"> </w:t>
+      </w:r>
+      <w:r>
+        <w:t>меньше,</w:t>
+      </w:r>
+      <w:r>
+        <w:t xml:space="preserve"> а они всё нивкакую. Говорят, никуда не уедут из родных земель, пусть </w:t>
+      </w:r>
+      <w:r>
+        <w:t xml:space="preserve">хоть </w:t>
+      </w:r>
+      <w:r>
+        <w:t>сами ренегаты возьмут власть в городе в свои руки.</w:t>
+      </w:r>
+      <w:r>
+        <w:t xml:space="preserve"> Как </w:t>
+      </w:r>
+      <w:r>
+        <w:t>все эти сильфы</w:t>
+      </w:r>
+      <w:r>
+        <w:t xml:space="preserve"> умудряются </w:t>
+      </w:r>
+      <w:r>
+        <w:t>выжива</w:t>
+      </w:r>
+      <w:r>
+        <w:t>ть в</w:t>
+      </w:r>
+      <w:r>
+        <w:t xml:space="preserve"> </w:t>
+      </w:r>
+      <w:r>
+        <w:t xml:space="preserve">высокотехнологичных трущобах, в которых </w:t>
+      </w:r>
+      <w:r>
+        <w:t>и н</w:t>
+      </w:r>
+      <w:r>
+        <w:t>огу</w:t>
+      </w:r>
+      <w:r>
+        <w:t xml:space="preserve"> то толком</w:t>
+      </w:r>
+      <w:r>
+        <w:t xml:space="preserve"> поставить</w:t>
+      </w:r>
+      <w:r>
+        <w:t xml:space="preserve"> негде</w:t>
+      </w:r>
+      <w:r>
+        <w:t xml:space="preserve">, ума не приложу. </w:t>
+      </w:r>
+      <w:r>
+        <w:t>Я сам едва ли месяц</w:t>
+      </w:r>
+      <w:r>
+        <w:t xml:space="preserve"> там</w:t>
+      </w:r>
+      <w:r>
+        <w:t xml:space="preserve"> выдержал, а потом снова </w:t>
+      </w:r>
+      <w:r>
+        <w:t xml:space="preserve">в Омикрон, </w:t>
+      </w:r>
+      <w:r>
+        <w:t>на «Зенит» и на орбиту. Вот где</w:t>
+      </w:r>
+      <w:r>
+        <w:t xml:space="preserve"> самая </w:t>
+      </w:r>
+      <w:r>
+        <w:t xml:space="preserve">настоящая свобода, а не в </w:t>
+      </w:r>
+      <w:r>
+        <w:t>сокрытом едкими туманами</w:t>
+      </w:r>
+      <w:r>
+        <w:t xml:space="preserve"> перенаселённом городе, в котором и на пятидесятом этаже не продохнёшь. </w:t>
+      </w:r>
+      <w:r>
+        <w:t>Разве могло быть иначе</w:t>
+      </w:r>
+      <w:r>
+        <w:t>,</w:t>
+      </w:r>
+      <w:r>
+        <w:t xml:space="preserve"> принимая во внимание эти</w:t>
+      </w:r>
+      <w:r>
+        <w:t xml:space="preserve"> сорок миллионов сильфов, заполнивши</w:t>
+      </w:r>
+      <w:r>
+        <w:t>х</w:t>
+      </w:r>
+      <w:r>
+        <w:t xml:space="preserve"> </w:t>
+      </w:r>
+      <w:r>
+        <w:t xml:space="preserve">все </w:t>
+      </w:r>
+      <w:r>
+        <w:t xml:space="preserve">хаотично застроенные башни, узкие </w:t>
+      </w:r>
+      <w:r>
+        <w:t>улицы и мостовые</w:t>
+      </w:r>
+      <w:r>
+        <w:t xml:space="preserve"> площадки</w:t>
+      </w:r>
+      <w:r>
+        <w:t xml:space="preserve">, </w:t>
+      </w:r>
+      <w:r>
+        <w:t>постоянно снующи</w:t>
+      </w:r>
+      <w:r>
+        <w:t>х</w:t>
+      </w:r>
+      <w:r>
+        <w:t xml:space="preserve"> туда-сюда </w:t>
+      </w:r>
+      <w:r>
+        <w:t xml:space="preserve">правоохранительных </w:t>
+      </w:r>
+      <w:r>
+        <w:t>дрон</w:t>
+      </w:r>
+      <w:r>
+        <w:t>ов</w:t>
+      </w:r>
+      <w:r>
+        <w:t xml:space="preserve">, </w:t>
+      </w:r>
+      <w:r>
+        <w:t xml:space="preserve">старую и ржавую рухлядь, вроде </w:t>
+      </w:r>
+      <w:r>
+        <w:t>гравикар</w:t>
+      </w:r>
+      <w:r>
+        <w:t>ов</w:t>
+      </w:r>
+      <w:r>
+        <w:t xml:space="preserve"> и гравискутер</w:t>
+      </w:r>
+      <w:r>
+        <w:t>ов, о производителях которых все уже давным-давно забыли</w:t>
+      </w:r>
+      <w:r>
+        <w:t>.</w:t>
+      </w:r>
+      <w:r>
+        <w:t xml:space="preserve"> </w:t>
+      </w:r>
       <w:r>
         <w:t>Н</w:t>
       </w:r>
       <w:r>
+        <w:t>е говоря уже о назойливых гипертрейнах, которые спать по ночам не дают.</w:t>
+      </w:r>
+      <w:r>
+        <w:t xml:space="preserve"> Представляете, одна из центральных веток</w:t>
+      </w:r>
+      <w:r>
+        <w:t xml:space="preserve">, по которым бороздят </w:t>
+      </w:r>
+      <w:r>
+        <w:t>эти дьявольски</w:t>
+      </w:r>
+      <w:r>
         <w:t>е</w:t>
       </w:r>
       <w:r>
-        <w:t>бось</w:t>
-      </w:r>
-      <w:proofErr w:type="gramEnd"/>
-      <w:r>
-        <w:t xml:space="preserve">, до сих пор </w:t>
-      </w:r>
-      <w:r>
-        <w:t xml:space="preserve">никак </w:t>
-      </w:r>
-      <w:r>
-        <w:t xml:space="preserve">не могут решиться с переездом. Всё время твержу им, что в этом </w:t>
-      </w:r>
-      <w:r>
-        <w:t xml:space="preserve">беспросветном и </w:t>
-      </w:r>
-      <w:r>
-        <w:t>пыльном городе нечем дышать,</w:t>
-      </w:r>
-      <w:r>
-        <w:t xml:space="preserve"> что стоит переехать куда-нибудь поближе к Колыбели, где и воздух </w:t>
-      </w:r>
-      <w:r>
-        <w:t xml:space="preserve">гораздо </w:t>
-      </w:r>
-      <w:r>
-        <w:t xml:space="preserve">чище, и </w:t>
-      </w:r>
-      <w:r>
-        <w:t xml:space="preserve">шумных </w:t>
-      </w:r>
-      <w:r>
-        <w:t xml:space="preserve">сильфов </w:t>
-      </w:r>
-      <w:r>
-        <w:t>существенно</w:t>
-      </w:r>
-      <w:r>
-        <w:t xml:space="preserve"> </w:t>
-      </w:r>
-      <w:r>
-        <w:t>меньше,</w:t>
-      </w:r>
-      <w:r>
-        <w:t xml:space="preserve"> а они всё нивкакую. Говорят, никуда не уедут из родных земель, пусть </w:t>
-      </w:r>
-      <w:r>
-        <w:t xml:space="preserve">хоть </w:t>
-      </w:r>
-      <w:r>
-        <w:t>сами ренегаты возьмут власть в городе в свои руки.</w:t>
-      </w:r>
-      <w:r>
-        <w:t xml:space="preserve"> Как </w:t>
-      </w:r>
-      <w:r>
-        <w:t>все эти сильфы</w:t>
-      </w:r>
-      <w:r>
-        <w:t xml:space="preserve"> умудряются </w:t>
-      </w:r>
-      <w:r>
-        <w:t>выжива</w:t>
-      </w:r>
-      <w:r>
-        <w:t>ть в</w:t>
-      </w:r>
-      <w:r>
-        <w:t xml:space="preserve"> </w:t>
-      </w:r>
-      <w:r>
-        <w:t xml:space="preserve">высокотехнологичных трущобах, в которых </w:t>
-      </w:r>
-      <w:r>
-        <w:t>и н</w:t>
-      </w:r>
-      <w:r>
-        <w:t>огу</w:t>
-      </w:r>
-      <w:r>
-        <w:t xml:space="preserve"> то толком</w:t>
-      </w:r>
-      <w:r>
-        <w:t xml:space="preserve"> поставить</w:t>
-      </w:r>
-      <w:r>
-        <w:t xml:space="preserve"> негде</w:t>
-      </w:r>
-      <w:r>
-        <w:t xml:space="preserve">, ума не приложу. </w:t>
-      </w:r>
-      <w:r>
-        <w:t>Я сам едва ли месяц</w:t>
-      </w:r>
-      <w:r>
-        <w:t xml:space="preserve"> там</w:t>
-      </w:r>
-      <w:r>
-        <w:t xml:space="preserve"> выдержал, а потом снова </w:t>
-      </w:r>
-      <w:r>
-        <w:t xml:space="preserve">в Омикрон, </w:t>
-      </w:r>
-      <w:r>
-        <w:t>на «Зенит» и на орбиту. Вот где</w:t>
-      </w:r>
-      <w:r>
-        <w:t xml:space="preserve"> самая </w:t>
-      </w:r>
-      <w:r>
-        <w:t xml:space="preserve">настоящая свобода, а не в </w:t>
-      </w:r>
-      <w:r>
-        <w:t>сокрытом едкими туманами</w:t>
-      </w:r>
-      <w:r>
-        <w:t xml:space="preserve"> перенаселённом городе, в котором и на пятидесятом этаже не продохнёшь. </w:t>
-      </w:r>
-      <w:r>
-        <w:t>Разве могло быть иначе</w:t>
-      </w:r>
-      <w:r>
-        <w:t>,</w:t>
-      </w:r>
-      <w:r>
-        <w:t xml:space="preserve"> принимая во внимание эти</w:t>
-      </w:r>
-      <w:r>
-        <w:t xml:space="preserve"> сорок миллионов сильфов, заполнивши</w:t>
-      </w:r>
-      <w:r>
-        <w:t>х</w:t>
-      </w:r>
-      <w:r>
-        <w:t xml:space="preserve"> </w:t>
-      </w:r>
-      <w:r>
-        <w:t xml:space="preserve">все </w:t>
-      </w:r>
-      <w:r>
-        <w:t xml:space="preserve">хаотично застроенные башни, узкие </w:t>
-      </w:r>
-      <w:r>
-        <w:t>улицы и мостовые</w:t>
-      </w:r>
-      <w:r>
-        <w:t xml:space="preserve"> площадки</w:t>
-      </w:r>
-      <w:r>
-        <w:t xml:space="preserve">, </w:t>
-      </w:r>
-      <w:r>
-        <w:t>постоянно снующи</w:t>
-      </w:r>
-      <w:r>
-        <w:t>х</w:t>
-      </w:r>
-      <w:r>
-        <w:t xml:space="preserve"> туда-сюда </w:t>
-      </w:r>
-      <w:r>
-        <w:t xml:space="preserve">правоохранительных </w:t>
-      </w:r>
-      <w:r>
-        <w:t>дрон</w:t>
-      </w:r>
-      <w:r>
-        <w:t>ов</w:t>
-      </w:r>
-      <w:r>
-        <w:t xml:space="preserve">, </w:t>
-      </w:r>
-      <w:r>
-        <w:t xml:space="preserve">старую и ржавую рухлядь, вроде </w:t>
-      </w:r>
-      <w:r>
-        <w:t>гравикар</w:t>
-      </w:r>
-      <w:r>
-        <w:t>ов</w:t>
-      </w:r>
-      <w:r>
-        <w:t xml:space="preserve"> и гравискутер</w:t>
-      </w:r>
-      <w:r>
-        <w:t>ов, о производителях которых все уже давным-давно забыли</w:t>
-      </w:r>
-      <w:r>
-        <w:t>.</w:t>
-      </w:r>
-      <w:r>
-        <w:t xml:space="preserve"> </w:t>
-      </w:r>
-      <w:r>
-        <w:t>Н</w:t>
-      </w:r>
-      <w:r>
-        <w:t xml:space="preserve">е говоря уже о </w:t>
-      </w:r>
-      <w:proofErr w:type="gramStart"/>
-      <w:r>
-        <w:t>назойливых</w:t>
-      </w:r>
-      <w:proofErr w:type="gramEnd"/>
-      <w:r>
-        <w:t xml:space="preserve"> гипертрейнах, которые спать по ночам не дают.</w:t>
-      </w:r>
-      <w:r>
-        <w:t xml:space="preserve"> Представляете, одна из центральных веток</w:t>
-      </w:r>
-      <w:r>
-        <w:t xml:space="preserve">, по которым бороздят </w:t>
-      </w:r>
-      <w:r>
-        <w:t>эти дьявольски</w:t>
-      </w:r>
-      <w:r>
-        <w:t>е</w:t>
-      </w:r>
-      <w:r>
         <w:t xml:space="preserve"> махин</w:t>
       </w:r>
       <w:r>
@@ -26125,21 +25235,13 @@
         <w:t xml:space="preserve"> проходит прямо под окнами нашей квартиры.</w:t>
       </w:r>
       <w:r>
-        <w:t xml:space="preserve"> Не-ет</w:t>
-      </w:r>
-      <w:proofErr w:type="gramStart"/>
-      <w:r>
-        <w:t>…</w:t>
-      </w:r>
-      <w:r>
-        <w:t xml:space="preserve"> </w:t>
-      </w:r>
-      <w:r>
-        <w:t>Т</w:t>
-      </w:r>
-      <w:proofErr w:type="gramEnd"/>
-      <w:r>
-        <w:t xml:space="preserve">акие места </w:t>
+        <w:t xml:space="preserve"> Не-ет…</w:t>
+      </w:r>
+      <w:r>
+        <w:t xml:space="preserve"> </w:t>
+      </w:r>
+      <w:r>
+        <w:t xml:space="preserve">Такие места </w:t>
       </w:r>
       <w:r>
         <w:t xml:space="preserve">точно </w:t>
@@ -26160,15 +25262,7 @@
         <w:t xml:space="preserve"> Никогда.</w:t>
       </w:r>
       <w:r>
-        <w:t xml:space="preserve"> Вот Натрогг или Сиград – это </w:t>
-      </w:r>
-      <w:proofErr w:type="gramStart"/>
-      <w:r>
-        <w:t>ещё</w:t>
-      </w:r>
-      <w:proofErr w:type="gramEnd"/>
-      <w:r>
-        <w:t xml:space="preserve"> куда ни шло.</w:t>
+        <w:t xml:space="preserve"> Вот Натрогг или Сиград – это ещё куда ни шло.</w:t>
       </w:r>
       <w:r>
         <w:t xml:space="preserve"> А вы знали…</w:t>
@@ -26451,13 +25545,8 @@
         <w:t xml:space="preserve">заботился о подопечных и иногда </w:t>
       </w:r>
       <w:r>
-        <w:t xml:space="preserve">наведывался в </w:t>
-      </w:r>
-      <w:proofErr w:type="gramStart"/>
-      <w:r>
-        <w:t>инженерную</w:t>
-      </w:r>
-      <w:proofErr w:type="gramEnd"/>
+        <w:t>наведывался в инженерную</w:t>
+      </w:r>
       <w:r>
         <w:t>.</w:t>
       </w:r>
@@ -26680,13 +25769,8 @@
       <w:r>
         <w:t xml:space="preserve"> многозначительно покачал головой, но </w:t>
       </w:r>
-      <w:proofErr w:type="gramStart"/>
-      <w:r>
-        <w:t>всё</w:t>
-      </w:r>
-      <w:proofErr w:type="gramEnd"/>
-      <w:r>
-        <w:t xml:space="preserve"> же </w:t>
+      <w:r>
+        <w:t xml:space="preserve">всё же </w:t>
       </w:r>
       <w:r>
         <w:t xml:space="preserve">остался доволен, </w:t>
@@ -26800,15 +25884,7 @@
         <w:t>ржавой рухлядью стай</w:t>
       </w:r>
       <w:r>
-        <w:t xml:space="preserve"> бродяг, которым палец в рот не клади, </w:t>
-      </w:r>
-      <w:proofErr w:type="gramStart"/>
-      <w:r>
-        <w:t>а</w:t>
-      </w:r>
-      <w:proofErr w:type="gramEnd"/>
-      <w:r>
-        <w:t xml:space="preserve"> то ещё отгрызут ненароком.</w:t>
+        <w:t xml:space="preserve"> бродяг, которым палец в рот не клади, а то ещё отгрызут ненароком.</w:t>
       </w:r>
       <w:r>
         <w:t xml:space="preserve"> </w:t>
@@ -26826,15 +25902,7 @@
         <w:t xml:space="preserve"> как будто мёдом намазаны.</w:t>
       </w:r>
       <w:r>
-        <w:t xml:space="preserve"> </w:t>
-      </w:r>
-      <w:proofErr w:type="gramStart"/>
-      <w:r>
-        <w:t>Небось</w:t>
-      </w:r>
-      <w:proofErr w:type="gramEnd"/>
-      <w:r>
-        <w:t xml:space="preserve">, надеются сорвать куш, </w:t>
+        <w:t xml:space="preserve"> Небось, надеются сорвать куш, </w:t>
       </w:r>
       <w:r>
         <w:t>взяв наш корабль на абордаж. Знали бы они, сколько средств осталось в казне «Смотрителя», со смеху бы лопнули.</w:t>
@@ -27030,15 +26098,7 @@
         <w:t>н</w:t>
       </w:r>
       <w:r>
-        <w:t xml:space="preserve"> затих </w:t>
-      </w:r>
-      <w:proofErr w:type="gramStart"/>
-      <w:r>
-        <w:t>так</w:t>
-      </w:r>
-      <w:proofErr w:type="gramEnd"/>
-      <w:r>
-        <w:t xml:space="preserve"> же быстро, как и возник. А вот</w:t>
+        <w:t xml:space="preserve"> затих так же быстро, как и возник. А вот</w:t>
       </w:r>
       <w:r>
         <w:t xml:space="preserve"> </w:t>
@@ -27118,13 +26178,8 @@
       <w:r>
         <w:t xml:space="preserve"> «Смотритель» - лёгкая мишень даже для </w:t>
       </w:r>
-      <w:proofErr w:type="gramStart"/>
-      <w:r>
-        <w:t>посредственного</w:t>
-      </w:r>
-      <w:proofErr w:type="gramEnd"/>
-      <w:r>
-        <w:t xml:space="preserve"> </w:t>
+      <w:r>
+        <w:t xml:space="preserve">посредственного </w:t>
       </w:r>
       <w:r>
         <w:t xml:space="preserve">вражеского фрегата, не говоря уже о крейсерах или, не дай бог, дредноутах. И никакие </w:t>
@@ -27169,15 +26224,7 @@
         <w:t>дважды подумать, прежде чем бросаться в костёр войны.</w:t>
       </w:r>
       <w:r>
-        <w:t xml:space="preserve"> – Вдалеке послышался громкий женский крик и нецензурные причитания. Из-за угла выкатилось двое кельваров, проскользнули у ног Экзибита и на полной скорости укатились в </w:t>
-      </w:r>
-      <w:proofErr w:type="gramStart"/>
-      <w:r>
-        <w:t>двигательную</w:t>
-      </w:r>
-      <w:proofErr w:type="gramEnd"/>
-      <w:r>
-        <w:t xml:space="preserve">. </w:t>
+        <w:t xml:space="preserve"> – Вдалеке послышался громкий женский крик и нецензурные причитания. Из-за угла выкатилось двое кельваров, проскользнули у ног Экзибита и на полной скорости укатились в двигательную. </w:t>
       </w:r>
       <w:r>
         <w:t xml:space="preserve">Экзибита </w:t>
@@ -27210,15 +26257,7 @@
         <w:t>нем</w:t>
       </w:r>
       <w:r>
-        <w:t xml:space="preserve">ного отступить вбок. Скамп замолк на мгновение, краем глаза провёл </w:t>
-      </w:r>
-      <w:proofErr w:type="gramStart"/>
-      <w:r>
-        <w:t>исчезающих</w:t>
-      </w:r>
-      <w:proofErr w:type="gramEnd"/>
-      <w:r>
-        <w:t xml:space="preserve"> вдали кельваров и продолжил.</w:t>
+        <w:t>ного отступить вбок. Скамп замолк на мгновение, краем глаза провёл исчезающих вдали кельваров и продолжил.</w:t>
       </w:r>
       <w:r>
         <w:t xml:space="preserve"> –</w:t>
@@ -27227,21 +26266,13 @@
         <w:t xml:space="preserve"> </w:t>
       </w:r>
       <w:r>
-        <w:t>М-да</w:t>
-      </w:r>
-      <w:proofErr w:type="gramStart"/>
-      <w:r>
-        <w:t>…</w:t>
-      </w:r>
-      <w:r>
-        <w:t xml:space="preserve"> </w:t>
-      </w:r>
-      <w:r>
-        <w:t>Д</w:t>
-      </w:r>
-      <w:proofErr w:type="gramEnd"/>
-      <w:r>
-        <w:t>а и не наша это забота. Наши забота – искать новые планеты</w:t>
+        <w:t>М-да…</w:t>
+      </w:r>
+      <w:r>
+        <w:t xml:space="preserve"> </w:t>
+      </w:r>
+      <w:r>
+        <w:t>Да и не наша это забота. Наши забота – искать новые планеты</w:t>
       </w:r>
       <w:r>
         <w:t>, сканировать их</w:t>
@@ -27352,15 +26383,7 @@
         <w:t xml:space="preserve"> ухмылке</w:t>
       </w:r>
       <w:r>
-        <w:t xml:space="preserve">, но </w:t>
-      </w:r>
-      <w:proofErr w:type="gramStart"/>
-      <w:r>
-        <w:t>всё</w:t>
-      </w:r>
-      <w:proofErr w:type="gramEnd"/>
-      <w:r>
-        <w:t xml:space="preserve"> же отказался разбираться в причинах происходящего</w:t>
+        <w:t>, но всё же отказался разбираться в причинах происходящего</w:t>
       </w:r>
       <w:r>
         <w:t xml:space="preserve"> и продолжил копаться в </w:t>
@@ -28018,15 +27041,7 @@
         <w:t xml:space="preserve"> он здесь, жив и здоров.</w:t>
       </w:r>
       <w:r>
-        <w:t xml:space="preserve"> И </w:t>
-      </w:r>
-      <w:proofErr w:type="gramStart"/>
-      <w:r>
-        <w:t>невредим</w:t>
-      </w:r>
-      <w:proofErr w:type="gramEnd"/>
-      <w:r>
-        <w:t>, если не считать мелких ссадин и царапин.</w:t>
+        <w:t xml:space="preserve"> И невредим, если не считать мелких ссадин и царапин.</w:t>
       </w:r>
     </w:p>
     <w:p>
@@ -28495,11 +27510,7 @@
         <w:t>заказчикам.</w:t>
       </w:r>
       <w:r>
-        <w:t xml:space="preserve"> </w:t>
-      </w:r>
-      <w:proofErr w:type="gramStart"/>
-      <w:r>
-        <w:t xml:space="preserve">И если в удалённых от </w:t>
+        <w:t xml:space="preserve"> И если в удалённых от </w:t>
       </w:r>
       <w:r>
         <w:t xml:space="preserve">густонасёлённых </w:t>
@@ -28555,7 +27566,6 @@
       <w:r>
         <w:t xml:space="preserve">усеивали его улицы, башни и мостовые площадки. </w:t>
       </w:r>
-      <w:proofErr w:type="gramEnd"/>
     </w:p>
     <w:p>
       <w:pPr>
@@ -28569,15 +27579,7 @@
         <w:t xml:space="preserve"> многие жители и вовсе не выдержали переизбытка рекламы, а чтобы хоть немного обезопасить свои нервы и здравый рассудок, забросили прежнюю жизнь и скрылись в бесшумных</w:t>
       </w:r>
       <w:r>
-        <w:t xml:space="preserve"> землях Колыбели. Бастион окутала эпоха дауншифтинга. Ночные встречи в барах клоаки часто оканчивались тем, что с утра их участников не мог найти даже ЦОП, не говоря уже о менеджерах корпорации, которых за такие происшествия уж точно по голове не погладят. И всё же, спустя несколько недель их таки находили, на </w:t>
-      </w:r>
-      <w:proofErr w:type="gramStart"/>
-      <w:r>
-        <w:t>каком-нибудь</w:t>
-      </w:r>
-      <w:proofErr w:type="gramEnd"/>
-      <w:r>
-        <w:t xml:space="preserve"> </w:t>
+        <w:t xml:space="preserve"> землях Колыбели. Бастион окутала эпоха дауншифтинга. Ночные встречи в барах клоаки часто оканчивались тем, что с утра их участников не мог найти даже ЦОП, не говоря уже о менеджерах корпорации, которых за такие происшествия уж точно по голове не погладят. И всё же, спустя несколько недель их таки находили, на каком-нибудь </w:t>
       </w:r>
       <w:r>
         <w:t xml:space="preserve">стареньком </w:t>
@@ -28678,11 +27680,9 @@
       <w:r>
         <w:t>с переменным успехом пытались изъять голографические образы, прежде</w:t>
       </w:r>
-      <w:proofErr w:type="gramStart"/>
       <w:r>
         <w:t>,</w:t>
       </w:r>
-      <w:proofErr w:type="gramEnd"/>
       <w:r>
         <w:t xml:space="preserve"> чем подать обработанное изображение в мозг носителя.</w:t>
       </w:r>
@@ -28822,23 +27822,7 @@
         <w:t>м</w:t>
       </w:r>
       <w:r>
-        <w:t xml:space="preserve"> даже </w:t>
-      </w:r>
-      <w:proofErr w:type="gramStart"/>
-      <w:r>
-        <w:t>среди</w:t>
-      </w:r>
-      <w:proofErr w:type="gramEnd"/>
-      <w:r>
-        <w:t xml:space="preserve"> </w:t>
-      </w:r>
-      <w:proofErr w:type="gramStart"/>
-      <w:r>
-        <w:t>ничем</w:t>
-      </w:r>
-      <w:proofErr w:type="gramEnd"/>
-      <w:r>
-        <w:t xml:space="preserve"> не примечательных жителей</w:t>
+        <w:t xml:space="preserve"> даже среди ничем не примечательных жителей</w:t>
       </w:r>
       <w:r>
         <w:t xml:space="preserve"> и распространялись в крупных городах империи со скоростью света</w:t>
@@ -28970,15 +27954,7 @@
         <w:t xml:space="preserve"> чтобы подкупить СМИ и другие источники информации. </w:t>
       </w:r>
       <w:r>
-        <w:t xml:space="preserve">Да и все голографические сцены только об этом и </w:t>
-      </w:r>
-      <w:proofErr w:type="gramStart"/>
-      <w:r>
-        <w:t>разглагольствовали</w:t>
-      </w:r>
-      <w:proofErr w:type="gramEnd"/>
-      <w:r>
-        <w:t>. Чем только подбросили дрова в костёр. Теперь кроме опытных хакеров, которые знали, с чем они имеют дело, за фильтры взялись многочисленные доморощенные «специалисты»</w:t>
+        <w:t>Да и все голографические сцены только об этом и разглагольствовали. Чем только подбросили дрова в костёр. Теперь кроме опытных хакеров, которые знали, с чем они имеют дело, за фильтры взялись многочисленные доморощенные «специалисты»</w:t>
       </w:r>
       <w:r>
         <w:t>, преступные группы и синдикаты</w:t>
@@ -29117,15 +28093,7 @@
         <w:t xml:space="preserve">твёрдым и однозначным </w:t>
       </w:r>
       <w:r>
-        <w:t xml:space="preserve">решением Совета Бастиона, а </w:t>
-      </w:r>
-      <w:proofErr w:type="gramStart"/>
-      <w:r>
-        <w:t>при</w:t>
-      </w:r>
-      <w:proofErr w:type="gramEnd"/>
-      <w:r>
-        <w:t xml:space="preserve"> ЦОП</w:t>
+        <w:t>решением Совета Бастиона, а при ЦОП</w:t>
       </w:r>
       <w:r>
         <w:t xml:space="preserve"> Келебрима</w:t>
@@ -29137,15 +28105,7 @@
         <w:t>К счастью, с</w:t>
       </w:r>
       <w:r>
-        <w:t xml:space="preserve">о временем количество связанных с ними правонарушений существенно сократилось. Но не </w:t>
-      </w:r>
-      <w:proofErr w:type="gramStart"/>
-      <w:r>
-        <w:t>сошло на нет</w:t>
-      </w:r>
-      <w:proofErr w:type="gramEnd"/>
-      <w:r>
-        <w:t xml:space="preserve">. </w:t>
+        <w:t xml:space="preserve">о временем количество связанных с ними правонарушений существенно сократилось. Но не сошло на нет. </w:t>
       </w:r>
       <w:r>
         <w:t>Ведь</w:t>
@@ -29280,15 +28240,7 @@
         <w:t xml:space="preserve"> Говорил тихо и задумчиво.</w:t>
       </w:r>
       <w:r>
-        <w:t xml:space="preserve"> – Позволит или не позволит</w:t>
-      </w:r>
-      <w:proofErr w:type="gramStart"/>
-      <w:r>
-        <w:t>… К</w:t>
-      </w:r>
-      <w:proofErr w:type="gramEnd"/>
-      <w:r>
-        <w:t>ак думаешь?</w:t>
+        <w:t xml:space="preserve"> – Позволит или не позволит… Как думаешь?</w:t>
       </w:r>
       <w:r>
         <w:t xml:space="preserve"> Хотелось бы сейчас же заняться изучением этой таинственной неведомой цивилизации. Вряд ли. Если это подвергнет риску нашу команду, он ни за что не даст добро на наземную операцию. </w:t>
@@ -29401,13 +28353,8 @@
       <w:r>
         <w:t xml:space="preserve"> </w:t>
       </w:r>
-      <w:proofErr w:type="gramStart"/>
-      <w:r>
-        <w:t>есть</w:t>
-      </w:r>
-      <w:proofErr w:type="gramEnd"/>
-      <w:r>
-        <w:t xml:space="preserve"> </w:t>
+      <w:r>
+        <w:t xml:space="preserve">есть </w:t>
       </w:r>
       <w:r>
         <w:t xml:space="preserve">что </w:t>
@@ -29518,15 +28465,7 @@
         <w:t>корпуса голографической карты.</w:t>
       </w:r>
       <w:r>
-        <w:t xml:space="preserve"> Начинки внутри было не </w:t>
-      </w:r>
-      <w:proofErr w:type="gramStart"/>
-      <w:r>
-        <w:t>сказать</w:t>
-      </w:r>
-      <w:proofErr w:type="gramEnd"/>
-      <w:r>
-        <w:t xml:space="preserve"> чтобы </w:t>
+        <w:t xml:space="preserve"> Начинки внутри было не сказать чтобы </w:t>
       </w:r>
       <w:r>
         <w:t xml:space="preserve">очень </w:t>
@@ -29565,11 +28504,7 @@
         <w:t xml:space="preserve"> режиме?</w:t>
       </w:r>
       <w:r>
-        <w:t xml:space="preserve"> </w:t>
-      </w:r>
-      <w:proofErr w:type="gramStart"/>
-      <w:r>
-        <w:t>Экзибиту было даже интересно, чем отличаются</w:t>
+        <w:t xml:space="preserve"> Экзибиту было даже интересно, чем отличаются</w:t>
       </w:r>
       <w:r>
         <w:t xml:space="preserve"> карты</w:t>
@@ -29590,11 +28525,7 @@
         <w:t xml:space="preserve"> и пристанища для контрабандистов</w:t>
       </w:r>
       <w:r>
-        <w:t>, от поставляемых правительством Келебрима или военными корпорациями Бастиона.</w:t>
-      </w:r>
-      <w:proofErr w:type="gramEnd"/>
-      <w:r>
-        <w:t xml:space="preserve"> </w:t>
+        <w:t xml:space="preserve">, от поставляемых правительством Келебрима или военными корпорациями Бастиона. </w:t>
       </w:r>
       <w:r>
         <w:t>Заметив Скампа</w:t>
@@ -29627,15 +28558,7 @@
         <w:t xml:space="preserve">Никак не могу понять, в чём проблема. </w:t>
       </w:r>
       <w:r>
-        <w:t xml:space="preserve">Ты же мастер в таких делах. Проверишь? А то не охота переть в </w:t>
-      </w:r>
-      <w:proofErr w:type="gramStart"/>
-      <w:r>
-        <w:t>двигательную</w:t>
-      </w:r>
-      <w:proofErr w:type="gramEnd"/>
-      <w:r>
-        <w:t xml:space="preserve"> к техникам. </w:t>
+        <w:t xml:space="preserve">Ты же мастер в таких делах. Проверишь? А то не охота переть в двигательную к техникам. </w:t>
       </w:r>
       <w:r>
         <w:t>В</w:t>
@@ -29854,7 +28777,6 @@
       <w:r>
         <w:t xml:space="preserve">- Карта нового образца. </w:t>
       </w:r>
-      <w:proofErr w:type="gramStart"/>
       <w:r>
         <w:t>Произвед</w:t>
       </w:r>
@@ -29862,11 +28784,7 @@
         <w:t>ен</w:t>
       </w:r>
       <w:r>
-        <w:t>а</w:t>
-      </w:r>
-      <w:proofErr w:type="gramEnd"/>
-      <w:r>
-        <w:t xml:space="preserve"> </w:t>
+        <w:t xml:space="preserve">а </w:t>
       </w:r>
       <w:r>
         <w:t>исследовательской корпорацией «</w:t>
@@ -30593,11 +29511,7 @@
         <w:t xml:space="preserve">уйму </w:t>
       </w:r>
       <w:r>
-        <w:t xml:space="preserve">подходящих для жизни звёздных систем и подобраться поближе к Бастиону. </w:t>
-      </w:r>
-      <w:proofErr w:type="gramStart"/>
-      <w:r>
-        <w:t xml:space="preserve">Обычно они не задевают противника, </w:t>
+        <w:t xml:space="preserve">подходящих для жизни звёздных систем и подобраться поближе к Бастиону. Обычно они не задевают противника, </w:t>
       </w:r>
       <w:r>
         <w:t>способного о</w:t>
@@ -30617,7 +29531,6 @@
       <w:r>
         <w:t>, богатые залежами ценных ресурсов астероидные пояса или лаборатории.</w:t>
       </w:r>
-      <w:proofErr w:type="gramEnd"/>
       <w:r>
         <w:t xml:space="preserve"> Отбирают ключевые позиции, надеясь погрузить экономику империи в хаос, правительство в панику, и взять её измором.</w:t>
       </w:r>
@@ -30688,15 +29601,7 @@
         <w:t>в этих местах</w:t>
       </w:r>
       <w:r>
-        <w:t xml:space="preserve"> они </w:t>
-      </w:r>
-      <w:proofErr w:type="gramStart"/>
-      <w:r>
-        <w:t>всё</w:t>
-      </w:r>
-      <w:proofErr w:type="gramEnd"/>
-      <w:r>
-        <w:t xml:space="preserve"> же сумели укрепиться.</w:t>
+        <w:t xml:space="preserve"> они всё же сумели укрепиться.</w:t>
       </w:r>
       <w:r>
         <w:t xml:space="preserve"> Вот.</w:t>
@@ -30738,15 +29643,7 @@
         <w:t xml:space="preserve">находится среди ренегатов. – </w:t>
       </w:r>
       <w:r>
-        <w:t xml:space="preserve">Я даже не знаю, </w:t>
-      </w:r>
-      <w:proofErr w:type="gramStart"/>
-      <w:r>
-        <w:t>живы</w:t>
-      </w:r>
-      <w:proofErr w:type="gramEnd"/>
-      <w:r>
-        <w:t xml:space="preserve"> </w:t>
+        <w:t xml:space="preserve">Я даже не знаю, живы </w:t>
       </w:r>
       <w:r>
         <w:t xml:space="preserve">ли </w:t>
@@ -30856,11 +29753,9 @@
       <w:r>
         <w:t xml:space="preserve">их </w:t>
       </w:r>
-      <w:proofErr w:type="gramStart"/>
       <w:r>
         <w:t>напрочь</w:t>
       </w:r>
-      <w:proofErr w:type="gramEnd"/>
       <w:r>
         <w:t>, дабы империя не имела возможности следить за его владельцем.</w:t>
       </w:r>
@@ -30886,11 +29781,7 @@
         <w:t xml:space="preserve"> и больше повторять не хочу.</w:t>
       </w:r>
       <w:r>
-        <w:t xml:space="preserve"> </w:t>
-      </w:r>
-      <w:proofErr w:type="gramStart"/>
-      <w:r>
-        <w:t>Но они готовы на всё, лишь бы иметь возможность заявить</w:t>
+        <w:t xml:space="preserve"> Но они готовы на всё, лишь бы иметь возможность заявить</w:t>
       </w:r>
       <w:r>
         <w:t xml:space="preserve"> во весь голос</w:t>
@@ -30898,7 +29789,6 @@
       <w:r>
         <w:t>, что они больше никакие не имперцы и ничего общего с империей не имеют.</w:t>
       </w:r>
-      <w:proofErr w:type="gramEnd"/>
       <w:r>
         <w:t xml:space="preserve"> Я надеялся, что наши вернут старые позиции</w:t>
       </w:r>
@@ -31133,13 +30023,8 @@
       <w:r>
         <w:t>подробностями</w:t>
       </w:r>
-      <w:proofErr w:type="gramStart"/>
-      <w:r>
-        <w:t>… О</w:t>
-      </w:r>
-      <w:proofErr w:type="gramEnd"/>
-      <w:r>
-        <w:t xml:space="preserve"> корабле?</w:t>
+      <w:r>
+        <w:t>… О корабле?</w:t>
       </w:r>
       <w:r>
         <w:t xml:space="preserve"> Неужели все эти крошечные мерцающие точки обозначают корабли</w:t>
@@ -31207,13 +30092,8 @@
       <w:r>
         <w:t xml:space="preserve">всё возникающих и исчезающих точек, которые </w:t>
       </w:r>
-      <w:proofErr w:type="gramStart"/>
-      <w:r>
-        <w:t>постоянно то</w:t>
-      </w:r>
-      <w:proofErr w:type="gramEnd"/>
-      <w:r>
-        <w:t xml:space="preserve"> приближались друг к другу, то отдалялись на приличные расстояния. Видимо, боевые действия в этих местах не прекращались ни на миг</w:t>
+      <w:r>
+        <w:t>постоянно то приближались друг к другу, то отдалялись на приличные расстояния. Видимо, боевые действия в этих местах не прекращались ни на миг</w:t>
       </w:r>
       <w:r>
         <w:t xml:space="preserve">. – </w:t>
@@ -31222,15 +30102,7 @@
         <w:t>Сколько же наших ребят там гибнет? Каждый день, каждый час, каждую минуту в конце-концов. – Очередная точка резко вспыхнула и</w:t>
       </w:r>
       <w:r>
-        <w:t xml:space="preserve"> померкла. Такеши прикоснулся </w:t>
-      </w:r>
-      <w:proofErr w:type="gramStart"/>
-      <w:r>
-        <w:t>ко</w:t>
-      </w:r>
-      <w:proofErr w:type="gramEnd"/>
-      <w:r>
-        <w:t xml:space="preserve"> всё ещё мерцающей </w:t>
+        <w:t xml:space="preserve"> померкла. Такеши прикоснулся ко всё ещё мерцающей </w:t>
       </w:r>
       <w:r>
         <w:t>точке рядом с ней. – «</w:t>
@@ -31467,7 +30339,6 @@
       <w:r>
         <w:t>. – Бастион</w:t>
       </w:r>
-      <w:proofErr w:type="gramStart"/>
       <w:r>
         <w:t>…</w:t>
       </w:r>
@@ -31475,11 +30346,7 @@
         <w:t xml:space="preserve"> </w:t>
       </w:r>
       <w:r>
-        <w:t>П</w:t>
-      </w:r>
-      <w:proofErr w:type="gramEnd"/>
-      <w:r>
-        <w:t xml:space="preserve">одумать только. Пятнадцать миллиардов разношёрстного населения </w:t>
+        <w:t xml:space="preserve">Подумать только. Пятнадцать миллиардов разношёрстного населения </w:t>
       </w:r>
       <w:r>
         <w:t xml:space="preserve">нашей колыбели </w:t>
@@ -31608,15 +30475,7 @@
         <w:t xml:space="preserve"> уже давно как нет, </w:t>
       </w:r>
       <w:r>
-        <w:t xml:space="preserve">все </w:t>
-      </w:r>
-      <w:proofErr w:type="gramStart"/>
-      <w:r>
-        <w:t>уплыли</w:t>
-      </w:r>
-      <w:proofErr w:type="gramEnd"/>
-      <w:r>
-        <w:t>… на чём там плавает эта младшая раса.</w:t>
+        <w:t>все уплыли… на чём там плавает эта младшая раса.</w:t>
       </w:r>
       <w:r>
         <w:t xml:space="preserve"> – Такеши</w:t>
@@ -31628,15 +30487,7 @@
         <w:t xml:space="preserve"> так и не </w:t>
       </w:r>
       <w:r>
-        <w:t xml:space="preserve">смог заткнуть рот </w:t>
-      </w:r>
-      <w:proofErr w:type="gramStart"/>
-      <w:r>
-        <w:t>болтливому</w:t>
-      </w:r>
-      <w:proofErr w:type="gramEnd"/>
-      <w:r>
-        <w:t xml:space="preserve"> альвару</w:t>
+        <w:t>смог заткнуть рот болтливому альвару</w:t>
       </w:r>
       <w:r>
         <w:t>.</w:t>
@@ -31756,177 +30607,161 @@
         <w:t xml:space="preserve"> Поверхностные</w:t>
       </w:r>
       <w:r>
+        <w:t>, которыми можно делиться с публикой</w:t>
+      </w:r>
+      <w:r>
+        <w:t xml:space="preserve"> без зазрения совести</w:t>
+      </w:r>
+      <w:r>
+        <w:t xml:space="preserve">, не опасаясь вреда </w:t>
+      </w:r>
+      <w:r>
+        <w:t xml:space="preserve">империи или </w:t>
+      </w:r>
+      <w:r>
+        <w:t>представителям</w:t>
+      </w:r>
+      <w:r>
+        <w:t xml:space="preserve"> новой расы</w:t>
+      </w:r>
+      <w:r>
+        <w:t>,</w:t>
+      </w:r>
+      <w:r>
+        <w:t xml:space="preserve"> – в открытые</w:t>
+      </w:r>
+      <w:r>
+        <w:t>. Б</w:t>
+      </w:r>
+      <w:r>
+        <w:t>олее детальные</w:t>
+      </w:r>
+      <w:r>
+        <w:t>, для особых сценариев применения,</w:t>
+      </w:r>
+      <w:r>
+        <w:t xml:space="preserve"> тех же военных операций или генетических экспериментов,</w:t>
+      </w:r>
+      <w:r>
+        <w:t xml:space="preserve"> – в закрытые. Такеши </w:t>
+      </w:r>
+      <w:r>
+        <w:t>разбирался в</w:t>
+      </w:r>
+      <w:r>
+        <w:t xml:space="preserve"> этом</w:t>
+      </w:r>
+      <w:r>
+        <w:t xml:space="preserve"> как никто другой</w:t>
+      </w:r>
+      <w:r>
+        <w:t>, поскольку ему не единожды доводилось вновь и вновь</w:t>
+      </w:r>
+      <w:r>
+        <w:t xml:space="preserve"> терять драгоценные минуты, чтобы </w:t>
+      </w:r>
+      <w:r>
+        <w:t>в</w:t>
+      </w:r>
+      <w:r>
+        <w:t>ернуть</w:t>
+      </w:r>
+      <w:r>
+        <w:t>ся в те же звёздные системы</w:t>
+      </w:r>
+      <w:r>
+        <w:t xml:space="preserve"> и</w:t>
+      </w:r>
+      <w:r>
+        <w:t xml:space="preserve"> раздобыть те крупицы сведений, которых не хватало для полной картины. В чём-чём, а в этом он </w:t>
+      </w:r>
+      <w:r>
+        <w:t xml:space="preserve">уж </w:t>
+      </w:r>
+      <w:r>
+        <w:t xml:space="preserve">точно разбирался. </w:t>
+      </w:r>
+      <w:r>
+        <w:t>–</w:t>
+      </w:r>
+      <w:r>
+        <w:t xml:space="preserve"> Ну </w:t>
+      </w:r>
+      <w:r>
+        <w:t>да</w:t>
+      </w:r>
+      <w:r>
+        <w:t>, не младшая. Но всё же, если Ангельский Пакт когда-нибудь</w:t>
+      </w:r>
+      <w:r>
+        <w:t xml:space="preserve"> собирается</w:t>
+      </w:r>
+      <w:r>
+        <w:t xml:space="preserve"> взять их под своё крыло, </w:t>
+      </w:r>
+      <w:r>
+        <w:t xml:space="preserve">а рано или поздно такие времена точно настанут, </w:t>
+      </w:r>
+      <w:r>
+        <w:t xml:space="preserve">стоило бы </w:t>
+      </w:r>
+      <w:r>
+        <w:t>начать собирать данные</w:t>
+      </w:r>
+      <w:r>
+        <w:t xml:space="preserve"> о ней прямо </w:t>
+      </w:r>
+      <w:r>
+        <w:t>сейчас</w:t>
+      </w:r>
+      <w:r>
+        <w:t xml:space="preserve">. Даже если они попросту дополнят коллекцию стопок </w:t>
+      </w:r>
+      <w:r>
+        <w:t>инфо</w:t>
+      </w:r>
+      <w:r>
+        <w:t>карт,</w:t>
+      </w:r>
+      <w:r>
+        <w:t xml:space="preserve"> припавших пылью в дальних ящиках центра обеспечения социальной интеграции. </w:t>
+      </w:r>
+      <w:r>
+        <w:t>Лучше уж раньше, чем позже.</w:t>
+      </w:r>
+      <w:r>
+        <w:t xml:space="preserve"> Кому, как не мне, знать об этом? </w:t>
+      </w:r>
+      <w:r>
+        <w:t xml:space="preserve">Тем более, </w:t>
+      </w:r>
+      <w:r>
+        <w:t>по</w:t>
+      </w:r>
+      <w:r>
+        <w:t>чему бы не воспользоваться временем, по</w:t>
+      </w:r>
+      <w:r>
+        <w:t xml:space="preserve">ка </w:t>
+      </w:r>
+      <w:r>
+        <w:t>на острове нет</w:t>
+      </w:r>
+      <w:r>
+        <w:t xml:space="preserve"> совсем</w:t>
+      </w:r>
+      <w:r>
+        <w:t xml:space="preserve"> никого. Что нам стоит </w:t>
+      </w:r>
+      <w:r>
+        <w:t xml:space="preserve">совершить прыжок к </w:t>
+      </w:r>
+      <w:r>
+        <w:t>цели</w:t>
+      </w:r>
+      <w:r>
         <w:t xml:space="preserve">, </w:t>
       </w:r>
-      <w:proofErr w:type="gramStart"/>
-      <w:r>
-        <w:t>которыми</w:t>
-      </w:r>
-      <w:proofErr w:type="gramEnd"/>
-      <w:r>
-        <w:t xml:space="preserve"> можно делиться с публикой</w:t>
-      </w:r>
-      <w:r>
-        <w:t xml:space="preserve"> без зазрения совести</w:t>
-      </w:r>
-      <w:r>
-        <w:t xml:space="preserve">, не опасаясь вреда </w:t>
-      </w:r>
-      <w:r>
-        <w:t xml:space="preserve">империи или </w:t>
-      </w:r>
-      <w:r>
-        <w:t>представителям</w:t>
-      </w:r>
-      <w:r>
-        <w:t xml:space="preserve"> новой расы</w:t>
-      </w:r>
-      <w:r>
-        <w:t>,</w:t>
-      </w:r>
-      <w:r>
-        <w:t xml:space="preserve"> – в открытые</w:t>
-      </w:r>
-      <w:r>
-        <w:t>. Б</w:t>
-      </w:r>
-      <w:r>
-        <w:t>олее детальные</w:t>
-      </w:r>
-      <w:r>
-        <w:t>, для особых сценариев применения,</w:t>
-      </w:r>
-      <w:r>
-        <w:t xml:space="preserve"> тех же военных операций или генетических экспериментов,</w:t>
-      </w:r>
-      <w:r>
-        <w:t xml:space="preserve"> – </w:t>
-      </w:r>
-      <w:proofErr w:type="gramStart"/>
-      <w:r>
-        <w:t>в</w:t>
-      </w:r>
-      <w:proofErr w:type="gramEnd"/>
-      <w:r>
-        <w:t xml:space="preserve"> закрытые. Такеши </w:t>
-      </w:r>
-      <w:r>
-        <w:t>разбирался в</w:t>
-      </w:r>
-      <w:r>
-        <w:t xml:space="preserve"> этом</w:t>
-      </w:r>
-      <w:r>
-        <w:t xml:space="preserve"> как никто другой</w:t>
-      </w:r>
-      <w:r>
-        <w:t>, поскольку ему не единожды доводилось вновь и вновь</w:t>
-      </w:r>
-      <w:r>
-        <w:t xml:space="preserve"> терять драгоценные минуты, чтобы </w:t>
-      </w:r>
-      <w:r>
-        <w:t>в</w:t>
-      </w:r>
-      <w:r>
-        <w:t>ернуть</w:t>
-      </w:r>
-      <w:r>
-        <w:t>ся в те же звёздные системы</w:t>
-      </w:r>
-      <w:r>
-        <w:t xml:space="preserve"> и</w:t>
-      </w:r>
-      <w:r>
-        <w:t xml:space="preserve"> раздобыть те крупицы сведений, которых не хватало для полной картины. В чём-чём, а в этом он </w:t>
-      </w:r>
-      <w:r>
-        <w:t xml:space="preserve">уж </w:t>
-      </w:r>
-      <w:r>
-        <w:t xml:space="preserve">точно разбирался. </w:t>
-      </w:r>
-      <w:r>
-        <w:t>–</w:t>
-      </w:r>
-      <w:r>
-        <w:t xml:space="preserve"> Ну </w:t>
-      </w:r>
-      <w:r>
-        <w:t>да</w:t>
-      </w:r>
-      <w:r>
-        <w:t>, не младшая. Но всё же, если Ангельский Пакт когда-нибудь</w:t>
-      </w:r>
-      <w:r>
-        <w:t xml:space="preserve"> собирается</w:t>
-      </w:r>
-      <w:r>
-        <w:t xml:space="preserve"> взять их под своё крыло, </w:t>
-      </w:r>
-      <w:r>
-        <w:t xml:space="preserve">а рано или поздно такие времена точно настанут, </w:t>
-      </w:r>
-      <w:r>
-        <w:t xml:space="preserve">стоило бы </w:t>
-      </w:r>
-      <w:r>
-        <w:t>начать собирать данные</w:t>
-      </w:r>
-      <w:r>
-        <w:t xml:space="preserve"> о ней прямо </w:t>
-      </w:r>
-      <w:r>
-        <w:t>сейчас</w:t>
-      </w:r>
-      <w:r>
-        <w:t xml:space="preserve">. Даже если они попросту дополнят коллекцию стопок </w:t>
-      </w:r>
-      <w:r>
-        <w:t>инфо</w:t>
-      </w:r>
-      <w:r>
-        <w:t>карт,</w:t>
-      </w:r>
-      <w:r>
-        <w:t xml:space="preserve"> припавших пылью в дальних ящиках центра обеспечения социальной интеграции. </w:t>
-      </w:r>
-      <w:r>
-        <w:t>Лучше уж раньше, чем позже.</w:t>
-      </w:r>
-      <w:r>
-        <w:t xml:space="preserve"> Кому, как не мне, знать об этом? </w:t>
-      </w:r>
-      <w:r>
-        <w:t xml:space="preserve">Тем более, </w:t>
-      </w:r>
-      <w:r>
-        <w:t>по</w:t>
-      </w:r>
-      <w:r>
-        <w:t>чему бы не воспользоваться временем, по</w:t>
-      </w:r>
-      <w:r>
-        <w:t xml:space="preserve">ка </w:t>
-      </w:r>
-      <w:r>
-        <w:t>на острове нет</w:t>
-      </w:r>
-      <w:r>
-        <w:t xml:space="preserve"> совсем</w:t>
-      </w:r>
-      <w:r>
-        <w:t xml:space="preserve"> никого. Что нам стоит </w:t>
-      </w:r>
-      <w:r>
-        <w:t xml:space="preserve">совершить прыжок к </w:t>
-      </w:r>
-      <w:r>
-        <w:t>цели</w:t>
-      </w:r>
-      <w:r>
-        <w:t xml:space="preserve">, </w:t>
-      </w:r>
       <w:r>
         <w:t>спуститься</w:t>
       </w:r>
@@ -31939,13 +30774,8 @@
       <w:r>
         <w:t xml:space="preserve">на </w:t>
       </w:r>
-      <w:proofErr w:type="gramStart"/>
-      <w:r>
-        <w:t>каком-нибудь</w:t>
-      </w:r>
-      <w:proofErr w:type="gramEnd"/>
-      <w:r>
-        <w:t xml:space="preserve"> из суден гроннов</w:t>
+      <w:r>
+        <w:t>каком-нибудь из суден гроннов</w:t>
       </w:r>
       <w:r>
         <w:t>, изучить обстановку</w:t>
@@ -32069,13 +30899,8 @@
         <w:t>?</w:t>
       </w:r>
       <w:r>
-        <w:t xml:space="preserve"> Тем более, зная, насколько они </w:t>
-      </w:r>
-      <w:proofErr w:type="gramStart"/>
-      <w:r>
-        <w:t>медлительны</w:t>
-      </w:r>
-      <w:proofErr w:type="gramEnd"/>
+        <w:t xml:space="preserve"> Тем более, зная, насколько они медлительны</w:t>
+      </w:r>
       <w:r>
         <w:t xml:space="preserve"> в своих решениях</w:t>
       </w:r>
@@ -32106,11 +30931,9 @@
       <w:r>
         <w:t xml:space="preserve"> </w:t>
       </w:r>
-      <w:proofErr w:type="gramStart"/>
       <w:r>
         <w:t>топливо</w:t>
       </w:r>
-      <w:proofErr w:type="gramEnd"/>
       <w:r>
         <w:t xml:space="preserve"> таким образом хотя бы немного сэкономим. Они </w:t>
       </w:r>
@@ -32199,15 +31022,7 @@
         <w:t>, населённой представителями неизвестной цивилизации,</w:t>
       </w:r>
       <w:r>
-        <w:t xml:space="preserve"> без разрешения Совета</w:t>
-      </w:r>
-      <w:proofErr w:type="gramStart"/>
-      <w:r>
-        <w:t>… И</w:t>
-      </w:r>
-      <w:proofErr w:type="gramEnd"/>
-      <w:r>
-        <w:t>звини, корабельный устав однозначно трактует дела подобного рода.</w:t>
+        <w:t xml:space="preserve"> без разрешения Совета… Извини, корабельный устав однозначно трактует дела подобного рода.</w:t>
       </w:r>
       <w:r>
         <w:t xml:space="preserve"> Да ты и сам посуди, а вдруг это всего лишь вершина айсберга, </w:t>
@@ -32261,27 +31076,17 @@
         <w:t>, что такое практически невозможно,</w:t>
       </w:r>
       <w:r>
-        <w:t xml:space="preserve"> но какой бы крошечной такая </w:t>
-      </w:r>
-      <w:proofErr w:type="gramStart"/>
-      <w:r>
-        <w:t>вероятность</w:t>
-      </w:r>
-      <w:proofErr w:type="gramEnd"/>
-      <w:r>
-        <w:t xml:space="preserve"> ни была, она всё же есть. Корабельный устав</w:t>
+        <w:t xml:space="preserve"> но какой бы крошечной такая вероятность ни была, она всё же есть. Корабельный устав</w:t>
       </w:r>
       <w:r>
         <w:t xml:space="preserve"> чётко </w:t>
       </w:r>
-      <w:proofErr w:type="spellStart"/>
       <w:r>
         <w:rPr>
           <w:lang w:val="uk-UA"/>
         </w:rPr>
         <w:t>трактует</w:t>
       </w:r>
-      <w:proofErr w:type="spellEnd"/>
       <w:r>
         <w:t xml:space="preserve"> действия экипажа в таком случае. И ты должен знать об этом, как никто другой. – Такеши замолк.</w:t>
       </w:r>
@@ -32331,13 +31136,8 @@
         <w:t xml:space="preserve"> Возместили, и на том спасибо. </w:t>
       </w:r>
       <w:r>
-        <w:t xml:space="preserve">Теперь лежат </w:t>
-      </w:r>
-      <w:proofErr w:type="gramStart"/>
-      <w:r>
-        <w:t>в</w:t>
-      </w:r>
-      <w:proofErr w:type="gramEnd"/>
+        <w:t>Теперь лежат в</w:t>
+      </w:r>
       <w:r>
         <w:t xml:space="preserve"> </w:t>
       </w:r>
@@ -32345,15 +31145,7 @@
         <w:t>двигательной на память.</w:t>
       </w:r>
       <w:r>
-        <w:t xml:space="preserve"> Кстати, не забудь напомнить продать </w:t>
-      </w:r>
-      <w:proofErr w:type="gramStart"/>
-      <w:r>
-        <w:t>барыгам</w:t>
-      </w:r>
-      <w:proofErr w:type="gramEnd"/>
-      <w:r>
-        <w:t xml:space="preserve"> на какой-нибудь базе бродяг. Нормальные торговцы такой хлам никогда не купят, </w:t>
+        <w:t xml:space="preserve"> Кстати, не забудь напомнить продать барыгам на какой-нибудь базе бродяг. Нормальные торговцы такой хлам никогда не купят, </w:t>
       </w:r>
       <w:r>
         <w:t xml:space="preserve">на металл сдавать жалко, </w:t>
@@ -32627,15 +31419,7 @@
         <w:t xml:space="preserve">траектория, крупные объекты на орбите </w:t>
       </w:r>
       <w:r>
-        <w:t xml:space="preserve">и примерные значения характеристик, которые можно было вычислить, исходя из базовых данных. Не совсем </w:t>
-      </w:r>
-      <w:proofErr w:type="gramStart"/>
-      <w:r>
-        <w:t>точные</w:t>
-      </w:r>
-      <w:proofErr w:type="gramEnd"/>
-      <w:r>
-        <w:t>, но на безрыбье и</w:t>
+        <w:t>и примерные значения характеристик, которые можно было вычислить, исходя из базовых данных. Не совсем точные, но на безрыбье и</w:t>
       </w:r>
       <w:r>
         <w:t xml:space="preserve"> </w:t>
@@ -32851,15 +31635,7 @@
         <w:t>. Т</w:t>
       </w:r>
       <w:r>
-        <w:t xml:space="preserve">акое чувство, будто они </w:t>
-      </w:r>
-      <w:proofErr w:type="gramStart"/>
-      <w:r>
-        <w:t>способны</w:t>
-      </w:r>
-      <w:proofErr w:type="gramEnd"/>
-      <w:r>
-        <w:t xml:space="preserve"> выживать в самых невообразимых условиях. Пусть </w:t>
+        <w:t xml:space="preserve">акое чувство, будто они способны выживать в самых невообразимых условиях. Пусть </w:t>
       </w:r>
       <w:r>
         <w:t xml:space="preserve">их </w:t>
@@ -32949,15 +31725,7 @@
         <w:t xml:space="preserve"> </w:t>
       </w:r>
       <w:r>
-        <w:t xml:space="preserve">и вовсе выбираются подальше из </w:t>
-      </w:r>
-      <w:proofErr w:type="gramStart"/>
-      <w:r>
-        <w:t>запыленных</w:t>
-      </w:r>
-      <w:proofErr w:type="gramEnd"/>
-      <w:r>
-        <w:t xml:space="preserve"> и сокрытых густым тумано</w:t>
+        <w:t>и вовсе выбираются подальше из запыленных и сокрытых густым тумано</w:t>
       </w:r>
       <w:r>
         <w:t>м</w:t>
@@ -33082,13 +31850,8 @@
       <w:r>
         <w:t xml:space="preserve"> </w:t>
       </w:r>
-      <w:proofErr w:type="gramStart"/>
-      <w:r>
-        <w:t>всё</w:t>
-      </w:r>
-      <w:proofErr w:type="gramEnd"/>
-      <w:r>
-        <w:t xml:space="preserve"> же </w:t>
+      <w:r>
+        <w:t xml:space="preserve">всё же </w:t>
       </w:r>
       <w:r>
         <w:t xml:space="preserve">находятся. </w:t>
@@ -33136,15 +31899,7 @@
         <w:t xml:space="preserve"> отделения при исследовательских корпорациях, </w:t>
       </w:r>
       <w:r>
-        <w:t xml:space="preserve">где им придётся столкнуться </w:t>
-      </w:r>
-      <w:proofErr w:type="gramStart"/>
-      <w:r>
-        <w:t>со</w:t>
-      </w:r>
-      <w:proofErr w:type="gramEnd"/>
-      <w:r>
-        <w:t xml:space="preserve"> всё возрастающей </w:t>
+        <w:t xml:space="preserve">где им придётся столкнуться со всё возрастающей </w:t>
       </w:r>
       <w:r>
         <w:t>нагрузк</w:t>
@@ -33379,15 +32134,7 @@
         <w:t xml:space="preserve"> как в тот раз,</w:t>
       </w:r>
       <w:r>
-        <w:t xml:space="preserve"> когда наши радары вышли из строя. Удачно мы всё-таки подвернулись под руку </w:t>
-      </w:r>
-      <w:proofErr w:type="gramStart"/>
-      <w:r>
-        <w:t>бедолагам</w:t>
-      </w:r>
-      <w:proofErr w:type="gramEnd"/>
-      <w:r>
-        <w:t>. Хот</w:t>
+        <w:t xml:space="preserve"> когда наши радары вышли из строя. Удачно мы всё-таки подвернулись под руку бедолагам. Хот</w:t>
       </w:r>
       <w:r>
         <w:t>ь</w:t>
@@ -33435,15 +32182,7 @@
         <w:t xml:space="preserve"> – Астрид</w:t>
       </w:r>
       <w:r>
-        <w:t xml:space="preserve">, </w:t>
-      </w:r>
-      <w:proofErr w:type="gramStart"/>
-      <w:r>
-        <w:t>перебирающая</w:t>
-      </w:r>
-      <w:proofErr w:type="gramEnd"/>
-      <w:r>
-        <w:t xml:space="preserve"> пальцами за контрольной панелью,</w:t>
+        <w:t>, перебирающая пальцами за контрольной панелью,</w:t>
       </w:r>
       <w:r>
         <w:t xml:space="preserve"> пробормотала что-то невнятное. </w:t>
@@ -33500,21 +32239,13 @@
         <w:t>м траекториям</w:t>
       </w:r>
       <w:r>
-        <w:t xml:space="preserve">. – </w:t>
-      </w:r>
-      <w:proofErr w:type="gramStart"/>
-      <w:r>
-        <w:t>М</w:t>
+        <w:t>. – М</w:t>
       </w:r>
       <w:r>
         <w:t>-</w:t>
       </w:r>
       <w:r>
-        <w:t>да</w:t>
-      </w:r>
-      <w:proofErr w:type="gramEnd"/>
-      <w:r>
-        <w:t>… Видимо</w:t>
+        <w:t>да… Видимо</w:t>
       </w:r>
       <w:r>
         <w:t>,</w:t>
@@ -33597,7 +32328,6 @@
       <w:r>
         <w:t xml:space="preserve"> </w:t>
       </w:r>
-      <w:proofErr w:type="gramStart"/>
       <w:r>
         <w:t xml:space="preserve">Кто знает, в каком именно, он то и был разве что в </w:t>
       </w:r>
@@ -33653,11 +32383,7 @@
         <w:t xml:space="preserve"> для гиков и фриков</w:t>
       </w:r>
       <w:r>
-        <w:t xml:space="preserve"> «Пивка для рывка» в Омикроне.</w:t>
-      </w:r>
-      <w:proofErr w:type="gramEnd"/>
-      <w:r>
-        <w:t xml:space="preserve"> О ресторанах ему разве что мечтать доводилось.</w:t>
+        <w:t xml:space="preserve"> «Пивка для рывка» в Омикроне. О ресторанах ему разве что мечтать доводилось.</w:t>
       </w:r>
       <w:r>
         <w:t xml:space="preserve"> Туда таких, как Экзибит, не пускали. Значит, это крайне важное лицо. Возможно, даже начальство Такеши. </w:t>
@@ -33666,15 +32392,7 @@
         <w:t xml:space="preserve">И Скампа, и всех тех, с кем он бороздит глубокий космос. Лицо действительно выглядело очень важно. Это был мужчина в возрасте, с грубыми чертами, усталыми глазами, но </w:t>
       </w:r>
       <w:r>
-        <w:t xml:space="preserve">крепкий и жилистый, с </w:t>
-      </w:r>
-      <w:proofErr w:type="gramStart"/>
-      <w:r>
-        <w:t>аристократической осанкой</w:t>
-      </w:r>
-      <w:proofErr w:type="gramEnd"/>
-      <w:r>
-        <w:t xml:space="preserve"> и поведением. </w:t>
+        <w:t xml:space="preserve">крепкий и жилистый, с аристократической осанкой и поведением. </w:t>
       </w:r>
       <w:r>
         <w:t>Увидев перед собой экипаж корабля, он улыбнулся, в</w:t>
@@ -33742,13 +32460,8 @@
       <w:r>
         <w:t xml:space="preserve">л сигнал о бедствии? </w:t>
       </w:r>
-      <w:proofErr w:type="gramStart"/>
-      <w:r>
-        <w:t>Небось</w:t>
-      </w:r>
-      <w:proofErr w:type="gramEnd"/>
-      <w:r>
-        <w:t>, снова</w:t>
+      <w:r>
+        <w:t>Небось, снова</w:t>
       </w:r>
       <w:r>
         <w:t xml:space="preserve"> какой-</w:t>
@@ -34082,15 +32795,7 @@
         <w:t>ебось,</w:t>
       </w:r>
       <w:r>
-        <w:t xml:space="preserve"> снова </w:t>
-      </w:r>
-      <w:proofErr w:type="gramStart"/>
-      <w:r>
-        <w:t>пустая</w:t>
-      </w:r>
-      <w:proofErr w:type="gramEnd"/>
-      <w:r>
-        <w:t xml:space="preserve"> и ни </w:t>
+        <w:t xml:space="preserve"> снова пустая и ни </w:t>
       </w:r>
       <w:r>
         <w:t>для чего н</w:t>
@@ -34438,15 +33143,7 @@
         <w:t xml:space="preserve">гораздо </w:t>
       </w:r>
       <w:r>
-        <w:t xml:space="preserve">внимательнее, чем за кораблями </w:t>
-      </w:r>
-      <w:proofErr w:type="gramStart"/>
-      <w:r>
-        <w:t>помельче</w:t>
-      </w:r>
-      <w:proofErr w:type="gramEnd"/>
-      <w:r>
-        <w:t>, на которых ему довелось побывать прежде</w:t>
+        <w:t>внимательнее, чем за кораблями помельче, на которых ему довелось побывать прежде</w:t>
       </w:r>
       <w:r>
         <w:t>.</w:t>
@@ -34506,15 +33203,7 @@
         <w:t xml:space="preserve"> Порхает, будто бы истребитель какой-нибудь</w:t>
       </w:r>
       <w:r>
-        <w:t xml:space="preserve">. А уж системы </w:t>
-      </w:r>
-      <w:proofErr w:type="gramStart"/>
-      <w:r>
-        <w:t>обороны</w:t>
-      </w:r>
-      <w:proofErr w:type="gramEnd"/>
-      <w:r>
-        <w:t xml:space="preserve"> какие… – </w:t>
+        <w:t xml:space="preserve">. А уж системы обороны какие… – </w:t>
       </w:r>
       <w:r>
         <w:t>Отправил очередной кусочек сочного мяса в последний путь.</w:t>
@@ -34524,15 +33213,7 @@
       </w:r>
       <w:r>
         <w:lastRenderedPageBreak/>
-        <w:t xml:space="preserve">Теперь уже забыл о своих </w:t>
-      </w:r>
-      <w:proofErr w:type="gramStart"/>
-      <w:r>
-        <w:t>аристократических повадках</w:t>
-      </w:r>
-      <w:proofErr w:type="gramEnd"/>
-      <w:r>
-        <w:t>, г</w:t>
+        <w:t>Теперь уже забыл о своих аристократических повадках, г</w:t>
       </w:r>
       <w:r>
         <w:t>овори</w:t>
@@ -34660,13 +33341,8 @@
       <w:r>
         <w:t xml:space="preserve"> </w:t>
       </w:r>
-      <w:proofErr w:type="gramStart"/>
-      <w:r>
-        <w:t>поди</w:t>
-      </w:r>
-      <w:proofErr w:type="gramEnd"/>
-      <w:r>
-        <w:t xml:space="preserve"> потом разберись, настоящая это запись или поддельная. </w:t>
+      <w:r>
+        <w:t xml:space="preserve">поди потом разберись, настоящая это запись или поддельная. </w:t>
       </w:r>
       <w:r>
         <w:t>Сколько вот таких же о</w:t>
@@ -34810,15 +33486,7 @@
         <w:t>т</w:t>
       </w:r>
       <w:r>
-        <w:t xml:space="preserve">, что от их </w:t>
-      </w:r>
-      <w:proofErr w:type="gramStart"/>
-      <w:r>
-        <w:t>грызни</w:t>
-      </w:r>
-      <w:proofErr w:type="gramEnd"/>
-      <w:r>
-        <w:t xml:space="preserve"> что-то </w:t>
+        <w:t xml:space="preserve">, что от их грызни что-то </w:t>
       </w:r>
       <w:r>
         <w:t>из</w:t>
@@ -34845,15 +33513,7 @@
         <w:t xml:space="preserve">ную тюрьму. Да, советник, </w:t>
       </w:r>
       <w:r>
-        <w:t xml:space="preserve">даже в этом они слегка </w:t>
-      </w:r>
-      <w:proofErr w:type="gramStart"/>
-      <w:r>
-        <w:t>похожи</w:t>
-      </w:r>
-      <w:proofErr w:type="gramEnd"/>
-      <w:r>
-        <w:t xml:space="preserve"> на сильфов. Но мы то </w:t>
+        <w:t xml:space="preserve">даже в этом они слегка похожи на сильфов. Но мы то </w:t>
       </w:r>
       <w:r>
         <w:t>«</w:t>
@@ -34961,15 +33621,7 @@
         <w:t xml:space="preserve"> какая-то передряга, и теперь он пуст.</w:t>
       </w:r>
       <w:r>
-        <w:t xml:space="preserve"> Совершенно </w:t>
-      </w:r>
-      <w:proofErr w:type="gramStart"/>
-      <w:r>
-        <w:t>пуст</w:t>
-      </w:r>
-      <w:proofErr w:type="gramEnd"/>
-      <w:r>
-        <w:t xml:space="preserve">, в этом </w:t>
+        <w:t xml:space="preserve"> Совершенно пуст, в этом </w:t>
       </w:r>
       <w:r>
         <w:t xml:space="preserve">нет </w:t>
@@ -35035,23 +33687,10 @@
         <w:t>шего вина</w:t>
       </w:r>
       <w:r>
-        <w:t xml:space="preserve">, видимо, </w:t>
-      </w:r>
-      <w:proofErr w:type="gramStart"/>
-      <w:r>
-        <w:t>из</w:t>
-      </w:r>
-      <w:proofErr w:type="gramEnd"/>
-      <w:r>
-        <w:t xml:space="preserve"> </w:t>
-      </w:r>
-      <w:proofErr w:type="gramStart"/>
-      <w:r>
-        <w:t>какой-нибудь</w:t>
-      </w:r>
-      <w:proofErr w:type="gramEnd"/>
-      <w:r>
-        <w:t xml:space="preserve"> из виноделен </w:t>
+        <w:t>, видимо, из</w:t>
+      </w:r>
+      <w:r>
+        <w:t xml:space="preserve"> какой-нибудь из виноделен </w:t>
       </w:r>
       <w:r>
         <w:t>Долины. Вблизи городов Кольца попросту больше не было мест, где выращивали бы различные сорта винограда и производили вина.</w:t>
@@ -35071,13 +33710,8 @@
       <w:r>
         <w:t xml:space="preserve">только </w:t>
       </w:r>
-      <w:proofErr w:type="gramStart"/>
-      <w:r>
-        <w:t>именах</w:t>
-      </w:r>
-      <w:proofErr w:type="gramEnd"/>
-      <w:r>
-        <w:t xml:space="preserve"> которых можно </w:t>
+      <w:r>
+        <w:t xml:space="preserve">именах которых можно </w:t>
       </w:r>
       <w:r>
         <w:t xml:space="preserve">легко </w:t>
@@ -35399,29 +34033,13 @@
         <w:t xml:space="preserve"> научные станции и лаборатории, производственные центры и хранилища зна</w:t>
       </w:r>
       <w:r>
-        <w:t xml:space="preserve">ний, - так </w:t>
-      </w:r>
-      <w:proofErr w:type="gramStart"/>
-      <w:r>
-        <w:t>это</w:t>
-      </w:r>
-      <w:proofErr w:type="gramEnd"/>
-      <w:r>
-        <w:t xml:space="preserve"> пожалуйста. </w:t>
+        <w:t xml:space="preserve">ний, - так это пожалуйста. </w:t>
       </w:r>
       <w:r>
         <w:t xml:space="preserve">Сомневаюсь, что </w:t>
       </w:r>
       <w:r>
-        <w:t xml:space="preserve">они пока </w:t>
-      </w:r>
-      <w:proofErr w:type="gramStart"/>
-      <w:r>
-        <w:t>готовы</w:t>
-      </w:r>
-      <w:proofErr w:type="gramEnd"/>
-      <w:r>
-        <w:t xml:space="preserve"> к</w:t>
+        <w:t>они пока готовы к</w:t>
       </w:r>
       <w:r>
         <w:t xml:space="preserve"> каким-либо</w:t>
@@ -35586,11 +34204,7 @@
         <w:t>в таком деле</w:t>
       </w:r>
       <w:r>
-        <w:t xml:space="preserve"> либо пан, либо пропал. </w:t>
-      </w:r>
-      <w:proofErr w:type="gramStart"/>
-      <w:r>
-        <w:t xml:space="preserve">Советую </w:t>
+        <w:t xml:space="preserve"> либо пан, либо пропал. Советую </w:t>
       </w:r>
       <w:r>
         <w:t xml:space="preserve">ему </w:t>
@@ -35677,42 +34291,38 @@
         <w:t>организовать второй фронт</w:t>
       </w:r>
       <w:r>
+        <w:t>. Н</w:t>
+      </w:r>
+      <w:r>
+        <w:t>о он всё смеётся грубым голосом</w:t>
+      </w:r>
+      <w:r>
+        <w:t xml:space="preserve"> во весь свой драконий рот</w:t>
+      </w:r>
+      <w:r>
+        <w:t xml:space="preserve"> и говорит, что военные дела – это не мои заботы</w:t>
+      </w:r>
+      <w:r>
+        <w:t>. И</w:t>
+      </w:r>
+      <w:r>
+        <w:t xml:space="preserve"> советует </w:t>
+      </w:r>
+      <w:r>
+        <w:t xml:space="preserve">мне </w:t>
+      </w:r>
+      <w:r>
+        <w:t xml:space="preserve">заняться своими звёздочками и шариками, пока настоящие мужчины решают настоящие дела. </w:t>
+      </w:r>
+      <w:r>
+        <w:t xml:space="preserve">Ну да ладно, не мои </w:t>
+      </w:r>
+      <w:r>
+        <w:t>так не мои</w:t>
+      </w:r>
+      <w:r>
         <w:t>.</w:t>
       </w:r>
-      <w:proofErr w:type="gramEnd"/>
-      <w:r>
-        <w:t xml:space="preserve"> Н</w:t>
-      </w:r>
-      <w:r>
-        <w:t>о он всё смеётся грубым голосом</w:t>
-      </w:r>
-      <w:r>
-        <w:t xml:space="preserve"> во весь свой драконий рот</w:t>
-      </w:r>
-      <w:r>
-        <w:t xml:space="preserve"> и говорит, что военные дела – это не мои заботы</w:t>
-      </w:r>
-      <w:r>
-        <w:t>. И</w:t>
-      </w:r>
-      <w:r>
-        <w:t xml:space="preserve"> советует </w:t>
-      </w:r>
-      <w:r>
-        <w:t xml:space="preserve">мне </w:t>
-      </w:r>
-      <w:r>
-        <w:t xml:space="preserve">заняться своими звёздочками и шариками, пока настоящие мужчины решают настоящие дела. </w:t>
-      </w:r>
-      <w:r>
-        <w:t xml:space="preserve">Ну да ладно, не мои </w:t>
-      </w:r>
-      <w:r>
-        <w:t>так не мои</w:t>
-      </w:r>
-      <w:r>
-        <w:t>.</w:t>
-      </w:r>
       <w:r>
         <w:t xml:space="preserve"> </w:t>
       </w:r>
@@ -35725,14 +34335,12 @@
       <w:r>
         <w:t xml:space="preserve">, но ты ведь и сам знаешь, какие упрямцы эти гронны. </w:t>
       </w:r>
-      <w:proofErr w:type="gramStart"/>
       <w:r>
         <w:t>Сам</w:t>
       </w:r>
       <w:r>
         <w:t>ое</w:t>
       </w:r>
-      <w:proofErr w:type="gramEnd"/>
       <w:r>
         <w:t xml:space="preserve"> важное</w:t>
       </w:r>
@@ -36329,15 +34937,7 @@
         <w:t>Смотри</w:t>
       </w:r>
       <w:r>
-        <w:t xml:space="preserve">, Скамп. Мы могли бы совершить прыжок к Океану… Ты ведь не </w:t>
-      </w:r>
-      <w:proofErr w:type="gramStart"/>
-      <w:r>
-        <w:t>против</w:t>
-      </w:r>
-      <w:proofErr w:type="gramEnd"/>
-      <w:r>
-        <w:t>, если я назву третью планету Океаном?</w:t>
+        <w:t>, Скамп. Мы могли бы совершить прыжок к Океану… Ты ведь не против, если я назву третью планету Океаном?</w:t>
       </w:r>
       <w:r>
         <w:t xml:space="preserve"> Всегда хотел почувствовать, каково это, был первооткрывателем. Не всё же твоим ребятам планеты называть.</w:t>
@@ -36712,15 +35312,7 @@
         <w:t xml:space="preserve">немедленно </w:t>
       </w:r>
       <w:r>
-        <w:t xml:space="preserve">сообщи нашим техникам в </w:t>
-      </w:r>
-      <w:proofErr w:type="gramStart"/>
-      <w:r>
-        <w:t>двигательную</w:t>
-      </w:r>
-      <w:proofErr w:type="gramEnd"/>
-      <w:r>
-        <w:t>, чтобы</w:t>
+        <w:t>сообщи нашим техникам в двигательную, чтобы</w:t>
       </w:r>
       <w:r>
         <w:t xml:space="preserve"> они </w:t>
@@ -36873,15 +35465,7 @@
         <w:t xml:space="preserve">противно </w:t>
       </w:r>
       <w:r>
-        <w:t xml:space="preserve">резкий голос знакомого техника из </w:t>
-      </w:r>
-      <w:proofErr w:type="gramStart"/>
-      <w:r>
-        <w:t>двигательной</w:t>
-      </w:r>
-      <w:proofErr w:type="gramEnd"/>
-      <w:r>
-        <w:t xml:space="preserve">. Того, кому не посчастливилось стать жертвой </w:t>
+        <w:t xml:space="preserve">резкий голос знакомого техника из двигательной. Того, кому не посчастливилось стать жертвой </w:t>
       </w:r>
       <w:r>
         <w:lastRenderedPageBreak/>
@@ -36903,13 +35487,8 @@
         <w:t xml:space="preserve">- </w:t>
       </w:r>
       <w:r>
-        <w:t xml:space="preserve">Приказ выполнен. Джампер </w:t>
-      </w:r>
-      <w:proofErr w:type="gramStart"/>
-      <w:r>
-        <w:t>прогрет</w:t>
-      </w:r>
-      <w:proofErr w:type="gramEnd"/>
+        <w:t>Приказ выполнен. Джампер прогрет</w:t>
+      </w:r>
       <w:r>
         <w:t xml:space="preserve"> до приемлемого </w:t>
       </w:r>
@@ -37036,13 +35615,8 @@
       <w:r>
         <w:t xml:space="preserve">внутренняя радиосвязь на корабле </w:t>
       </w:r>
-      <w:proofErr w:type="gramStart"/>
-      <w:r>
-        <w:t>оборвалась</w:t>
-      </w:r>
-      <w:proofErr w:type="gramEnd"/>
-      <w:r>
-        <w:t xml:space="preserve"> </w:t>
+      <w:r>
+        <w:t xml:space="preserve">оборвалась </w:t>
       </w:r>
       <w:r>
         <w:t>и</w:t>
@@ -37567,15 +36141,7 @@
         <w:t xml:space="preserve"> </w:t>
       </w:r>
       <w:r>
-        <w:t xml:space="preserve">Грязные </w:t>
-      </w:r>
-      <w:proofErr w:type="gramStart"/>
-      <w:r>
-        <w:t>оборванцы</w:t>
-      </w:r>
-      <w:proofErr w:type="gramEnd"/>
-      <w:r>
-        <w:t xml:space="preserve"> из чёрной зоны империи </w:t>
+        <w:t xml:space="preserve">Грязные оборванцы из чёрной зоны империи </w:t>
       </w:r>
       <w:r>
         <w:t>таких упущений ник</w:t>
@@ -37634,11 +36200,9 @@
       <w:r>
         <w:t xml:space="preserve">корабль разрывает на стальные </w:t>
       </w:r>
-      <w:proofErr w:type="gramStart"/>
       <w:r>
         <w:t>ошмётки</w:t>
       </w:r>
-      <w:proofErr w:type="gramEnd"/>
       <w:r>
         <w:t xml:space="preserve"> вышедшими из контроля пространственными аномалиями</w:t>
       </w:r>
@@ -37661,15 +36225,7 @@
         <w:t>.</w:t>
       </w:r>
       <w:r>
-        <w:t xml:space="preserve"> Нет, Такеши любил свой </w:t>
-      </w:r>
-      <w:proofErr w:type="gramStart"/>
-      <w:r>
-        <w:t>корабль</w:t>
-      </w:r>
-      <w:proofErr w:type="gramEnd"/>
-      <w:r>
-        <w:t xml:space="preserve"> и прощаться с ним не хотел. Да и доверенный под его ответственность экипаж должен был вернуться домой в том же составе, в котором взмывал </w:t>
+        <w:t xml:space="preserve"> Нет, Такеши любил свой корабль и прощаться с ним не хотел. Да и доверенный под его ответственность экипаж должен был вернуться домой в том же составе, в котором взмывал </w:t>
       </w:r>
       <w:r>
         <w:t>в воздух на «Зените».</w:t>
@@ -38018,15 +36574,7 @@
         <w:t xml:space="preserve"> и Бальдра</w:t>
       </w:r>
       <w:r>
-        <w:t xml:space="preserve">, двух лун Бастиона, которые </w:t>
-      </w:r>
-      <w:proofErr w:type="gramStart"/>
-      <w:r>
-        <w:t>обречены</w:t>
-      </w:r>
-      <w:proofErr w:type="gramEnd"/>
-      <w:r>
-        <w:t xml:space="preserve"> встретиться на небе планеты лишь раз в десятилетие,</w:t>
+        <w:t>, двух лун Бастиона, которые обречены встретиться на небе планеты лишь раз в десятилетие,</w:t>
       </w:r>
       <w:r>
         <w:t xml:space="preserve"> и </w:t>
@@ -38173,13 +36721,8 @@
         <w:t xml:space="preserve"> не справились бы с управлением и</w:t>
       </w:r>
       <w:r>
-        <w:t xml:space="preserve"> </w:t>
-      </w:r>
-      <w:proofErr w:type="gramStart"/>
-      <w:r>
-        <w:t>врезались</w:t>
-      </w:r>
-      <w:proofErr w:type="gramEnd"/>
+        <w:t xml:space="preserve"> врезались</w:t>
+      </w:r>
       <w:r>
         <w:t xml:space="preserve"> </w:t>
       </w:r>
@@ -38535,13 +37078,8 @@
       <w:r>
         <w:t xml:space="preserve"> нам </w:t>
       </w:r>
-      <w:proofErr w:type="gramStart"/>
-      <w:r>
-        <w:t>добраться к ней</w:t>
-      </w:r>
-      <w:proofErr w:type="gramEnd"/>
-      <w:r>
-        <w:t>.</w:t>
+      <w:r>
+        <w:t>добраться к ней.</w:t>
       </w:r>
       <w:r>
         <w:t xml:space="preserve"> Когда прибудем на орбиту, сообщи </w:t>
@@ -38976,15 +37514,7 @@
         <w:t xml:space="preserve">вся </w:t>
       </w:r>
       <w:r>
-        <w:t xml:space="preserve">команда </w:t>
-      </w:r>
-      <w:proofErr w:type="gramStart"/>
-      <w:r>
-        <w:t>трёхметровых</w:t>
-      </w:r>
-      <w:proofErr w:type="gramEnd"/>
-      <w:r>
-        <w:t xml:space="preserve"> </w:t>
+        <w:t xml:space="preserve">команда трёхметровых </w:t>
       </w:r>
       <w:r>
         <w:t xml:space="preserve">необузданных </w:t>
@@ -39017,15 +37547,7 @@
         <w:t>-то</w:t>
       </w:r>
       <w:r>
-        <w:t xml:space="preserve"> жуткой песчаной буре, после которой </w:t>
-      </w:r>
-      <w:proofErr w:type="gramStart"/>
-      <w:r>
-        <w:t>работёнки</w:t>
-      </w:r>
-      <w:proofErr w:type="gramEnd"/>
-      <w:r>
-        <w:t xml:space="preserve"> техникам</w:t>
+        <w:t xml:space="preserve"> жуткой песчаной буре, после которой работёнки техникам</w:t>
       </w:r>
       <w:r>
         <w:t xml:space="preserve"> «Смотрителя»</w:t>
@@ -39293,23 +37815,7 @@
         <w:t xml:space="preserve">которых ни одна цивилизованная раса в империи не выносит, </w:t>
       </w:r>
       <w:r>
-        <w:t xml:space="preserve">к примеру, жутко похожи </w:t>
-      </w:r>
-      <w:proofErr w:type="gramStart"/>
-      <w:r>
-        <w:t>на</w:t>
-      </w:r>
-      <w:proofErr w:type="gramEnd"/>
-      <w:r>
-        <w:t xml:space="preserve"> </w:t>
-      </w:r>
-      <w:proofErr w:type="gramStart"/>
-      <w:r>
-        <w:t>чудовищной</w:t>
-      </w:r>
-      <w:proofErr w:type="gramEnd"/>
-      <w:r>
-        <w:t xml:space="preserve"> формы </w:t>
+        <w:t xml:space="preserve">к примеру, жутко похожи на чудовищной формы </w:t>
       </w:r>
       <w:r>
         <w:t xml:space="preserve">помесь пауков и </w:t>
@@ -39438,15 +37944,7 @@
         <w:t xml:space="preserve"> в своих странствиях</w:t>
       </w:r>
       <w:r>
-        <w:t xml:space="preserve"> </w:t>
-      </w:r>
-      <w:proofErr w:type="gramStart"/>
-      <w:r>
-        <w:t>встретиться</w:t>
-      </w:r>
-      <w:proofErr w:type="gramEnd"/>
-      <w:r>
-        <w:t xml:space="preserve"> хотя бы с одной </w:t>
+        <w:t xml:space="preserve"> встретиться хотя бы с одной </w:t>
       </w:r>
       <w:r>
         <w:t xml:space="preserve">крошечной </w:t>
@@ -39638,15 +38136,7 @@
         <w:t>И, вполне возможно, тысячный тоже.</w:t>
       </w:r>
       <w:r>
-        <w:t xml:space="preserve"> Их не смущает ни вооружённая команда бойцов, ни жуткие драконьи </w:t>
-      </w:r>
-      <w:proofErr w:type="gramStart"/>
-      <w:r>
-        <w:t>рожи</w:t>
-      </w:r>
-      <w:proofErr w:type="gramEnd"/>
-      <w:r>
-        <w:t xml:space="preserve"> разъярённых гроннов, ни поддержка военной техники.</w:t>
+        <w:t xml:space="preserve"> Их не смущает ни вооружённая команда бойцов, ни жуткие драконьи рожи разъярённых гроннов, ни поддержка военной техники.</w:t>
       </w:r>
       <w:r>
         <w:t xml:space="preserve"> </w:t>
@@ -39691,15 +38181,7 @@
         <w:t xml:space="preserve"> вопрос касается общности, они готовы постоять даже за са</w:t>
       </w:r>
       <w:r>
-        <w:t xml:space="preserve">мого крошечного </w:t>
-      </w:r>
-      <w:proofErr w:type="gramStart"/>
-      <w:r>
-        <w:t>и</w:t>
-      </w:r>
-      <w:proofErr w:type="gramEnd"/>
-      <w:r>
-        <w:t xml:space="preserve"> ни на что не годного силитида, которому </w:t>
+        <w:t xml:space="preserve">мого крошечного и ни на что не годного силитида, которому </w:t>
       </w:r>
       <w:r>
         <w:t xml:space="preserve">и </w:t>
@@ -39720,15 +38202,7 @@
         <w:t xml:space="preserve"> </w:t>
       </w:r>
       <w:r>
-        <w:t>Брр</w:t>
-      </w:r>
-      <w:proofErr w:type="gramStart"/>
-      <w:r>
-        <w:t xml:space="preserve">.. </w:t>
-      </w:r>
-      <w:proofErr w:type="gramEnd"/>
-      <w:r>
-        <w:t xml:space="preserve">Такеши </w:t>
+        <w:t xml:space="preserve">Брр.. Такеши </w:t>
       </w:r>
       <w:r>
         <w:t xml:space="preserve">никогда </w:t>
@@ -39764,13 +38238,8 @@
         <w:t xml:space="preserve"> врасплох</w:t>
       </w:r>
       <w:r>
-        <w:t xml:space="preserve"> и живьём сожрала </w:t>
-      </w:r>
-      <w:proofErr w:type="gramStart"/>
-      <w:r>
-        <w:t>её</w:t>
-      </w:r>
-      <w:proofErr w:type="gramEnd"/>
+        <w:t xml:space="preserve"> и живьём сожрала её</w:t>
+      </w:r>
       <w:r>
         <w:t xml:space="preserve"> чуть ли не в полном составе</w:t>
       </w:r>
@@ -40066,15 +38535,7 @@
         <w:t xml:space="preserve"> доклад</w:t>
       </w:r>
       <w:r>
-        <w:t xml:space="preserve"> </w:t>
-      </w:r>
-      <w:proofErr w:type="gramStart"/>
-      <w:r>
-        <w:t>на</w:t>
-      </w:r>
-      <w:proofErr w:type="gramEnd"/>
-      <w:r>
-        <w:t xml:space="preserve"> мой </w:t>
+        <w:t xml:space="preserve"> на мой </w:t>
       </w:r>
       <w:r>
         <w:rPr>
@@ -40309,18 +38770,10 @@
         <w:t xml:space="preserve">. Это же всё-таки их работа, а не моя. </w:t>
       </w:r>
       <w:r>
-        <w:t>Не выдумывать, конечно, а изучать</w:t>
-      </w:r>
-      <w:proofErr w:type="gramStart"/>
-      <w:r>
-        <w:t xml:space="preserve">… </w:t>
-      </w:r>
-      <w:r>
-        <w:t>В</w:t>
-      </w:r>
-      <w:proofErr w:type="gramEnd"/>
-      <w:r>
-        <w:t xml:space="preserve"> общем, жду</w:t>
+        <w:t xml:space="preserve">Не выдумывать, конечно, а изучать… </w:t>
+      </w:r>
+      <w:r>
+        <w:t>В общем, жду</w:t>
       </w:r>
       <w:r>
         <w:t xml:space="preserve"> от твоей команды</w:t>
@@ -40344,15 +38797,7 @@
         <w:t>А вот т</w:t>
       </w:r>
       <w:r>
-        <w:t xml:space="preserve">ы, </w:t>
-      </w:r>
-      <w:proofErr w:type="gramStart"/>
-      <w:r>
-        <w:t>Экзибит</w:t>
-      </w:r>
-      <w:proofErr w:type="gramEnd"/>
-      <w:r>
-        <w:t>… Чем</w:t>
+        <w:t>ы, Экзибит… Чем</w:t>
       </w:r>
       <w:r>
         <w:t xml:space="preserve"> бы </w:t>
@@ -40375,7 +38820,6 @@
         <w:spacing w:after="0" w:line="240" w:lineRule="auto"/>
         <w:ind w:firstLine="708"/>
       </w:pPr>
-      <w:proofErr w:type="gramStart"/>
       <w:r>
         <w:t xml:space="preserve">Он </w:t>
       </w:r>
@@ -40455,11 +38899,7 @@
         <w:t xml:space="preserve"> из ряда вон выходящим</w:t>
       </w:r>
       <w:r>
-        <w:t>, были вполне легальными</w:t>
-      </w:r>
-      <w:proofErr w:type="gramEnd"/>
-      <w:r>
-        <w:t xml:space="preserve"> </w:t>
+        <w:t xml:space="preserve">, были вполне легальными </w:t>
       </w:r>
       <w:r>
         <w:t xml:space="preserve">и </w:t>
@@ -40566,13 +39006,8 @@
       <w:r>
         <w:t xml:space="preserve"> И опытные агенты </w:t>
       </w:r>
-      <w:proofErr w:type="gramStart"/>
-      <w:r>
-        <w:t>имперского</w:t>
-      </w:r>
-      <w:proofErr w:type="gramEnd"/>
-      <w:r>
-        <w:t xml:space="preserve"> </w:t>
+      <w:r>
+        <w:t xml:space="preserve">имперского </w:t>
       </w:r>
       <w:r>
         <w:t xml:space="preserve">ЦОП, </w:t>
@@ -40646,13 +39081,8 @@
       <w:r>
         <w:t xml:space="preserve">разыскиваемых агентами ЦОП мошенников и </w:t>
       </w:r>
-      <w:proofErr w:type="gramStart"/>
-      <w:r>
-        <w:t>барыг</w:t>
-      </w:r>
-      <w:proofErr w:type="gramEnd"/>
-      <w:r>
-        <w:t>, готовы</w:t>
+      <w:r>
+        <w:t>барыг, готовы</w:t>
       </w:r>
       <w:r>
         <w:t>х</w:t>
@@ -40766,18 +39196,10 @@
         <w:t>– Не знаю, что тебе сказать.</w:t>
       </w:r>
       <w:r>
-        <w:t xml:space="preserve"> В общем говоря, я бы тебе не</w:t>
-      </w:r>
-      <w:proofErr w:type="gramStart"/>
-      <w:r>
-        <w:t xml:space="preserve">… </w:t>
-      </w:r>
-      <w:r>
-        <w:t>А</w:t>
-      </w:r>
-      <w:proofErr w:type="gramEnd"/>
-      <w:r>
-        <w:t xml:space="preserve"> хотя… Знаешь что, Экзибит? </w:t>
+        <w:t xml:space="preserve"> В общем говоря, я бы тебе не… </w:t>
+      </w:r>
+      <w:r>
+        <w:t xml:space="preserve">А хотя… Знаешь что, Экзибит? </w:t>
       </w:r>
       <w:r>
         <w:t xml:space="preserve">Все мы немножко дикари. </w:t>
@@ -40858,15 +39280,7 @@
         <w:t>, в общем,</w:t>
       </w:r>
       <w:r>
-        <w:t xml:space="preserve"> </w:t>
-      </w:r>
-      <w:proofErr w:type="gramStart"/>
-      <w:r>
-        <w:t>работёнка</w:t>
-      </w:r>
-      <w:proofErr w:type="gramEnd"/>
-      <w:r>
-        <w:t>.</w:t>
+        <w:t xml:space="preserve"> работёнка.</w:t>
       </w:r>
       <w:r>
         <w:t xml:space="preserve"> О</w:t>
@@ -40954,7 +39368,13 @@
         <w:t>ь</w:t>
       </w:r>
       <w:r>
-        <w:t>», прекрасно различимый на фоне всё отплывающей холодной планеты, с лёгкой руки Скампа названной Цербером, медленно плыл в бескрайнем мёртвом космосе</w:t>
+        <w:t xml:space="preserve">», прекрасно различимый на фоне всё </w:t>
+      </w:r>
+      <w:r>
+        <w:t xml:space="preserve">дальше </w:t>
+      </w:r>
+      <w:r>
+        <w:t>отплывающей холодной планеты, с лёгкой руки Скампа названной Цербером, медленно плыл в бескрайнем мёртвом космосе</w:t>
       </w:r>
       <w:r>
         <w:t xml:space="preserve"> Солнечной системы</w:t>
@@ -41008,15 +39428,7 @@
         <w:t>и</w:t>
       </w:r>
       <w:r>
-        <w:t xml:space="preserve">, но она померкла </w:t>
-      </w:r>
-      <w:proofErr w:type="gramStart"/>
-      <w:r>
-        <w:t>так</w:t>
-      </w:r>
-      <w:proofErr w:type="gramEnd"/>
-      <w:r>
-        <w:t xml:space="preserve"> же быстро, как и вспыхнула. </w:t>
+        <w:t xml:space="preserve">, но она померкла так же быстро, как и вспыхнула. </w:t>
       </w:r>
       <w:r>
         <w:t>Судя по всему</w:t>
@@ -41070,7 +39482,13 @@
         <w:t xml:space="preserve"> только во время посещения крупных космопортов на густонаселённых планетах.</w:t>
       </w:r>
       <w:r>
-        <w:t xml:space="preserve"> Тогда то и гравитационные фермы сложены</w:t>
+        <w:t xml:space="preserve"> Тогда</w:t>
+      </w:r>
+      <w:r>
+        <w:t>-</w:t>
+      </w:r>
+      <w:r>
+        <w:t>то и гравитационные фермы сложены</w:t>
       </w:r>
       <w:r>
         <w:t xml:space="preserve"> и пристыкованы к корпусу</w:t>
@@ -41085,13 +39503,16 @@
         <w:t>, модель</w:t>
       </w:r>
       <w:r>
-        <w:t xml:space="preserve"> и производителя корабля таким образом, чтобы даже наземная техника могла распознать, кому он принадлежит, задолго до приземления.</w:t>
-      </w:r>
-      <w:r>
-        <w:t xml:space="preserve"> </w:t>
+        <w:t xml:space="preserve"> и производителя корабля таким образом, чтобы даже наземная техника могла распознать, кому он принадлежит, задолго до </w:t>
       </w:r>
       <w:r>
         <w:lastRenderedPageBreak/>
+        <w:t>приземления.</w:t>
+      </w:r>
+      <w:r>
+        <w:t xml:space="preserve"> </w:t>
+      </w:r>
+      <w:r>
         <w:t>Вот тогда-то Такеши был щедр не в себя и позволял наслаждаться эстетичным видом корабля. Ровно до тех пор, пока они не спускались к шлюзовым докам космопорта и не ступали ногой на твёрдую почву о</w:t>
       </w:r>
       <w:r>
@@ -41101,15 +39522,7 @@
         <w:t>битаемой густонаселённой планеты.</w:t>
       </w:r>
       <w:r>
-        <w:t xml:space="preserve"> Иначе пришлось бы иметь дела </w:t>
-      </w:r>
-      <w:proofErr w:type="gramStart"/>
-      <w:r>
-        <w:t>с</w:t>
-      </w:r>
-      <w:proofErr w:type="gramEnd"/>
-      <w:r>
-        <w:t xml:space="preserve"> службой безопасности</w:t>
+        <w:t xml:space="preserve"> Иначе пришлось бы иметь дела с службой безопасности</w:t>
       </w:r>
       <w:r>
         <w:t xml:space="preserve">, которые всегда были </w:t>
@@ -41217,26 +39630,16 @@
         <w:t>все требования</w:t>
       </w:r>
       <w:r>
-        <w:t xml:space="preserve"> и распоряжение, даже те, которые управляющие космопорта устанавливали за день до прибытия «Смотрителя»</w:t>
-      </w:r>
-      <w:proofErr w:type="gramStart"/>
-      <w:r>
-        <w:t>.</w:t>
-      </w:r>
-      <w:proofErr w:type="gramEnd"/>
-      <w:r>
-        <w:t xml:space="preserve"> </w:t>
-      </w:r>
-      <w:r>
-        <w:t>Для того</w:t>
-      </w:r>
-      <w:proofErr w:type="gramStart"/>
-      <w:r>
-        <w:t>,</w:t>
-      </w:r>
-      <w:proofErr w:type="gramEnd"/>
-      <w:r>
-        <w:t xml:space="preserve"> </w:t>
+        <w:t xml:space="preserve"> и распоряжени</w:t>
+      </w:r>
+      <w:r>
+        <w:t>я</w:t>
+      </w:r>
+      <w:r>
+        <w:t xml:space="preserve">, даже те, которые управляющие космопорта устанавливали за день до прибытия «Смотрителя». </w:t>
+      </w:r>
+      <w:r>
+        <w:t xml:space="preserve">Для того, </w:t>
       </w:r>
       <w:r>
         <w:t xml:space="preserve">чтобы </w:t>
@@ -41272,19 +39675,7 @@
         <w:ind w:firstLine="708"/>
       </w:pPr>
       <w:r>
-        <w:t>Впрочем, иногда ему не удавалось следить за всем экипажем порученного ему корабля</w:t>
-      </w:r>
-      <w:proofErr w:type="gramStart"/>
-      <w:r>
-        <w:t>.</w:t>
-      </w:r>
-      <w:proofErr w:type="gramEnd"/>
-      <w:r>
-        <w:t xml:space="preserve"> </w:t>
-      </w:r>
-      <w:proofErr w:type="gramStart"/>
-      <w:r>
-        <w:t>Иногда т</w:t>
+        <w:t>Впрочем, иногда ему не удавалось следить за всем экипажем порученного ему корабля. Иногда т</w:t>
       </w:r>
       <w:r>
         <w:t xml:space="preserve">ехники </w:t>
@@ -41382,7 +39773,6 @@
       <w:r>
         <w:t>, описанию которого посвящена целая статья в корабельном своде.</w:t>
       </w:r>
-      <w:proofErr w:type="gramEnd"/>
       <w:r>
         <w:t xml:space="preserve"> А напарники за спиной попавшего под раздачу техника с умным видом многозначительно кивали головой.</w:t>
       </w:r>
@@ -41525,15 +39915,7 @@
         <w:t>ксенофобии,</w:t>
       </w:r>
       <w:r>
-        <w:t xml:space="preserve"> которыми </w:t>
-      </w:r>
-      <w:proofErr w:type="gramStart"/>
-      <w:r>
-        <w:t>отличаются</w:t>
-      </w:r>
-      <w:proofErr w:type="gramEnd"/>
-      <w:r>
-        <w:t xml:space="preserve"> разве что недоразвитые дикарские племена,</w:t>
+        <w:t xml:space="preserve"> которыми отличаются разве что недоразвитые дикарские племена,</w:t>
       </w:r>
       <w:r>
         <w:t xml:space="preserve"> и создать </w:t>
@@ -41548,7 +39930,16 @@
         <w:t xml:space="preserve">процветающих </w:t>
       </w:r>
       <w:r>
-        <w:t>старших рас, скрепив кровавый договор, результат тысячелетних споров и конфликтов, нещадных войн и страданий миллиардов семей пактом о взаимном мире и взаимопомощи, «Ангельским Пактом». Составлен</w:t>
+        <w:t xml:space="preserve">старших рас, скрепив кровавый договор, результат тысячелетних споров и конфликтов, нещадных войн и страданий миллиардов семей пактом о взаимном мире и взаимопомощи, «Ангельским Пактом». </w:t>
+      </w:r>
+    </w:p>
+    <w:p>
+      <w:pPr>
+        <w:spacing w:after="0" w:line="240" w:lineRule="auto"/>
+        <w:ind w:firstLine="708"/>
+      </w:pPr>
+      <w:r>
+        <w:t>Составлен</w:t>
       </w:r>
       <w:r>
         <w:t>ный</w:t>
@@ -41560,7 +39951,13 @@
         <w:t xml:space="preserve"> на руинах </w:t>
       </w:r>
       <w:r>
-        <w:t>последнего уничтоженного в длительной и кровопролитной</w:t>
+        <w:t xml:space="preserve">последнего уничтоженного в </w:t>
+      </w:r>
+      <w:r>
+        <w:t xml:space="preserve">очень </w:t>
+      </w:r>
+      <w:r>
+        <w:t>длительной и кровопролитной</w:t>
       </w:r>
       <w:r>
         <w:t xml:space="preserve"> войне</w:t>
@@ -41584,18 +39981,10 @@
         <w:t xml:space="preserve"> вроде Причала</w:t>
       </w:r>
       <w:r>
-        <w:t xml:space="preserve"> на </w:t>
-      </w:r>
-      <w:proofErr w:type="gramStart"/>
-      <w:r>
-        <w:t>ошмётки</w:t>
-      </w:r>
-      <w:proofErr w:type="gramEnd"/>
-      <w:r>
-        <w:t xml:space="preserve"> и разбросать их по всей звёздной системе,</w:t>
-      </w:r>
-      <w:r>
-        <w:t xml:space="preserve"> он провозгласил новую эру империи. Эру равных прав и общего процветания.</w:t>
+        <w:t xml:space="preserve"> на ошмётки и разбросать их по звёздной системе,</w:t>
+      </w:r>
+      <w:r>
+        <w:t xml:space="preserve"> он провозгласил новую эру. Эру равных прав и общего процветания.</w:t>
       </w:r>
       <w:r>
         <w:t xml:space="preserve"> Многим </w:t>
@@ -41712,11 +40101,50 @@
         <w:t xml:space="preserve">ведь </w:t>
       </w:r>
       <w:r>
-        <w:t xml:space="preserve">только по этой простой причине и пристали на условия пакта. Но </w:t>
+        <w:t xml:space="preserve">только по этой простой причине и пристали на условия </w:t>
       </w:r>
       <w:r>
         <w:lastRenderedPageBreak/>
-        <w:t xml:space="preserve">со временем всё забылось, </w:t>
+        <w:t>П</w:t>
+      </w:r>
+      <w:r>
+        <w:t>акта.</w:t>
+      </w:r>
+      <w:r>
+        <w:t xml:space="preserve"> Новости распространялись со скоростью света, всё новые звёздные системы вступали в неравный бой с Ангельским Пактом</w:t>
+      </w:r>
+      <w:r>
+        <w:t xml:space="preserve"> и терпели поражение от всё новых её союзников. Империя разрасталась словно моровая чума. С</w:t>
+      </w:r>
+      <w:r>
+        <w:t>о временем</w:t>
+      </w:r>
+      <w:r>
+        <w:t xml:space="preserve"> она стала огромной и неподъёмной, как</w:t>
+      </w:r>
+      <w:r>
+        <w:t xml:space="preserve"> </w:t>
+      </w:r>
+      <w:r>
+        <w:t xml:space="preserve">скала, неспособная защитить все свои границы, сквозь которые всё чаще проникали неведомые соседи из-за Вуали, десятки и сотни кораблей скапливались около границ и разбивали патрульные группы. Безуспешные многочисленные попытки найти их хозяев </w:t>
+      </w:r>
+      <w:r>
+        <w:t>увенчались неудачей, всё новые патрульные группы оказывались лишь грудой обломков,</w:t>
+      </w:r>
+      <w:r>
+        <w:t xml:space="preserve"> </w:t>
+      </w:r>
+      <w:r>
+        <w:t xml:space="preserve">экономика начинала затухать, а то и вовсе разваливаться, внутренние разногласия всё чаще поднимали революционные мнения, и </w:t>
+      </w:r>
+      <w:r>
+        <w:t xml:space="preserve">в конце концов </w:t>
+      </w:r>
+      <w:r>
+        <w:t xml:space="preserve">было решено оставить все проблемы в небольшой буферной зоне, разделяющей неведомые миры за Вуалью и сопротивляющиеся пограничные миры. Со временем </w:t>
+      </w:r>
+      <w:r>
+        <w:t xml:space="preserve">всё забылось, </w:t>
       </w:r>
       <w:r>
         <w:t>военную власть в империи сменило мирное правительство, и оно стало прислушиваться к гражданам, не только сильфам, но и други</w:t>
@@ -41738,6 +40166,472 @@
       </w:r>
       <w:r>
         <w:t>становилось всё больше и больше.</w:t>
+      </w:r>
+    </w:p>
+    <w:p>
+      <w:pPr>
+        <w:spacing w:after="0" w:line="240" w:lineRule="auto"/>
+        <w:ind w:firstLine="708"/>
+      </w:pPr>
+      <w:r>
+        <w:t xml:space="preserve">Что касается Вольных Народов, </w:t>
+      </w:r>
+      <w:r>
+        <w:t xml:space="preserve">жителей </w:t>
+      </w:r>
+      <w:r>
+        <w:t xml:space="preserve">многочисленных </w:t>
+      </w:r>
+      <w:r>
+        <w:t xml:space="preserve">обитаемых </w:t>
+      </w:r>
+      <w:r>
+        <w:t>миров за Вуалью,</w:t>
+      </w:r>
+      <w:r>
+        <w:t xml:space="preserve"> </w:t>
+      </w:r>
+      <w:r>
+        <w:t xml:space="preserve">которые только начинали узнавать </w:t>
+      </w:r>
+      <w:r>
+        <w:t xml:space="preserve">бесконечные </w:t>
+      </w:r>
+      <w:r>
+        <w:t xml:space="preserve">тайны мироздания, </w:t>
+      </w:r>
+      <w:r>
+        <w:t>их история только</w:t>
+      </w:r>
+      <w:r>
+        <w:t xml:space="preserve">-только </w:t>
+      </w:r>
+      <w:r>
+        <w:t>начиналась.</w:t>
+      </w:r>
+      <w:r>
+        <w:t xml:space="preserve"> </w:t>
+      </w:r>
+      <w:r>
+        <w:t xml:space="preserve">Большинство </w:t>
+      </w:r>
+      <w:r>
+        <w:t xml:space="preserve">местных </w:t>
+      </w:r>
+      <w:r>
+        <w:t>рас не</w:t>
+      </w:r>
+      <w:r>
+        <w:t xml:space="preserve"> то, что не вышли в космос, они не</w:t>
+      </w:r>
+      <w:r>
+        <w:t xml:space="preserve"> успели даже толком обжиться на родных планетах. Анигриоды и готридианцы, инартизийцы и крогридианцы, </w:t>
+      </w:r>
+      <w:r>
+        <w:t>алусианцы</w:t>
+      </w:r>
+      <w:r>
+        <w:t>, алантирийцы, акринианцы</w:t>
+      </w:r>
+      <w:r>
+        <w:t xml:space="preserve"> и </w:t>
+      </w:r>
+      <w:r>
+        <w:t>пепельники</w:t>
+      </w:r>
+      <w:r>
+        <w:t xml:space="preserve">, </w:t>
+      </w:r>
+      <w:r>
+        <w:t>локриссиды и орвилианцы, и многие другие расы были всё ещё зациклен</w:t>
+      </w:r>
+      <w:r>
+        <w:t>н</w:t>
+      </w:r>
+      <w:r>
+        <w:t>ы</w:t>
+      </w:r>
+      <w:r>
+        <w:t>ми</w:t>
+      </w:r>
+      <w:r>
+        <w:t xml:space="preserve"> на межрасовых разногласиях. Различия в цвете кожи и пятен на ней</w:t>
+      </w:r>
+      <w:r>
+        <w:t>, форме наростов,</w:t>
+      </w:r>
+      <w:r>
+        <w:t xml:space="preserve"> </w:t>
+      </w:r>
+      <w:r>
+        <w:t xml:space="preserve">в первую очередь </w:t>
+      </w:r>
+      <w:r>
+        <w:t xml:space="preserve">влияли на экономические отношения, моральные устои, а также военную экспансию </w:t>
+      </w:r>
+      <w:r>
+        <w:t xml:space="preserve">сложившихся </w:t>
+      </w:r>
+      <w:r>
+        <w:t xml:space="preserve">формирований. </w:t>
+      </w:r>
+      <w:r>
+        <w:t>Впрочем, н</w:t>
+      </w:r>
+      <w:r>
+        <w:t>и одна</w:t>
+      </w:r>
+      <w:r>
+        <w:t xml:space="preserve"> здешняя</w:t>
+      </w:r>
+      <w:r>
+        <w:t xml:space="preserve"> раса не имела превосходства над другими, культурные центры </w:t>
+      </w:r>
+      <w:r>
+        <w:t xml:space="preserve">часто </w:t>
+      </w:r>
+      <w:r>
+        <w:t xml:space="preserve">перетекали их одной стороны в другую, военные бастионы </w:t>
+      </w:r>
+      <w:r>
+        <w:t>появ</w:t>
+      </w:r>
+      <w:r>
+        <w:t>лялись и разрушались, а жизнь неустанно намекала, что смерть идёт за ней по пятам.</w:t>
+      </w:r>
+      <w:r>
+        <w:t xml:space="preserve"> Подобные пузыри легко надувались и так же легко лопались</w:t>
+      </w:r>
+      <w:r>
+        <w:t>, оставляя после себя несколько пузырьков поменьше</w:t>
+      </w:r>
+      <w:r>
+        <w:t>.</w:t>
+      </w:r>
+      <w:r>
+        <w:t xml:space="preserve"> Они редко когда задумывались, насколько большой</w:t>
+      </w:r>
+      <w:r>
+        <w:t xml:space="preserve"> и опасный </w:t>
+      </w:r>
+      <w:r>
+        <w:t xml:space="preserve">мир вокруг них, есть ли </w:t>
+      </w:r>
+      <w:r>
+        <w:t>где-нибудь поблизости</w:t>
+      </w:r>
+      <w:r>
+        <w:t xml:space="preserve"> крупные формирования</w:t>
+      </w:r>
+      <w:r>
+        <w:t>, имеющие в своих схронах</w:t>
+      </w:r>
+      <w:r>
+        <w:t xml:space="preserve"> </w:t>
+      </w:r>
+      <w:r>
+        <w:t xml:space="preserve">реликвии, указывающие на </w:t>
+      </w:r>
+      <w:r>
+        <w:t>сотн</w:t>
+      </w:r>
+      <w:r>
+        <w:t>и</w:t>
+      </w:r>
+      <w:r>
+        <w:t xml:space="preserve"> тысяч лет истории, сколько </w:t>
+      </w:r>
+      <w:r>
+        <w:t xml:space="preserve">именно </w:t>
+      </w:r>
+      <w:r>
+        <w:t xml:space="preserve">времени им выделил бог, </w:t>
+      </w:r>
+      <w:r>
+        <w:t xml:space="preserve">основательно </w:t>
+      </w:r>
+      <w:r>
+        <w:t>погружа</w:t>
+      </w:r>
+      <w:r>
+        <w:t>лис</w:t>
+      </w:r>
+      <w:r>
+        <w:t>ь в домашние заботы и едва уловимые попытки наладить культурную общественную жизнь.</w:t>
+      </w:r>
+      <w:r>
+        <w:t xml:space="preserve"> Иногда они проводили дипломатические переговоры, заключали договора о ненападении и даже вступали в союзы против окружающих их соперников.</w:t>
+      </w:r>
+      <w:r>
+        <w:t xml:space="preserve"> Свадьбы объединяли два королевства в одно, а разводы частенько становились причиной тому, что на месте прежних двух возникали новые четыре королевства. В лучшем случае. </w:t>
+      </w:r>
+      <w:r>
+        <w:t>В здешних звёздных системах флоты незнакомых друг другу рас встречаются гораздо чаще, чем в</w:t>
+      </w:r>
+      <w:r>
+        <w:t xml:space="preserve"> Ангельском Пакте</w:t>
+      </w:r>
+      <w:r>
+        <w:t>, дипломатические потуги часто идут прахом из-за ксенофобии и задней мысли, которая есть у всех без исключения её обитателей, а неудачные попытки переговоров или торговли часто оканчиваются ножом в спине, спутанным сознанием, которым торговца наградит какой-нибудь сновидец-изгой из Бастиона или двойным слоем истребителей дедушки Зорга, окружившим несчастное ржавое корыто какого-нибудь торговца. Здесь много космических государств, здесь много населённых одной расой миров, здесь много пустых, неисследованных и давно заброшенных миров, которые хранят что-то ценное на своей поверхности. Здесь отличные охотничьи угодья и для Империи, и для Ренегатов, и для Старой Республики, которая желает возродить старые славные времена. И для кочевых номадов-агренийцев, и ещё для кое-кого интересного, кто тоже не упустит такой замечательный шанс перекроить Вселенную.</w:t>
+      </w:r>
+      <w:r>
+        <w:t xml:space="preserve"> </w:t>
+      </w:r>
+    </w:p>
+    <w:p>
+      <w:pPr>
+        <w:spacing w:after="0" w:line="240" w:lineRule="auto"/>
+        <w:ind w:firstLine="708"/>
+      </w:pPr>
+      <w:r>
+        <w:t>Кипящий котёл никогда не переставал бурлить,</w:t>
+      </w:r>
+      <w:r>
+        <w:t xml:space="preserve"> экономические потрясения,</w:t>
+      </w:r>
+      <w:r>
+        <w:t xml:space="preserve"> военная экспансия и </w:t>
+      </w:r>
+      <w:r>
+        <w:t xml:space="preserve">природные катаклизмы </w:t>
+      </w:r>
+      <w:r>
+        <w:t>усложняла и без того сложную жизнь</w:t>
+      </w:r>
+      <w:r>
+        <w:t>, но</w:t>
+      </w:r>
+      <w:r>
+        <w:t xml:space="preserve"> </w:t>
+      </w:r>
+      <w:r>
+        <w:t>место исчезнувших рас</w:t>
+      </w:r>
+      <w:r>
+        <w:t xml:space="preserve"> никогда не было пусто, сюда</w:t>
+      </w:r>
+      <w:r>
+        <w:t xml:space="preserve"> тотчас же приходила новая. И </w:t>
+      </w:r>
+      <w:r>
+        <w:t xml:space="preserve">бывало, </w:t>
+      </w:r>
+      <w:r>
+        <w:t xml:space="preserve">иногда </w:t>
+      </w:r>
+      <w:r>
+        <w:t>в этой новой жизни укреплялись нотки разума.</w:t>
+      </w:r>
+      <w:r>
+        <w:t xml:space="preserve"> </w:t>
+      </w:r>
+      <w:r>
+        <w:rPr>
+          <w:lang w:val="uk-UA"/>
+        </w:rPr>
+        <w:t>Рас</w:t>
+      </w:r>
+      <w:r>
+        <w:t xml:space="preserve">ы становились </w:t>
+      </w:r>
+      <w:r>
+        <w:t xml:space="preserve">всё </w:t>
+      </w:r>
+      <w:r>
+        <w:t xml:space="preserve">сплочённее, </w:t>
+      </w:r>
+      <w:r>
+        <w:t xml:space="preserve">всё сильнее </w:t>
+      </w:r>
+      <w:r>
+        <w:t xml:space="preserve">рвущиеся навстречу новому и неизведанному, </w:t>
+      </w:r>
+      <w:r>
+        <w:t xml:space="preserve">всё </w:t>
+      </w:r>
+      <w:r>
+        <w:t xml:space="preserve">отважнее и любознательнее. Они бросали вызов </w:t>
+      </w:r>
+      <w:r>
+        <w:t xml:space="preserve">завладевшему всем вокруг </w:t>
+      </w:r>
+      <w:r>
+        <w:t>хаосу и нередко выходили победителями. Алусианцы, алантирийцы, акринианцы</w:t>
+      </w:r>
+      <w:r>
+        <w:t xml:space="preserve"> и </w:t>
+      </w:r>
+      <w:r>
+        <w:t>жители Пепельного союза</w:t>
+      </w:r>
+      <w:r>
+        <w:t xml:space="preserve"> сумели выжить в борьбе с «великим уравнителем» и занять весомое место в предстоящих событиях, формирующих </w:t>
+      </w:r>
+      <w:r>
+        <w:t xml:space="preserve">совершенно </w:t>
+      </w:r>
+      <w:r>
+        <w:t>новую карту Вселенной.</w:t>
+      </w:r>
+      <w:r>
+        <w:t xml:space="preserve"> Несмотря на</w:t>
+      </w:r>
+      <w:r>
+        <w:t xml:space="preserve"> </w:t>
+      </w:r>
+      <w:r>
+        <w:t>небольшой по сравнению с Ангельским Пактом размер космических государств, влияние</w:t>
+      </w:r>
+      <w:r>
+        <w:t xml:space="preserve"> их жителей</w:t>
+      </w:r>
+      <w:r>
+        <w:t xml:space="preserve"> отдавало эхом на многих </w:t>
+      </w:r>
+      <w:r>
+        <w:t xml:space="preserve">пограничных </w:t>
+      </w:r>
+      <w:r>
+        <w:t xml:space="preserve">планетах Империи, и </w:t>
+      </w:r>
+      <w:r>
+        <w:rPr>
+          <w:lang w:val="en-US"/>
+        </w:rPr>
+        <w:t xml:space="preserve">                                                           </w:t>
+      </w:r>
+      <w:r>
+        <w:lastRenderedPageBreak/>
+        <w:t>далеко за её пределами. Д</w:t>
+      </w:r>
+      <w:r>
+        <w:t xml:space="preserve">аже в столице </w:t>
+      </w:r>
+      <w:r>
+        <w:t xml:space="preserve">Старой </w:t>
+      </w:r>
+      <w:r>
+        <w:t xml:space="preserve">Республики, </w:t>
+      </w:r>
+      <w:r>
+        <w:t xml:space="preserve">на </w:t>
+      </w:r>
+      <w:r>
+        <w:t>Эксетре</w:t>
+      </w:r>
+      <w:r>
+        <w:t>, слышали недавние новости из далёких земель и готовились взять ситуацию в свои руки</w:t>
+      </w:r>
+      <w:r>
+        <w:t xml:space="preserve">. </w:t>
+      </w:r>
+    </w:p>
+    <w:p>
+      <w:pPr>
+        <w:spacing w:after="0" w:line="240" w:lineRule="auto"/>
+        <w:ind w:firstLine="708"/>
+      </w:pPr>
+      <w:r>
+        <w:t xml:space="preserve">В настоящее время среди Вольных Народов </w:t>
+      </w:r>
+      <w:r>
+        <w:t xml:space="preserve">становится </w:t>
+      </w:r>
+      <w:r>
+        <w:t>популярн</w:t>
+      </w:r>
+      <w:r>
+        <w:t>ым</w:t>
+      </w:r>
+      <w:r>
+        <w:t xml:space="preserve"> Теневой Совет, образовавшийся неизвестно по какой причине и неизвестно кем финансируемый, но имеющий ясно обозначенное отношение к империи. Среди разрозненных Вольных Народов вновь набирают оборотов миссионерские движения, космические пространства заполняют пропагандистские и миссионерские корабли, каждый из которых несёт с собой свою, истинную правду об истинной вере и праведной жизни, понятие о которой существенно отличается у каждой расы, заплутавшей в здешних местах. Многие местные цивилизации и сами бы не против снарядить какой-нибудь флот, ведомый материнским кораблём "Пророк", чтобы навязать свои верования погрязшим в незнании и неведении дикарям из очередной звёздной системы или планеты. Но пока "Пророк" висит себе спокойно над Медиврой и никого не трогает, Вольные Народы заняты </w:t>
+      </w:r>
+      <w:r>
+        <w:t>бесчисленными</w:t>
+      </w:r>
+      <w:r>
+        <w:t xml:space="preserve"> внутренними делами, а Теневой Совет рассылает буклет</w:t>
+      </w:r>
+      <w:r>
+        <w:t>ы</w:t>
+      </w:r>
+      <w:r>
+        <w:t xml:space="preserve"> на основные густонаселённые планеты в поиске желающих поучаствовать в его съездах.</w:t>
+      </w:r>
+    </w:p>
+    <w:p>
+      <w:pPr>
+        <w:spacing w:after="0" w:line="240" w:lineRule="auto"/>
+        <w:ind w:firstLine="708"/>
+      </w:pPr>
+    </w:p>
+    <w:p>
+      <w:pPr>
+        <w:spacing w:after="0" w:line="240" w:lineRule="auto"/>
+        <w:ind w:firstLine="708"/>
+      </w:pPr>
+      <w:r>
+        <w:t>Работ</w:t>
+      </w:r>
+      <w:r>
+        <w:t>ёнка</w:t>
+      </w:r>
+      <w:r>
+        <w:t xml:space="preserve"> выдалась слишком пыльная. </w:t>
+      </w:r>
+      <w:r>
+        <w:t xml:space="preserve">Кто бы мог подумать, </w:t>
+      </w:r>
+      <w:r>
+        <w:t>Ариадна хранила лекарства практически от всех существующих болезней.</w:t>
+      </w:r>
+      <w:r>
+        <w:t xml:space="preserve"> Их названия едва ли можно</w:t>
+      </w:r>
+      <w:r>
+        <w:t xml:space="preserve"> было</w:t>
+      </w:r>
+      <w:r>
+        <w:t xml:space="preserve"> произносить без запинки, а от </w:t>
+      </w:r>
+      <w:r>
+        <w:t xml:space="preserve">одного лишь </w:t>
+      </w:r>
+      <w:r>
+        <w:t>описания вредоносных эффектов аж голова начинала кружиться</w:t>
+      </w:r>
+      <w:r>
+        <w:t>, а всё тело трясти</w:t>
+      </w:r>
+      <w:r>
+        <w:t>. Казалось, легче просто умереть без лекарств, чем попробовать выпить одно из них.</w:t>
+      </w:r>
+      <w:r>
+        <w:t xml:space="preserve"> Экзибит потратил весь оставшийся день, читая всё, что попадало ему под руку</w:t>
+      </w:r>
+      <w:r>
+        <w:t xml:space="preserve">, а под вечер, выбившийся из сил, отправился вместе </w:t>
+      </w:r>
+      <w:r>
+        <w:t>с</w:t>
+      </w:r>
+      <w:r>
+        <w:t xml:space="preserve"> Ариадной в зал отдыха, где их уже ждали все мало-мальски важные члены команды.</w:t>
+      </w:r>
+      <w:r>
+        <w:t xml:space="preserve"> Ариадна пожала руку Такеши и отчиталась:</w:t>
+      </w:r>
+    </w:p>
+    <w:p>
+      <w:pPr>
+        <w:spacing w:after="0" w:line="240" w:lineRule="auto"/>
+        <w:ind w:firstLine="708"/>
+      </w:pPr>
+      <w:r>
+        <w:t>- Лучше бы вы не говорили Экзибиту мне помогать. Я бы сама справилась раз в пять быстрее.</w:t>
+      </w:r>
+      <w:r>
+        <w:t xml:space="preserve"> </w:t>
       </w:r>
     </w:p>
     <w:p>
@@ -41749,64 +40643,23 @@
       <w:pPr>
         <w:spacing w:after="0" w:line="240" w:lineRule="auto"/>
       </w:pPr>
-    </w:p>
-    <w:p>
-      <w:pPr>
-        <w:spacing w:after="0" w:line="240" w:lineRule="auto"/>
-      </w:pPr>
-      <w:r>
-        <w:t xml:space="preserve">- </w:t>
-      </w:r>
-      <w:r>
-        <w:t xml:space="preserve">история расцвета космической цивилизации, </w:t>
-      </w:r>
-      <w:r>
-        <w:t>тирания АП и переход к мирной жизни</w:t>
-      </w:r>
-      <w:r>
-        <w:t xml:space="preserve"> в империи</w:t>
-      </w:r>
-    </w:p>
-    <w:p>
-      <w:pPr>
-        <w:spacing w:after="0" w:line="240" w:lineRule="auto"/>
-      </w:pPr>
-      <w:r>
-        <w:t xml:space="preserve">- </w:t>
-      </w:r>
-      <w:r>
-        <w:t xml:space="preserve">размышления о </w:t>
-      </w:r>
-      <w:r>
-        <w:t>Вольны</w:t>
-      </w:r>
-      <w:r>
-        <w:t>х</w:t>
-      </w:r>
-      <w:r>
-        <w:t xml:space="preserve"> Народ</w:t>
-      </w:r>
-      <w:r>
-        <w:t>ах</w:t>
-      </w:r>
-      <w:r>
-        <w:t xml:space="preserve"> - аллюзия на то, что происходило в империи в первое время</w:t>
-      </w:r>
-    </w:p>
-    <w:p>
-      <w:pPr>
-        <w:spacing w:after="0" w:line="240" w:lineRule="auto"/>
-      </w:pPr>
-      <w:r>
-        <w:t>- разговор в зоне отдыха (конфли</w:t>
-      </w:r>
-      <w:proofErr w:type="gramStart"/>
-      <w:r>
-        <w:t>кт с Гр</w:t>
-      </w:r>
-      <w:proofErr w:type="gramEnd"/>
-      <w:r>
-        <w:t>омилой)</w:t>
+      <w:r>
+        <w:t>- разговор в зоне отдыха (конфликт с Громилой</w:t>
+      </w:r>
+      <w:r>
+        <w:t xml:space="preserve"> </w:t>
+      </w:r>
+      <w:r>
+        <w:rPr>
+          <w:lang w:val="uk-UA"/>
+        </w:rPr>
+        <w:t xml:space="preserve">по поводу </w:t>
+      </w:r>
+      <w:r>
+        <w:t>побега с родной планеты Жарк</w:t>
+      </w:r>
+      <w:r>
+        <w:t>)</w:t>
       </w:r>
     </w:p>
     <w:p>
@@ -41861,13 +40714,8 @@
         <w:t>зоне погодной аномалии</w:t>
       </w:r>
       <w:r>
-        <w:t xml:space="preserve"> (схожесть </w:t>
-      </w:r>
-      <w:proofErr w:type="gramStart"/>
-      <w:r>
-        <w:t>с</w:t>
-      </w:r>
-      <w:proofErr w:type="gramEnd"/>
+        <w:t xml:space="preserve"> (схожесть с</w:t>
+      </w:r>
       <w:r>
         <w:t xml:space="preserve"> </w:t>
       </w:r>
@@ -41962,7 +40810,6 @@
       <w:r>
         <w:t xml:space="preserve"> слепок планеты для дальнейшего изучения. </w:t>
       </w:r>
-      <w:proofErr w:type="gramStart"/>
       <w:r>
         <w:t>К</w:t>
       </w:r>
@@ -41972,7 +40819,6 @@
       <w:r>
         <w:t>ая</w:t>
       </w:r>
-      <w:proofErr w:type="gramEnd"/>
       <w:r>
         <w:t xml:space="preserve"> на орбите Марса Тесл</w:t>
       </w:r>
@@ -41980,15 +40826,7 @@
         <w:t>а</w:t>
       </w:r>
       <w:r>
-        <w:t xml:space="preserve">. Такие же </w:t>
-      </w:r>
-      <w:proofErr w:type="gramStart"/>
-      <w:r>
-        <w:t>психи</w:t>
-      </w:r>
-      <w:proofErr w:type="gramEnd"/>
-      <w:r>
-        <w:t xml:space="preserve"> </w:t>
+        <w:t xml:space="preserve">. Такие же психи </w:t>
       </w:r>
       <w:r>
         <w:t>в звёздной системе Причала</w:t>
@@ -42033,13 +40871,8 @@
       <w:pPr>
         <w:spacing w:after="0" w:line="240" w:lineRule="auto"/>
       </w:pPr>
-      <w:proofErr w:type="gramStart"/>
-      <w:r>
-        <w:t>Корабельный</w:t>
-      </w:r>
-      <w:proofErr w:type="gramEnd"/>
-      <w:r>
-        <w:t xml:space="preserve"> джампер в действии. </w:t>
+      <w:r>
+        <w:t xml:space="preserve">Корабельный джампер в действии. </w:t>
       </w:r>
       <w:r>
         <w:t>Прыжок к Земле.</w:t>
@@ -42084,15 +40917,7 @@
         <w:t>ехнологий внеземной цивилизации</w:t>
       </w:r>
       <w:r>
-        <w:t xml:space="preserve">, необходимых для ускорения развития человечества. Подпитка со "Смотрителя" и анализ бортового компьютера ЧП. Список дат, привязанных пакетов данных и координат, для которых они </w:t>
-      </w:r>
-      <w:proofErr w:type="gramStart"/>
-      <w:r>
-        <w:t>предназначены</w:t>
-      </w:r>
-      <w:proofErr w:type="gramEnd"/>
-      <w:r>
-        <w:t>. Сигналы, отправляемые с некой периодичностью с борта корабля в точк</w:t>
+        <w:t>, необходимых для ускорения развития человечества. Подпитка со "Смотрителя" и анализ бортового компьютера ЧП. Список дат, привязанных пакетов данных и координат, для которых они предназначены. Сигналы, отправляемые с некой периодичностью с борта корабля в точк</w:t>
       </w:r>
       <w:r>
         <w:t>и</w:t>
@@ -42131,6 +40956,7 @@
         <w:spacing w:after="0" w:line="240" w:lineRule="auto"/>
       </w:pPr>
       <w:r>
+        <w:lastRenderedPageBreak/>
         <w:t>Повторный сигнал о помощи с Земли. Под</w:t>
       </w:r>
       <w:r>
@@ -42173,15 +40999,7 @@
         <w:t xml:space="preserve"> «Рыбка».</w:t>
       </w:r>
       <w:r>
-        <w:t xml:space="preserve"> Исследование прибрежья и джунглей, уничтоженный тестовый бункер и заброшенный центральный комплекс ИК33, странности и находки. Пришельцы на Земле. </w:t>
-      </w:r>
-      <w:proofErr w:type="gramStart"/>
-      <w:r>
-        <w:t>Несколько плюшек по ИК (местный Цербер, только наоборот; сдерживают слишком быстрое развитие цивилизации, зная, что их ожидает в космосе; с этой целью всяческими способами ограничивают продвижение технологий и общее развитие людей; посредством контролируемых зон и исследовательских комплексов; суррогаты в качестве серых кардиналов), отсылок к Подземью и другим проектам людей и т.д.</w:t>
-      </w:r>
-      <w:proofErr w:type="gramEnd"/>
-      <w:r>
-        <w:t xml:space="preserve"> Находки, спасение Алекса и возвращение на берег, с препятствиями.</w:t>
+        <w:t xml:space="preserve"> Исследование прибрежья и джунглей, уничтоженный тестовый бункер и заброшенный центральный комплекс ИК33, странности и находки. Пришельцы на Земле. Несколько плюшек по ИК (местный Цербер, только наоборот; сдерживают слишком быстрое развитие цивилизации, зная, что их ожидает в космосе; с этой целью всяческими способами ограничивают продвижение технологий и общее развитие людей; посредством контролируемых зон и исследовательских комплексов; суррогаты в качестве серых кардиналов), отсылок к Подземью и другим проектам людей и т.д. Находки, спасение Алекса и возвращение на берег, с препятствиями.</w:t>
       </w:r>
       <w:r>
         <w:t xml:space="preserve"> </w:t>
@@ -42215,7 +41033,6 @@
         <w:spacing w:after="0" w:line="240" w:lineRule="auto"/>
       </w:pPr>
       <w:r>
-        <w:lastRenderedPageBreak/>
         <w:t xml:space="preserve">Выход на орбиту, полёт к Луне и встреча с астероидом, курс которого скорректирован неизвестной цивилизацией, чтобы уничтожить её. </w:t>
       </w:r>
       <w:r>
@@ -42237,17 +41054,8 @@
       <w:pPr>
         <w:spacing w:after="0" w:line="240" w:lineRule="auto"/>
       </w:pPr>
-      <w:proofErr w:type="gramStart"/>
-      <w:r>
-        <w:t xml:space="preserve">Попытки найти топливную станцию на Ганимеде (Заброшенная </w:t>
-      </w:r>
-      <w:proofErr w:type="spellStart"/>
-      <w:r>
-        <w:t>копальня</w:t>
-      </w:r>
-      <w:proofErr w:type="spellEnd"/>
-      <w:r>
-        <w:t xml:space="preserve"> расформированной </w:t>
+      <w:r>
+        <w:t xml:space="preserve">Попытки найти топливную станцию на Ганимеде (Заброшенная копальня расформированной </w:t>
       </w:r>
       <w:r>
         <w:t xml:space="preserve">горнодобывной </w:t>
@@ -42261,30 +41069,12 @@
       <w:r>
         <w:t>.</w:t>
       </w:r>
-      <w:proofErr w:type="gramEnd"/>
       <w:r>
         <w:t xml:space="preserve"> Сильфы уже были здесь раньше. Вот только когда?</w:t>
       </w:r>
       <w:r>
-        <w:t xml:space="preserve"> </w:t>
-      </w:r>
-      <w:proofErr w:type="gramStart"/>
-      <w:r>
-        <w:t xml:space="preserve">Одинокий робот самообслуживания продолжает нести верную службу, </w:t>
-      </w:r>
-      <w:proofErr w:type="spellStart"/>
-      <w:r>
-        <w:t>клинит</w:t>
-      </w:r>
-      <w:proofErr w:type="spellEnd"/>
-      <w:r>
-        <w:t>, дырявит камни счесанной до культи рукой).</w:t>
-      </w:r>
-      <w:proofErr w:type="gramEnd"/>
-      <w:r>
-        <w:t xml:space="preserve"> </w:t>
-      </w:r>
-      <w:proofErr w:type="gramStart"/>
+        <w:t xml:space="preserve"> Одинокий робот самообслуживания продолжает нести верную службу, клинит, дырявит камни счесанной до культи рукой). </w:t>
+      </w:r>
       <w:r>
         <w:t>С</w:t>
       </w:r>
@@ -42307,17 +41097,8 @@
         <w:t xml:space="preserve">на Юпитере </w:t>
       </w:r>
       <w:r>
-        <w:t>(Заброшенная станция по изучению тёмной материи в зоне погодной аномалии, активированная стабильная чёрная дыра.</w:t>
-      </w:r>
-      <w:proofErr w:type="gramEnd"/>
-      <w:r>
-        <w:t xml:space="preserve"> </w:t>
-      </w:r>
-      <w:proofErr w:type="gramStart"/>
-      <w:r>
-        <w:t>Заброшенный материнский корабль в том же стиле, что и ЧП, предназначенный для изучения контроля погодных условий).</w:t>
-      </w:r>
-      <w:proofErr w:type="gramEnd"/>
+        <w:t>(Заброшенная станция по изучению тёмной материи в зоне погодной аномалии, активированная стабильная чёрная дыра. Заброшенный материнский корабль в том же стиле, что и ЧП, предназначенный для изучения контроля погодных условий).</w:t>
+      </w:r>
       <w:r>
         <w:t xml:space="preserve"> </w:t>
       </w:r>
@@ -42339,8 +41120,8 @@
 </file>
 
 <file path=word/numbering.xml><?xml version="1.0" encoding="utf-8"?>
-<w:numbering xmlns:ve="http://schemas.openxmlformats.org/markup-compatibility/2006" xmlns:o="urn:schemas-microsoft-com:office:office" xmlns:r="http://schemas.openxmlformats.org/officeDocument/2006/relationships" xmlns:m="http://schemas.openxmlformats.org/officeDocument/2006/math" xmlns:v="urn:schemas-microsoft-com:vml" xmlns:wp="http://schemas.openxmlformats.org/drawingml/2006/wordprocessingDrawing" xmlns:w10="urn:schemas-microsoft-com:office:word" xmlns:w="http://schemas.openxmlformats.org/wordprocessingml/2006/main" xmlns:wne="http://schemas.microsoft.com/office/word/2006/wordml">
-  <w:abstractNum w:abstractNumId="0">
+<w:numbering xmlns:wpc="http://schemas.microsoft.com/office/word/2010/wordprocessingCanvas" xmlns:cx="http://schemas.microsoft.com/office/drawing/2014/chartex" xmlns:cx1="http://schemas.microsoft.com/office/drawing/2015/9/8/chartex" xmlns:cx2="http://schemas.microsoft.com/office/drawing/2015/10/21/chartex" xmlns:cx3="http://schemas.microsoft.com/office/drawing/2016/5/9/chartex" xmlns:cx4="http://schemas.microsoft.com/office/drawing/2016/5/10/chartex" xmlns:cx5="http://schemas.microsoft.com/office/drawing/2016/5/11/chartex" xmlns:cx6="http://schemas.microsoft.com/office/drawing/2016/5/12/chartex" xmlns:cx7="http://schemas.microsoft.com/office/drawing/2016/5/13/chartex" xmlns:cx8="http://schemas.microsoft.com/office/drawing/2016/5/14/chartex" xmlns:mc="http://schemas.openxmlformats.org/markup-compatibility/2006" xmlns:aink="http://schemas.microsoft.com/office/drawing/2016/ink" xmlns:am3d="http://schemas.microsoft.com/office/drawing/2017/model3d" xmlns:o="urn:schemas-microsoft-com:office:office" xmlns:oel="http://schemas.microsoft.com/office/2019/extlst" xmlns:r="http://schemas.openxmlformats.org/officeDocument/2006/relationships" xmlns:m="http://schemas.openxmlformats.org/officeDocument/2006/math" xmlns:v="urn:schemas-microsoft-com:vml" xmlns:wp14="http://schemas.microsoft.com/office/word/2010/wordprocessingDrawing" xmlns:wp="http://schemas.openxmlformats.org/drawingml/2006/wordprocessingDrawing" xmlns:w10="urn:schemas-microsoft-com:office:word" xmlns:w="http://schemas.openxmlformats.org/wordprocessingml/2006/main" xmlns:w14="http://schemas.microsoft.com/office/word/2010/wordml" xmlns:w15="http://schemas.microsoft.com/office/word/2012/wordml" xmlns:w16cex="http://schemas.microsoft.com/office/word/2018/wordml/cex" xmlns:w16cid="http://schemas.microsoft.com/office/word/2016/wordml/cid" xmlns:w16="http://schemas.microsoft.com/office/word/2018/wordml" xmlns:w16du="http://schemas.microsoft.com/office/word/2023/wordml/word16du" xmlns:w16sdtdh="http://schemas.microsoft.com/office/word/2020/wordml/sdtdatahash" xmlns:w16sdtfl="http://schemas.microsoft.com/office/word/2024/wordml/sdtformatlock" xmlns:w16se="http://schemas.microsoft.com/office/word/2015/wordml/symex" xmlns:wpg="http://schemas.microsoft.com/office/word/2010/wordprocessingGroup" xmlns:wpi="http://schemas.microsoft.com/office/word/2010/wordprocessingInk" xmlns:wne="http://schemas.microsoft.com/office/word/2006/wordml" xmlns:wps="http://schemas.microsoft.com/office/word/2010/wordprocessingShape" mc:Ignorable="w14 w15 w16se w16cid w16 w16cex w16sdtdh w16sdtfl w16du wp14">
+  <w:abstractNum w:abstractNumId="0" w15:restartNumberingAfterBreak="0">
     <w:nsid w:val="1872786E"/>
     <w:multiLevelType w:val="hybridMultilevel"/>
     <w:tmpl w:val="831A1DB0"/>
@@ -42429,14 +41210,14 @@
       </w:pPr>
     </w:lvl>
   </w:abstractNum>
-  <w:num w:numId="1">
+  <w:num w:numId="1" w16cid:durableId="1857117179">
     <w:abstractNumId w:val="0"/>
   </w:num>
 </w:numbering>
 </file>
 
 <file path=word/styles.xml><?xml version="1.0" encoding="utf-8"?>
-<w:styles xmlns:r="http://schemas.openxmlformats.org/officeDocument/2006/relationships" xmlns:w="http://schemas.openxmlformats.org/wordprocessingml/2006/main">
+<w:styles xmlns:mc="http://schemas.openxmlformats.org/markup-compatibility/2006" xmlns:r="http://schemas.openxmlformats.org/officeDocument/2006/relationships" xmlns:w="http://schemas.openxmlformats.org/wordprocessingml/2006/main" xmlns:w14="http://schemas.microsoft.com/office/word/2010/wordml" xmlns:w15="http://schemas.microsoft.com/office/word/2012/wordml" xmlns:w16cex="http://schemas.microsoft.com/office/word/2018/wordml/cex" xmlns:w16cid="http://schemas.microsoft.com/office/word/2016/wordml/cid" xmlns:w16="http://schemas.microsoft.com/office/word/2018/wordml" xmlns:w16du="http://schemas.microsoft.com/office/word/2023/wordml/word16du" xmlns:w16sdtdh="http://schemas.microsoft.com/office/word/2020/wordml/sdtdatahash" xmlns:w16sdtfl="http://schemas.microsoft.com/office/word/2024/wordml/sdtformatlock" xmlns:w16se="http://schemas.microsoft.com/office/word/2015/wordml/symex" mc:Ignorable="w14 w15 w16se w16cid w16 w16cex w16sdtdh w16sdtfl w16du">
   <w:docDefaults>
     <w:rPrDefault>
       <w:rPr>
@@ -42452,144 +41233,383 @@
       </w:pPr>
     </w:pPrDefault>
   </w:docDefaults>
-  <w:latentStyles w:defLockedState="0" w:defUIPriority="99" w:defSemiHidden="1" w:defUnhideWhenUsed="1" w:defQFormat="0" w:count="267">
-    <w:lsdException w:name="Normal" w:semiHidden="0" w:uiPriority="0" w:unhideWhenUsed="0" w:qFormat="1"/>
-    <w:lsdException w:name="heading 1" w:semiHidden="0" w:uiPriority="9" w:unhideWhenUsed="0" w:qFormat="1"/>
-    <w:lsdException w:name="heading 2" w:uiPriority="9" w:qFormat="1"/>
-    <w:lsdException w:name="heading 3" w:uiPriority="9" w:qFormat="1"/>
-    <w:lsdException w:name="heading 4" w:uiPriority="9" w:qFormat="1"/>
-    <w:lsdException w:name="heading 5" w:uiPriority="9" w:qFormat="1"/>
-    <w:lsdException w:name="heading 6" w:uiPriority="9" w:qFormat="1"/>
-    <w:lsdException w:name="heading 7" w:uiPriority="9" w:qFormat="1"/>
-    <w:lsdException w:name="heading 8" w:uiPriority="9" w:qFormat="1"/>
-    <w:lsdException w:name="heading 9" w:uiPriority="9" w:qFormat="1"/>
-    <w:lsdException w:name="toc 1" w:uiPriority="39"/>
-    <w:lsdException w:name="toc 2" w:uiPriority="39"/>
-    <w:lsdException w:name="toc 3" w:uiPriority="39"/>
-    <w:lsdException w:name="toc 4" w:uiPriority="39"/>
-    <w:lsdException w:name="toc 5" w:uiPriority="39"/>
-    <w:lsdException w:name="toc 6" w:uiPriority="39"/>
-    <w:lsdException w:name="toc 7" w:uiPriority="39"/>
-    <w:lsdException w:name="toc 8" w:uiPriority="39"/>
-    <w:lsdException w:name="toc 9" w:uiPriority="39"/>
-    <w:lsdException w:name="caption" w:uiPriority="35" w:qFormat="1"/>
-    <w:lsdException w:name="Title" w:semiHidden="0" w:uiPriority="10" w:unhideWhenUsed="0" w:qFormat="1"/>
-    <w:lsdException w:name="Default Paragraph Font" w:uiPriority="1"/>
-    <w:lsdException w:name="Subtitle" w:semiHidden="0" w:uiPriority="11" w:unhideWhenUsed="0" w:qFormat="1"/>
-    <w:lsdException w:name="Strong" w:semiHidden="0" w:uiPriority="22" w:unhideWhenUsed="0" w:qFormat="1"/>
-    <w:lsdException w:name="Emphasis" w:semiHidden="0" w:uiPriority="20" w:unhideWhenUsed="0" w:qFormat="1"/>
-    <w:lsdException w:name="Table Grid" w:semiHidden="0" w:uiPriority="59" w:unhideWhenUsed="0"/>
-    <w:lsdException w:name="Placeholder Text" w:unhideWhenUsed="0"/>
-    <w:lsdException w:name="No Spacing" w:semiHidden="0" w:uiPriority="1" w:unhideWhenUsed="0" w:qFormat="1"/>
-    <w:lsdException w:name="Light Shading" w:semiHidden="0" w:uiPriority="60" w:unhideWhenUsed="0"/>
-    <w:lsdException w:name="Light List" w:semiHidden="0" w:uiPriority="61" w:unhideWhenUsed="0"/>
-    <w:lsdException w:name="Light Grid" w:semiHidden="0" w:uiPriority="62" w:unhideWhenUsed="0"/>
-    <w:lsdException w:name="Medium Shading 1" w:semiHidden="0" w:uiPriority="63" w:unhideWhenUsed="0"/>
-    <w:lsdException w:name="Medium Shading 2" w:semiHidden="0" w:uiPriority="64" w:unhideWhenUsed="0"/>
-    <w:lsdException w:name="Medium List 1" w:semiHidden="0" w:uiPriority="65" w:unhideWhenUsed="0"/>
-    <w:lsdException w:name="Medium List 2" w:semiHidden="0" w:uiPriority="66" w:unhideWhenUsed="0"/>
-    <w:lsdException w:name="Medium Grid 1" w:semiHidden="0" w:uiPriority="67" w:unhideWhenUsed="0"/>
-    <w:lsdException w:name="Medium Grid 2" w:semiHidden="0" w:uiPriority="68" w:unhideWhenUsed="0"/>
-    <w:lsdException w:name="Medium Grid 3" w:semiHidden="0" w:uiPriority="69" w:unhideWhenUsed="0"/>
-    <w:lsdException w:name="Dark List" w:semiHidden="0" w:uiPriority="70" w:unhideWhenUsed="0"/>
-    <w:lsdException w:name="Colorful Shading" w:semiHidden="0" w:uiPriority="71" w:unhideWhenUsed="0"/>
-    <w:lsdException w:name="Colorful List" w:semiHidden="0" w:uiPriority="72" w:unhideWhenUsed="0"/>
-    <w:lsdException w:name="Colorful Grid" w:semiHidden="0" w:uiPriority="73" w:unhideWhenUsed="0"/>
-    <w:lsdException w:name="Light Shading Accent 1" w:semiHidden="0" w:uiPriority="60" w:unhideWhenUsed="0"/>
-    <w:lsdException w:name="Light List Accent 1" w:semiHidden="0" w:uiPriority="61" w:unhideWhenUsed="0"/>
-    <w:lsdException w:name="Light Grid Accent 1" w:semiHidden="0" w:uiPriority="62" w:unhideWhenUsed="0"/>
-    <w:lsdException w:name="Medium Shading 1 Accent 1" w:semiHidden="0" w:uiPriority="63" w:unhideWhenUsed="0"/>
-    <w:lsdException w:name="Medium Shading 2 Accent 1" w:semiHidden="0" w:uiPriority="64" w:unhideWhenUsed="0"/>
-    <w:lsdException w:name="Medium List 1 Accent 1" w:semiHidden="0" w:uiPriority="65" w:unhideWhenUsed="0"/>
-    <w:lsdException w:name="Revision" w:unhideWhenUsed="0"/>
-    <w:lsdException w:name="List Paragraph" w:semiHidden="0" w:uiPriority="34" w:unhideWhenUsed="0" w:qFormat="1"/>
-    <w:lsdException w:name="Quote" w:semiHidden="0" w:uiPriority="29" w:unhideWhenUsed="0" w:qFormat="1"/>
-    <w:lsdException w:name="Intense Quote" w:semiHidden="0" w:uiPriority="30" w:unhideWhenUsed="0" w:qFormat="1"/>
-    <w:lsdException w:name="Medium List 2 Accent 1" w:semiHidden="0" w:uiPriority="66" w:unhideWhenUsed="0"/>
-    <w:lsdException w:name="Medium Grid 1 Accent 1" w:semiHidden="0" w:uiPriority="67" w:unhideWhenUsed="0"/>
-    <w:lsdException w:name="Medium Grid 2 Accent 1" w:semiHidden="0" w:uiPriority="68" w:unhideWhenUsed="0"/>
-    <w:lsdException w:name="Medium Grid 3 Accent 1" w:semiHidden="0" w:uiPriority="69" w:unhideWhenUsed="0"/>
-    <w:lsdException w:name="Dark List Accent 1" w:semiHidden="0" w:uiPriority="70" w:unhideWhenUsed="0"/>
-    <w:lsdException w:name="Colorful Shading Accent 1" w:semiHidden="0" w:uiPriority="71" w:unhideWhenUsed="0"/>
-    <w:lsdException w:name="Colorful List Accent 1" w:semiHidden="0" w:uiPriority="72" w:unhideWhenUsed="0"/>
-    <w:lsdException w:name="Colorful Grid Accent 1" w:semiHidden="0" w:uiPriority="73" w:unhideWhenUsed="0"/>
-    <w:lsdException w:name="Light Shading Accent 2" w:semiHidden="0" w:uiPriority="60" w:unhideWhenUsed="0"/>
-    <w:lsdException w:name="Light List Accent 2" w:semiHidden="0" w:uiPriority="61" w:unhideWhenUsed="0"/>
-    <w:lsdException w:name="Light Grid Accent 2" w:semiHidden="0" w:uiPriority="62" w:unhideWhenUsed="0"/>
-    <w:lsdException w:name="Medium Shading 1 Accent 2" w:semiHidden="0" w:uiPriority="63" w:unhideWhenUsed="0"/>
-    <w:lsdException w:name="Medium Shading 2 Accent 2" w:semiHidden="0" w:uiPriority="64" w:unhideWhenUsed="0"/>
-    <w:lsdException w:name="Medium List 1 Accent 2" w:semiHidden="0" w:uiPriority="65" w:unhideWhenUsed="0"/>
-    <w:lsdException w:name="Medium List 2 Accent 2" w:semiHidden="0" w:uiPriority="66" w:unhideWhenUsed="0"/>
-    <w:lsdException w:name="Medium Grid 1 Accent 2" w:semiHidden="0" w:uiPriority="67" w:unhideWhenUsed="0"/>
-    <w:lsdException w:name="Medium Grid 2 Accent 2" w:semiHidden="0" w:uiPriority="68" w:unhideWhenUsed="0"/>
-    <w:lsdException w:name="Medium Grid 3 Accent 2" w:semiHidden="0" w:uiPriority="69" w:unhideWhenUsed="0"/>
-    <w:lsdException w:name="Dark List Accent 2" w:semiHidden="0" w:uiPriority="70" w:unhideWhenUsed="0"/>
-    <w:lsdException w:name="Colorful Shading Accent 2" w:semiHidden="0" w:uiPriority="71" w:unhideWhenUsed="0"/>
-    <w:lsdException w:name="Colorful List Accent 2" w:semiHidden="0" w:uiPriority="72" w:unhideWhenUsed="0"/>
-    <w:lsdException w:name="Colorful Grid Accent 2" w:semiHidden="0" w:uiPriority="73" w:unhideWhenUsed="0"/>
-    <w:lsdException w:name="Light Shading Accent 3" w:semiHidden="0" w:uiPriority="60" w:unhideWhenUsed="0"/>
-    <w:lsdException w:name="Light List Accent 3" w:semiHidden="0" w:uiPriority="61" w:unhideWhenUsed="0"/>
-    <w:lsdException w:name="Light Grid Accent 3" w:semiHidden="0" w:uiPriority="62" w:unhideWhenUsed="0"/>
-    <w:lsdException w:name="Medium Shading 1 Accent 3" w:semiHidden="0" w:uiPriority="63" w:unhideWhenUsed="0"/>
-    <w:lsdException w:name="Medium Shading 2 Accent 3" w:semiHidden="0" w:uiPriority="64" w:unhideWhenUsed="0"/>
-    <w:lsdException w:name="Medium List 1 Accent 3" w:semiHidden="0" w:uiPriority="65" w:unhideWhenUsed="0"/>
-    <w:lsdException w:name="Medium List 2 Accent 3" w:semiHidden="0" w:uiPriority="66" w:unhideWhenUsed="0"/>
-    <w:lsdException w:name="Medium Grid 1 Accent 3" w:semiHidden="0" w:uiPriority="67" w:unhideWhenUsed="0"/>
-    <w:lsdException w:name="Medium Grid 2 Accent 3" w:semiHidden="0" w:uiPriority="68" w:unhideWhenUsed="0"/>
-    <w:lsdException w:name="Medium Grid 3 Accent 3" w:semiHidden="0" w:uiPriority="69" w:unhideWhenUsed="0"/>
-    <w:lsdException w:name="Dark List Accent 3" w:semiHidden="0" w:uiPriority="70" w:unhideWhenUsed="0"/>
-    <w:lsdException w:name="Colorful Shading Accent 3" w:semiHidden="0" w:uiPriority="71" w:unhideWhenUsed="0"/>
-    <w:lsdException w:name="Colorful List Accent 3" w:semiHidden="0" w:uiPriority="72" w:unhideWhenUsed="0"/>
-    <w:lsdException w:name="Colorful Grid Accent 3" w:semiHidden="0" w:uiPriority="73" w:unhideWhenUsed="0"/>
-    <w:lsdException w:name="Light Shading Accent 4" w:semiHidden="0" w:uiPriority="60" w:unhideWhenUsed="0"/>
-    <w:lsdException w:name="Light List Accent 4" w:semiHidden="0" w:uiPriority="61" w:unhideWhenUsed="0"/>
-    <w:lsdException w:name="Light Grid Accent 4" w:semiHidden="0" w:uiPriority="62" w:unhideWhenUsed="0"/>
-    <w:lsdException w:name="Medium Shading 1 Accent 4" w:semiHidden="0" w:uiPriority="63" w:unhideWhenUsed="0"/>
-    <w:lsdException w:name="Medium Shading 2 Accent 4" w:semiHidden="0" w:uiPriority="64" w:unhideWhenUsed="0"/>
-    <w:lsdException w:name="Medium List 1 Accent 4" w:semiHidden="0" w:uiPriority="65" w:unhideWhenUsed="0"/>
-    <w:lsdException w:name="Medium List 2 Accent 4" w:semiHidden="0" w:uiPriority="66" w:unhideWhenUsed="0"/>
-    <w:lsdException w:name="Medium Grid 1 Accent 4" w:semiHidden="0" w:uiPriority="67" w:unhideWhenUsed="0"/>
-    <w:lsdException w:name="Medium Grid 2 Accent 4" w:semiHidden="0" w:uiPriority="68" w:unhideWhenUsed="0"/>
-    <w:lsdException w:name="Medium Grid 3 Accent 4" w:semiHidden="0" w:uiPriority="69" w:unhideWhenUsed="0"/>
-    <w:lsdException w:name="Dark List Accent 4" w:semiHidden="0" w:uiPriority="70" w:unhideWhenUsed="0"/>
-    <w:lsdException w:name="Colorful Shading Accent 4" w:semiHidden="0" w:uiPriority="71" w:unhideWhenUsed="0"/>
-    <w:lsdException w:name="Colorful List Accent 4" w:semiHidden="0" w:uiPriority="72" w:unhideWhenUsed="0"/>
-    <w:lsdException w:name="Colorful Grid Accent 4" w:semiHidden="0" w:uiPriority="73" w:unhideWhenUsed="0"/>
-    <w:lsdException w:name="Light Shading Accent 5" w:semiHidden="0" w:uiPriority="60" w:unhideWhenUsed="0"/>
-    <w:lsdException w:name="Light List Accent 5" w:semiHidden="0" w:uiPriority="61" w:unhideWhenUsed="0"/>
-    <w:lsdException w:name="Light Grid Accent 5" w:semiHidden="0" w:uiPriority="62" w:unhideWhenUsed="0"/>
-    <w:lsdException w:name="Medium Shading 1 Accent 5" w:semiHidden="0" w:uiPriority="63" w:unhideWhenUsed="0"/>
-    <w:lsdException w:name="Medium Shading 2 Accent 5" w:semiHidden="0" w:uiPriority="64" w:unhideWhenUsed="0"/>
-    <w:lsdException w:name="Medium List 1 Accent 5" w:semiHidden="0" w:uiPriority="65" w:unhideWhenUsed="0"/>
-    <w:lsdException w:name="Medium List 2 Accent 5" w:semiHidden="0" w:uiPriority="66" w:unhideWhenUsed="0"/>
-    <w:lsdException w:name="Medium Grid 1 Accent 5" w:semiHidden="0" w:uiPriority="67" w:unhideWhenUsed="0"/>
-    <w:lsdException w:name="Medium Grid 2 Accent 5" w:semiHidden="0" w:uiPriority="68" w:unhideWhenUsed="0"/>
-    <w:lsdException w:name="Medium Grid 3 Accent 5" w:semiHidden="0" w:uiPriority="69" w:unhideWhenUsed="0"/>
-    <w:lsdException w:name="Dark List Accent 5" w:semiHidden="0" w:uiPriority="70" w:unhideWhenUsed="0"/>
-    <w:lsdException w:name="Colorful Shading Accent 5" w:semiHidden="0" w:uiPriority="71" w:unhideWhenUsed="0"/>
-    <w:lsdException w:name="Colorful List Accent 5" w:semiHidden="0" w:uiPriority="72" w:unhideWhenUsed="0"/>
-    <w:lsdException w:name="Colorful Grid Accent 5" w:semiHidden="0" w:uiPriority="73" w:unhideWhenUsed="0"/>
-    <w:lsdException w:name="Light Shading Accent 6" w:semiHidden="0" w:uiPriority="60" w:unhideWhenUsed="0"/>
-    <w:lsdException w:name="Light List Accent 6" w:semiHidden="0" w:uiPriority="61" w:unhideWhenUsed="0"/>
-    <w:lsdException w:name="Light Grid Accent 6" w:semiHidden="0" w:uiPriority="62" w:unhideWhenUsed="0"/>
-    <w:lsdException w:name="Medium Shading 1 Accent 6" w:semiHidden="0" w:uiPriority="63" w:unhideWhenUsed="0"/>
-    <w:lsdException w:name="Medium Shading 2 Accent 6" w:semiHidden="0" w:uiPriority="64" w:unhideWhenUsed="0"/>
-    <w:lsdException w:name="Medium List 1 Accent 6" w:semiHidden="0" w:uiPriority="65" w:unhideWhenUsed="0"/>
-    <w:lsdException w:name="Medium List 2 Accent 6" w:semiHidden="0" w:uiPriority="66" w:unhideWhenUsed="0"/>
-    <w:lsdException w:name="Medium Grid 1 Accent 6" w:semiHidden="0" w:uiPriority="67" w:unhideWhenUsed="0"/>
-    <w:lsdException w:name="Medium Grid 2 Accent 6" w:semiHidden="0" w:uiPriority="68" w:unhideWhenUsed="0"/>
-    <w:lsdException w:name="Medium Grid 3 Accent 6" w:semiHidden="0" w:uiPriority="69" w:unhideWhenUsed="0"/>
-    <w:lsdException w:name="Dark List Accent 6" w:semiHidden="0" w:uiPriority="70" w:unhideWhenUsed="0"/>
-    <w:lsdException w:name="Colorful Shading Accent 6" w:semiHidden="0" w:uiPriority="71" w:unhideWhenUsed="0"/>
-    <w:lsdException w:name="Colorful List Accent 6" w:semiHidden="0" w:uiPriority="72" w:unhideWhenUsed="0"/>
-    <w:lsdException w:name="Colorful Grid Accent 6" w:semiHidden="0" w:uiPriority="73" w:unhideWhenUsed="0"/>
-    <w:lsdException w:name="Subtle Emphasis" w:semiHidden="0" w:uiPriority="19" w:unhideWhenUsed="0" w:qFormat="1"/>
-    <w:lsdException w:name="Intense Emphasis" w:semiHidden="0" w:uiPriority="21" w:unhideWhenUsed="0" w:qFormat="1"/>
-    <w:lsdException w:name="Subtle Reference" w:semiHidden="0" w:uiPriority="31" w:unhideWhenUsed="0" w:qFormat="1"/>
-    <w:lsdException w:name="Intense Reference" w:semiHidden="0" w:uiPriority="32" w:unhideWhenUsed="0" w:qFormat="1"/>
-    <w:lsdException w:name="Book Title" w:semiHidden="0" w:uiPriority="33" w:unhideWhenUsed="0" w:qFormat="1"/>
-    <w:lsdException w:name="Bibliography" w:uiPriority="37"/>
-    <w:lsdException w:name="TOC Heading" w:uiPriority="39" w:qFormat="1"/>
+  <w:latentStyles w:defLockedState="0" w:defUIPriority="99" w:defSemiHidden="0" w:defUnhideWhenUsed="0" w:defQFormat="0" w:count="376">
+    <w:lsdException w:name="Normal" w:uiPriority="0" w:qFormat="1"/>
+    <w:lsdException w:name="heading 1" w:uiPriority="9" w:qFormat="1"/>
+    <w:lsdException w:name="heading 2" w:semiHidden="1" w:uiPriority="9" w:unhideWhenUsed="1" w:qFormat="1"/>
+    <w:lsdException w:name="heading 3" w:semiHidden="1" w:uiPriority="9" w:unhideWhenUsed="1" w:qFormat="1"/>
+    <w:lsdException w:name="heading 4" w:semiHidden="1" w:uiPriority="9" w:unhideWhenUsed="1" w:qFormat="1"/>
+    <w:lsdException w:name="heading 5" w:semiHidden="1" w:uiPriority="9" w:unhideWhenUsed="1" w:qFormat="1"/>
+    <w:lsdException w:name="heading 6" w:semiHidden="1" w:uiPriority="9" w:unhideWhenUsed="1" w:qFormat="1"/>
+    <w:lsdException w:name="heading 7" w:semiHidden="1" w:uiPriority="9" w:unhideWhenUsed="1" w:qFormat="1"/>
+    <w:lsdException w:name="heading 8" w:semiHidden="1" w:uiPriority="9" w:unhideWhenUsed="1" w:qFormat="1"/>
+    <w:lsdException w:name="heading 9" w:semiHidden="1" w:uiPriority="9" w:unhideWhenUsed="1" w:qFormat="1"/>
+    <w:lsdException w:name="index 1" w:semiHidden="1" w:unhideWhenUsed="1"/>
+    <w:lsdException w:name="index 2" w:semiHidden="1" w:unhideWhenUsed="1"/>
+    <w:lsdException w:name="index 3" w:semiHidden="1" w:unhideWhenUsed="1"/>
+    <w:lsdException w:name="index 4" w:semiHidden="1" w:unhideWhenUsed="1"/>
+    <w:lsdException w:name="index 5" w:semiHidden="1" w:unhideWhenUsed="1"/>
+    <w:lsdException w:name="index 6" w:semiHidden="1" w:unhideWhenUsed="1"/>
+    <w:lsdException w:name="index 7" w:semiHidden="1" w:unhideWhenUsed="1"/>
+    <w:lsdException w:name="index 8" w:semiHidden="1" w:unhideWhenUsed="1"/>
+    <w:lsdException w:name="index 9" w:semiHidden="1" w:unhideWhenUsed="1"/>
+    <w:lsdException w:name="toc 1" w:semiHidden="1" w:uiPriority="39" w:unhideWhenUsed="1"/>
+    <w:lsdException w:name="toc 2" w:semiHidden="1" w:uiPriority="39" w:unhideWhenUsed="1"/>
+    <w:lsdException w:name="toc 3" w:semiHidden="1" w:uiPriority="39" w:unhideWhenUsed="1"/>
+    <w:lsdException w:name="toc 4" w:semiHidden="1" w:uiPriority="39" w:unhideWhenUsed="1"/>
+    <w:lsdException w:name="toc 5" w:semiHidden="1" w:uiPriority="39" w:unhideWhenUsed="1"/>
+    <w:lsdException w:name="toc 6" w:semiHidden="1" w:uiPriority="39" w:unhideWhenUsed="1"/>
+    <w:lsdException w:name="toc 7" w:semiHidden="1" w:uiPriority="39" w:unhideWhenUsed="1"/>
+    <w:lsdException w:name="toc 8" w:semiHidden="1" w:uiPriority="39" w:unhideWhenUsed="1"/>
+    <w:lsdException w:name="toc 9" w:semiHidden="1" w:uiPriority="39" w:unhideWhenUsed="1"/>
+    <w:lsdException w:name="Normal Indent" w:semiHidden="1" w:unhideWhenUsed="1"/>
+    <w:lsdException w:name="footnote text" w:semiHidden="1" w:unhideWhenUsed="1"/>
+    <w:lsdException w:name="annotation text" w:semiHidden="1" w:unhideWhenUsed="1"/>
+    <w:lsdException w:name="header" w:semiHidden="1" w:unhideWhenUsed="1"/>
+    <w:lsdException w:name="footer" w:semiHidden="1" w:unhideWhenUsed="1"/>
+    <w:lsdException w:name="index heading" w:semiHidden="1" w:unhideWhenUsed="1"/>
+    <w:lsdException w:name="caption" w:semiHidden="1" w:uiPriority="35" w:unhideWhenUsed="1" w:qFormat="1"/>
+    <w:lsdException w:name="table of figures" w:semiHidden="1" w:unhideWhenUsed="1"/>
+    <w:lsdException w:name="envelope address" w:semiHidden="1" w:unhideWhenUsed="1"/>
+    <w:lsdException w:name="envelope return" w:semiHidden="1" w:unhideWhenUsed="1"/>
+    <w:lsdException w:name="footnote reference" w:semiHidden="1" w:unhideWhenUsed="1"/>
+    <w:lsdException w:name="annotation reference" w:semiHidden="1" w:unhideWhenUsed="1"/>
+    <w:lsdException w:name="line number" w:semiHidden="1" w:unhideWhenUsed="1"/>
+    <w:lsdException w:name="page number" w:semiHidden="1" w:unhideWhenUsed="1"/>
+    <w:lsdException w:name="endnote reference" w:semiHidden="1" w:unhideWhenUsed="1"/>
+    <w:lsdException w:name="endnote text" w:semiHidden="1" w:unhideWhenUsed="1"/>
+    <w:lsdException w:name="table of authorities" w:semiHidden="1" w:unhideWhenUsed="1"/>
+    <w:lsdException w:name="macro" w:semiHidden="1" w:unhideWhenUsed="1"/>
+    <w:lsdException w:name="toa heading" w:semiHidden="1" w:unhideWhenUsed="1"/>
+    <w:lsdException w:name="List" w:semiHidden="1" w:unhideWhenUsed="1"/>
+    <w:lsdException w:name="List Bullet" w:semiHidden="1" w:unhideWhenUsed="1"/>
+    <w:lsdException w:name="List Number" w:semiHidden="1" w:unhideWhenUsed="1"/>
+    <w:lsdException w:name="List 2" w:semiHidden="1" w:unhideWhenUsed="1"/>
+    <w:lsdException w:name="List 3" w:semiHidden="1" w:unhideWhenUsed="1"/>
+    <w:lsdException w:name="List 4" w:semiHidden="1" w:unhideWhenUsed="1"/>
+    <w:lsdException w:name="List 5" w:semiHidden="1" w:unhideWhenUsed="1"/>
+    <w:lsdException w:name="List Bullet 2" w:semiHidden="1" w:unhideWhenUsed="1"/>
+    <w:lsdException w:name="List Bullet 3" w:semiHidden="1" w:unhideWhenUsed="1"/>
+    <w:lsdException w:name="List Bullet 4" w:semiHidden="1" w:unhideWhenUsed="1"/>
+    <w:lsdException w:name="List Bullet 5" w:semiHidden="1" w:unhideWhenUsed="1"/>
+    <w:lsdException w:name="List Number 2" w:semiHidden="1" w:unhideWhenUsed="1"/>
+    <w:lsdException w:name="List Number 3" w:semiHidden="1" w:unhideWhenUsed="1"/>
+    <w:lsdException w:name="List Number 4" w:semiHidden="1" w:unhideWhenUsed="1"/>
+    <w:lsdException w:name="List Number 5" w:semiHidden="1" w:unhideWhenUsed="1"/>
+    <w:lsdException w:name="Title" w:uiPriority="10" w:qFormat="1"/>
+    <w:lsdException w:name="Closing" w:semiHidden="1" w:unhideWhenUsed="1"/>
+    <w:lsdException w:name="Signature" w:semiHidden="1" w:unhideWhenUsed="1"/>
+    <w:lsdException w:name="Default Paragraph Font" w:semiHidden="1" w:uiPriority="1" w:unhideWhenUsed="1"/>
+    <w:lsdException w:name="Body Text" w:semiHidden="1" w:unhideWhenUsed="1"/>
+    <w:lsdException w:name="Body Text Indent" w:semiHidden="1" w:unhideWhenUsed="1"/>
+    <w:lsdException w:name="List Continue" w:semiHidden="1" w:unhideWhenUsed="1"/>
+    <w:lsdException w:name="List Continue 2" w:semiHidden="1" w:unhideWhenUsed="1"/>
+    <w:lsdException w:name="List Continue 3" w:semiHidden="1" w:unhideWhenUsed="1"/>
+    <w:lsdException w:name="List Continue 4" w:semiHidden="1" w:unhideWhenUsed="1"/>
+    <w:lsdException w:name="List Continue 5" w:semiHidden="1" w:unhideWhenUsed="1"/>
+    <w:lsdException w:name="Message Header" w:semiHidden="1" w:unhideWhenUsed="1"/>
+    <w:lsdException w:name="Subtitle" w:uiPriority="11" w:qFormat="1"/>
+    <w:lsdException w:name="Salutation" w:semiHidden="1" w:unhideWhenUsed="1"/>
+    <w:lsdException w:name="Date" w:semiHidden="1" w:unhideWhenUsed="1"/>
+    <w:lsdException w:name="Body Text First Indent" w:semiHidden="1" w:unhideWhenUsed="1"/>
+    <w:lsdException w:name="Body Text First Indent 2" w:semiHidden="1" w:unhideWhenUsed="1"/>
+    <w:lsdException w:name="Note Heading" w:semiHidden="1" w:unhideWhenUsed="1"/>
+    <w:lsdException w:name="Body Text 2" w:semiHidden="1" w:unhideWhenUsed="1"/>
+    <w:lsdException w:name="Body Text 3" w:semiHidden="1" w:unhideWhenUsed="1"/>
+    <w:lsdException w:name="Body Text Indent 2" w:semiHidden="1" w:unhideWhenUsed="1"/>
+    <w:lsdException w:name="Body Text Indent 3" w:semiHidden="1" w:unhideWhenUsed="1"/>
+    <w:lsdException w:name="Block Text" w:semiHidden="1" w:unhideWhenUsed="1"/>
+    <w:lsdException w:name="Hyperlink" w:semiHidden="1" w:unhideWhenUsed="1"/>
+    <w:lsdException w:name="FollowedHyperlink" w:semiHidden="1" w:unhideWhenUsed="1"/>
+    <w:lsdException w:name="Strong" w:uiPriority="22" w:qFormat="1"/>
+    <w:lsdException w:name="Emphasis" w:uiPriority="20" w:qFormat="1"/>
+    <w:lsdException w:name="Document Map" w:semiHidden="1" w:unhideWhenUsed="1"/>
+    <w:lsdException w:name="Plain Text" w:semiHidden="1" w:unhideWhenUsed="1"/>
+    <w:lsdException w:name="E-mail Signature" w:semiHidden="1" w:unhideWhenUsed="1"/>
+    <w:lsdException w:name="HTML Top of Form" w:semiHidden="1" w:unhideWhenUsed="1"/>
+    <w:lsdException w:name="HTML Bottom of Form" w:semiHidden="1" w:unhideWhenUsed="1"/>
+    <w:lsdException w:name="Normal (Web)" w:semiHidden="1" w:unhideWhenUsed="1"/>
+    <w:lsdException w:name="HTML Acronym" w:semiHidden="1" w:unhideWhenUsed="1"/>
+    <w:lsdException w:name="HTML Address" w:semiHidden="1" w:unhideWhenUsed="1"/>
+    <w:lsdException w:name="HTML Cite" w:semiHidden="1" w:unhideWhenUsed="1"/>
+    <w:lsdException w:name="HTML Code" w:semiHidden="1" w:unhideWhenUsed="1"/>
+    <w:lsdException w:name="HTML Definition" w:semiHidden="1" w:unhideWhenUsed="1"/>
+    <w:lsdException w:name="HTML Keyboard" w:semiHidden="1" w:unhideWhenUsed="1"/>
+    <w:lsdException w:name="HTML Preformatted" w:semiHidden="1" w:unhideWhenUsed="1"/>
+    <w:lsdException w:name="HTML Sample" w:semiHidden="1" w:unhideWhenUsed="1"/>
+    <w:lsdException w:name="HTML Typewriter" w:semiHidden="1" w:unhideWhenUsed="1"/>
+    <w:lsdException w:name="HTML Variable" w:semiHidden="1" w:unhideWhenUsed="1"/>
+    <w:lsdException w:name="Normal Table" w:semiHidden="1" w:unhideWhenUsed="1"/>
+    <w:lsdException w:name="annotation subject" w:semiHidden="1" w:unhideWhenUsed="1"/>
+    <w:lsdException w:name="No List" w:semiHidden="1" w:unhideWhenUsed="1"/>
+    <w:lsdException w:name="Outline List 1" w:semiHidden="1" w:unhideWhenUsed="1"/>
+    <w:lsdException w:name="Outline List 2" w:semiHidden="1" w:unhideWhenUsed="1"/>
+    <w:lsdException w:name="Outline List 3" w:semiHidden="1" w:unhideWhenUsed="1"/>
+    <w:lsdException w:name="Table Simple 1" w:semiHidden="1" w:unhideWhenUsed="1"/>
+    <w:lsdException w:name="Table Simple 2" w:semiHidden="1" w:unhideWhenUsed="1"/>
+    <w:lsdException w:name="Table Simple 3" w:semiHidden="1" w:unhideWhenUsed="1"/>
+    <w:lsdException w:name="Table Classic 1" w:semiHidden="1" w:unhideWhenUsed="1"/>
+    <w:lsdException w:name="Table Classic 2" w:semiHidden="1" w:unhideWhenUsed="1"/>
+    <w:lsdException w:name="Table Classic 3" w:semiHidden="1" w:unhideWhenUsed="1"/>
+    <w:lsdException w:name="Table Classic 4" w:semiHidden="1" w:unhideWhenUsed="1"/>
+    <w:lsdException w:name="Table Colorful 1" w:semiHidden="1" w:unhideWhenUsed="1"/>
+    <w:lsdException w:name="Table Colorful 2" w:semiHidden="1" w:unhideWhenUsed="1"/>
+    <w:lsdException w:name="Table Colorful 3" w:semiHidden="1" w:unhideWhenUsed="1"/>
+    <w:lsdException w:name="Table Columns 1" w:semiHidden="1" w:unhideWhenUsed="1"/>
+    <w:lsdException w:name="Table Columns 2" w:semiHidden="1" w:unhideWhenUsed="1"/>
+    <w:lsdException w:name="Table Columns 3" w:semiHidden="1" w:unhideWhenUsed="1"/>
+    <w:lsdException w:name="Table Columns 4" w:semiHidden="1" w:unhideWhenUsed="1"/>
+    <w:lsdException w:name="Table Columns 5" w:semiHidden="1" w:unhideWhenUsed="1"/>
+    <w:lsdException w:name="Table Grid 1" w:semiHidden="1" w:unhideWhenUsed="1"/>
+    <w:lsdException w:name="Table Grid 2" w:semiHidden="1" w:unhideWhenUsed="1"/>
+    <w:lsdException w:name="Table Grid 3" w:semiHidden="1" w:unhideWhenUsed="1"/>
+    <w:lsdException w:name="Table Grid 4" w:semiHidden="1" w:unhideWhenUsed="1"/>
+    <w:lsdException w:name="Table Grid 5" w:semiHidden="1" w:unhideWhenUsed="1"/>
+    <w:lsdException w:name="Table Grid 6" w:semiHidden="1" w:unhideWhenUsed="1"/>
+    <w:lsdException w:name="Table Grid 7" w:semiHidden="1" w:unhideWhenUsed="1"/>
+    <w:lsdException w:name="Table Grid 8" w:semiHidden="1" w:unhideWhenUsed="1"/>
+    <w:lsdException w:name="Table List 1" w:semiHidden="1" w:unhideWhenUsed="1"/>
+    <w:lsdException w:name="Table List 2" w:semiHidden="1" w:unhideWhenUsed="1"/>
+    <w:lsdException w:name="Table List 3" w:semiHidden="1" w:unhideWhenUsed="1"/>
+    <w:lsdException w:name="Table List 4" w:semiHidden="1" w:unhideWhenUsed="1"/>
+    <w:lsdException w:name="Table List 5" w:semiHidden="1" w:unhideWhenUsed="1"/>
+    <w:lsdException w:name="Table List 6" w:semiHidden="1" w:unhideWhenUsed="1"/>
+    <w:lsdException w:name="Table List 7" w:semiHidden="1" w:unhideWhenUsed="1"/>
+    <w:lsdException w:name="Table List 8" w:semiHidden="1" w:unhideWhenUsed="1"/>
+    <w:lsdException w:name="Table 3D effects 1" w:semiHidden="1" w:unhideWhenUsed="1"/>
+    <w:lsdException w:name="Table 3D effects 2" w:semiHidden="1" w:unhideWhenUsed="1"/>
+    <w:lsdException w:name="Table 3D effects 3" w:semiHidden="1" w:unhideWhenUsed="1"/>
+    <w:lsdException w:name="Table Contemporary" w:semiHidden="1" w:unhideWhenUsed="1"/>
+    <w:lsdException w:name="Table Elegant" w:semiHidden="1" w:unhideWhenUsed="1"/>
+    <w:lsdException w:name="Table Professional" w:semiHidden="1" w:unhideWhenUsed="1"/>
+    <w:lsdException w:name="Table Subtle 1" w:semiHidden="1" w:unhideWhenUsed="1"/>
+    <w:lsdException w:name="Table Subtle 2" w:semiHidden="1" w:unhideWhenUsed="1"/>
+    <w:lsdException w:name="Table Web 1" w:semiHidden="1" w:unhideWhenUsed="1"/>
+    <w:lsdException w:name="Table Web 2" w:semiHidden="1" w:unhideWhenUsed="1"/>
+    <w:lsdException w:name="Table Web 3" w:semiHidden="1" w:unhideWhenUsed="1"/>
+    <w:lsdException w:name="Balloon Text" w:semiHidden="1" w:unhideWhenUsed="1"/>
+    <w:lsdException w:name="Table Grid" w:uiPriority="59"/>
+    <w:lsdException w:name="Table Theme" w:semiHidden="1" w:unhideWhenUsed="1"/>
+    <w:lsdException w:name="Placeholder Text" w:semiHidden="1"/>
+    <w:lsdException w:name="No Spacing" w:uiPriority="1" w:qFormat="1"/>
+    <w:lsdException w:name="Light Shading" w:uiPriority="60"/>
+    <w:lsdException w:name="Light List" w:uiPriority="61"/>
+    <w:lsdException w:name="Light Grid" w:uiPriority="62"/>
+    <w:lsdException w:name="Medium Shading 1" w:uiPriority="63"/>
+    <w:lsdException w:name="Medium Shading 2" w:uiPriority="64"/>
+    <w:lsdException w:name="Medium List 1" w:uiPriority="65"/>
+    <w:lsdException w:name="Medium List 2" w:uiPriority="66"/>
+    <w:lsdException w:name="Medium Grid 1" w:uiPriority="67"/>
+    <w:lsdException w:name="Medium Grid 2" w:uiPriority="68"/>
+    <w:lsdException w:name="Medium Grid 3" w:uiPriority="69"/>
+    <w:lsdException w:name="Dark List" w:uiPriority="70"/>
+    <w:lsdException w:name="Colorful Shading" w:uiPriority="71"/>
+    <w:lsdException w:name="Colorful List" w:uiPriority="72"/>
+    <w:lsdException w:name="Colorful Grid" w:uiPriority="73"/>
+    <w:lsdException w:name="Light Shading Accent 1" w:uiPriority="60"/>
+    <w:lsdException w:name="Light List Accent 1" w:uiPriority="61"/>
+    <w:lsdException w:name="Light Grid Accent 1" w:uiPriority="62"/>
+    <w:lsdException w:name="Medium Shading 1 Accent 1" w:uiPriority="63"/>
+    <w:lsdException w:name="Medium Shading 2 Accent 1" w:uiPriority="64"/>
+    <w:lsdException w:name="Medium List 1 Accent 1" w:uiPriority="65"/>
+    <w:lsdException w:name="Revision" w:semiHidden="1"/>
+    <w:lsdException w:name="List Paragraph" w:uiPriority="34" w:qFormat="1"/>
+    <w:lsdException w:name="Quote" w:uiPriority="29" w:qFormat="1"/>
+    <w:lsdException w:name="Intense Quote" w:uiPriority="30" w:qFormat="1"/>
+    <w:lsdException w:name="Medium List 2 Accent 1" w:uiPriority="66"/>
+    <w:lsdException w:name="Medium Grid 1 Accent 1" w:uiPriority="67"/>
+    <w:lsdException w:name="Medium Grid 2 Accent 1" w:uiPriority="68"/>
+    <w:lsdException w:name="Medium Grid 3 Accent 1" w:uiPriority="69"/>
+    <w:lsdException w:name="Dark List Accent 1" w:uiPriority="70"/>
+    <w:lsdException w:name="Colorful Shading Accent 1" w:uiPriority="71"/>
+    <w:lsdException w:name="Colorful List Accent 1" w:uiPriority="72"/>
+    <w:lsdException w:name="Colorful Grid Accent 1" w:uiPriority="73"/>
+    <w:lsdException w:name="Light Shading Accent 2" w:uiPriority="60"/>
+    <w:lsdException w:name="Light List Accent 2" w:uiPriority="61"/>
+    <w:lsdException w:name="Light Grid Accent 2" w:uiPriority="62"/>
+    <w:lsdException w:name="Medium Shading 1 Accent 2" w:uiPriority="63"/>
+    <w:lsdException w:name="Medium Shading 2 Accent 2" w:uiPriority="64"/>
+    <w:lsdException w:name="Medium List 1 Accent 2" w:uiPriority="65"/>
+    <w:lsdException w:name="Medium List 2 Accent 2" w:uiPriority="66"/>
+    <w:lsdException w:name="Medium Grid 1 Accent 2" w:uiPriority="67"/>
+    <w:lsdException w:name="Medium Grid 2 Accent 2" w:uiPriority="68"/>
+    <w:lsdException w:name="Medium Grid 3 Accent 2" w:uiPriority="69"/>
+    <w:lsdException w:name="Dark List Accent 2" w:uiPriority="70"/>
+    <w:lsdException w:name="Colorful Shading Accent 2" w:uiPriority="71"/>
+    <w:lsdException w:name="Colorful List Accent 2" w:uiPriority="72"/>
+    <w:lsdException w:name="Colorful Grid Accent 2" w:uiPriority="73"/>
+    <w:lsdException w:name="Light Shading Accent 3" w:uiPriority="60"/>
+    <w:lsdException w:name="Light List Accent 3" w:uiPriority="61"/>
+    <w:lsdException w:name="Light Grid Accent 3" w:uiPriority="62"/>
+    <w:lsdException w:name="Medium Shading 1 Accent 3" w:uiPriority="63"/>
+    <w:lsdException w:name="Medium Shading 2 Accent 3" w:uiPriority="64"/>
+    <w:lsdException w:name="Medium List 1 Accent 3" w:uiPriority="65"/>
+    <w:lsdException w:name="Medium List 2 Accent 3" w:uiPriority="66"/>
+    <w:lsdException w:name="Medium Grid 1 Accent 3" w:uiPriority="67"/>
+    <w:lsdException w:name="Medium Grid 2 Accent 3" w:uiPriority="68"/>
+    <w:lsdException w:name="Medium Grid 3 Accent 3" w:uiPriority="69"/>
+    <w:lsdException w:name="Dark List Accent 3" w:uiPriority="70"/>
+    <w:lsdException w:name="Colorful Shading Accent 3" w:uiPriority="71"/>
+    <w:lsdException w:name="Colorful List Accent 3" w:uiPriority="72"/>
+    <w:lsdException w:name="Colorful Grid Accent 3" w:uiPriority="73"/>
+    <w:lsdException w:name="Light Shading Accent 4" w:uiPriority="60"/>
+    <w:lsdException w:name="Light List Accent 4" w:uiPriority="61"/>
+    <w:lsdException w:name="Light Grid Accent 4" w:uiPriority="62"/>
+    <w:lsdException w:name="Medium Shading 1 Accent 4" w:uiPriority="63"/>
+    <w:lsdException w:name="Medium Shading 2 Accent 4" w:uiPriority="64"/>
+    <w:lsdException w:name="Medium List 1 Accent 4" w:uiPriority="65"/>
+    <w:lsdException w:name="Medium List 2 Accent 4" w:uiPriority="66"/>
+    <w:lsdException w:name="Medium Grid 1 Accent 4" w:uiPriority="67"/>
+    <w:lsdException w:name="Medium Grid 2 Accent 4" w:uiPriority="68"/>
+    <w:lsdException w:name="Medium Grid 3 Accent 4" w:uiPriority="69"/>
+    <w:lsdException w:name="Dark List Accent 4" w:uiPriority="70"/>
+    <w:lsdException w:name="Colorful Shading Accent 4" w:uiPriority="71"/>
+    <w:lsdException w:name="Colorful List Accent 4" w:uiPriority="72"/>
+    <w:lsdException w:name="Colorful Grid Accent 4" w:uiPriority="73"/>
+    <w:lsdException w:name="Light Shading Accent 5" w:uiPriority="60"/>
+    <w:lsdException w:name="Light List Accent 5" w:uiPriority="61"/>
+    <w:lsdException w:name="Light Grid Accent 5" w:uiPriority="62"/>
+    <w:lsdException w:name="Medium Shading 1 Accent 5" w:uiPriority="63"/>
+    <w:lsdException w:name="Medium Shading 2 Accent 5" w:uiPriority="64"/>
+    <w:lsdException w:name="Medium List 1 Accent 5" w:uiPriority="65"/>
+    <w:lsdException w:name="Medium List 2 Accent 5" w:uiPriority="66"/>
+    <w:lsdException w:name="Medium Grid 1 Accent 5" w:uiPriority="67"/>
+    <w:lsdException w:name="Medium Grid 2 Accent 5" w:uiPriority="68"/>
+    <w:lsdException w:name="Medium Grid 3 Accent 5" w:uiPriority="69"/>
+    <w:lsdException w:name="Dark List Accent 5" w:uiPriority="70"/>
+    <w:lsdException w:name="Colorful Shading Accent 5" w:uiPriority="71"/>
+    <w:lsdException w:name="Colorful List Accent 5" w:uiPriority="72"/>
+    <w:lsdException w:name="Colorful Grid Accent 5" w:uiPriority="73"/>
+    <w:lsdException w:name="Light Shading Accent 6" w:uiPriority="60"/>
+    <w:lsdException w:name="Light List Accent 6" w:uiPriority="61"/>
+    <w:lsdException w:name="Light Grid Accent 6" w:uiPriority="62"/>
+    <w:lsdException w:name="Medium Shading 1 Accent 6" w:uiPriority="63"/>
+    <w:lsdException w:name="Medium Shading 2 Accent 6" w:uiPriority="64"/>
+    <w:lsdException w:name="Medium List 1 Accent 6" w:uiPriority="65"/>
+    <w:lsdException w:name="Medium List 2 Accent 6" w:uiPriority="66"/>
+    <w:lsdException w:name="Medium Grid 1 Accent 6" w:uiPriority="67"/>
+    <w:lsdException w:name="Medium Grid 2 Accent 6" w:uiPriority="68"/>
+    <w:lsdException w:name="Medium Grid 3 Accent 6" w:uiPriority="69"/>
+    <w:lsdException w:name="Dark List Accent 6" w:uiPriority="70"/>
+    <w:lsdException w:name="Colorful Shading Accent 6" w:uiPriority="71"/>
+    <w:lsdException w:name="Colorful List Accent 6" w:uiPriority="72"/>
+    <w:lsdException w:name="Colorful Grid Accent 6" w:uiPriority="73"/>
+    <w:lsdException w:name="Subtle Emphasis" w:uiPriority="19" w:qFormat="1"/>
+    <w:lsdException w:name="Intense Emphasis" w:uiPriority="21" w:qFormat="1"/>
+    <w:lsdException w:name="Subtle Reference" w:uiPriority="31" w:qFormat="1"/>
+    <w:lsdException w:name="Intense Reference" w:uiPriority="32" w:qFormat="1"/>
+    <w:lsdException w:name="Book Title" w:uiPriority="33" w:qFormat="1"/>
+    <w:lsdException w:name="Bibliography" w:semiHidden="1" w:uiPriority="37" w:unhideWhenUsed="1"/>
+    <w:lsdException w:name="TOC Heading" w:semiHidden="1" w:uiPriority="39" w:unhideWhenUsed="1" w:qFormat="1"/>
+    <w:lsdException w:name="Plain Table 1" w:uiPriority="41"/>
+    <w:lsdException w:name="Plain Table 2" w:uiPriority="42"/>
+    <w:lsdException w:name="Plain Table 3" w:uiPriority="43"/>
+    <w:lsdException w:name="Plain Table 4" w:uiPriority="44"/>
+    <w:lsdException w:name="Plain Table 5" w:uiPriority="45"/>
+    <w:lsdException w:name="Grid Table Light" w:uiPriority="40"/>
+    <w:lsdException w:name="Grid Table 1 Light" w:uiPriority="46"/>
+    <w:lsdException w:name="Grid Table 2" w:uiPriority="47"/>
+    <w:lsdException w:name="Grid Table 3" w:uiPriority="48"/>
+    <w:lsdException w:name="Grid Table 4" w:uiPriority="49"/>
+    <w:lsdException w:name="Grid Table 5 Dark" w:uiPriority="50"/>
+    <w:lsdException w:name="Grid Table 6 Colorful" w:uiPriority="51"/>
+    <w:lsdException w:name="Grid Table 7 Colorful" w:uiPriority="52"/>
+    <w:lsdException w:name="Grid Table 1 Light Accent 1" w:uiPriority="46"/>
+    <w:lsdException w:name="Grid Table 2 Accent 1" w:uiPriority="47"/>
+    <w:lsdException w:name="Grid Table 3 Accent 1" w:uiPriority="48"/>
+    <w:lsdException w:name="Grid Table 4 Accent 1" w:uiPriority="49"/>
+    <w:lsdException w:name="Grid Table 5 Dark Accent 1" w:uiPriority="50"/>
+    <w:lsdException w:name="Grid Table 6 Colorful Accent 1" w:uiPriority="51"/>
+    <w:lsdException w:name="Grid Table 7 Colorful Accent 1" w:uiPriority="52"/>
+    <w:lsdException w:name="Grid Table 1 Light Accent 2" w:uiPriority="46"/>
+    <w:lsdException w:name="Grid Table 2 Accent 2" w:uiPriority="47"/>
+    <w:lsdException w:name="Grid Table 3 Accent 2" w:uiPriority="48"/>
+    <w:lsdException w:name="Grid Table 4 Accent 2" w:uiPriority="49"/>
+    <w:lsdException w:name="Grid Table 5 Dark Accent 2" w:uiPriority="50"/>
+    <w:lsdException w:name="Grid Table 6 Colorful Accent 2" w:uiPriority="51"/>
+    <w:lsdException w:name="Grid Table 7 Colorful Accent 2" w:uiPriority="52"/>
+    <w:lsdException w:name="Grid Table 1 Light Accent 3" w:uiPriority="46"/>
+    <w:lsdException w:name="Grid Table 2 Accent 3" w:uiPriority="47"/>
+    <w:lsdException w:name="Grid Table 3 Accent 3" w:uiPriority="48"/>
+    <w:lsdException w:name="Grid Table 4 Accent 3" w:uiPriority="49"/>
+    <w:lsdException w:name="Grid Table 5 Dark Accent 3" w:uiPriority="50"/>
+    <w:lsdException w:name="Grid Table 6 Colorful Accent 3" w:uiPriority="51"/>
+    <w:lsdException w:name="Grid Table 7 Colorful Accent 3" w:uiPriority="52"/>
+    <w:lsdException w:name="Grid Table 1 Light Accent 4" w:uiPriority="46"/>
+    <w:lsdException w:name="Grid Table 2 Accent 4" w:uiPriority="47"/>
+    <w:lsdException w:name="Grid Table 3 Accent 4" w:uiPriority="48"/>
+    <w:lsdException w:name="Grid Table 4 Accent 4" w:uiPriority="49"/>
+    <w:lsdException w:name="Grid Table 5 Dark Accent 4" w:uiPriority="50"/>
+    <w:lsdException w:name="Grid Table 6 Colorful Accent 4" w:uiPriority="51"/>
+    <w:lsdException w:name="Grid Table 7 Colorful Accent 4" w:uiPriority="52"/>
+    <w:lsdException w:name="Grid Table 1 Light Accent 5" w:uiPriority="46"/>
+    <w:lsdException w:name="Grid Table 2 Accent 5" w:uiPriority="47"/>
+    <w:lsdException w:name="Grid Table 3 Accent 5" w:uiPriority="48"/>
+    <w:lsdException w:name="Grid Table 4 Accent 5" w:uiPriority="49"/>
+    <w:lsdException w:name="Grid Table 5 Dark Accent 5" w:uiPriority="50"/>
+    <w:lsdException w:name="Grid Table 6 Colorful Accent 5" w:uiPriority="51"/>
+    <w:lsdException w:name="Grid Table 7 Colorful Accent 5" w:uiPriority="52"/>
+    <w:lsdException w:name="Grid Table 1 Light Accent 6" w:uiPriority="46"/>
+    <w:lsdException w:name="Grid Table 2 Accent 6" w:uiPriority="47"/>
+    <w:lsdException w:name="Grid Table 3 Accent 6" w:uiPriority="48"/>
+    <w:lsdException w:name="Grid Table 4 Accent 6" w:uiPriority="49"/>
+    <w:lsdException w:name="Grid Table 5 Dark Accent 6" w:uiPriority="50"/>
+    <w:lsdException w:name="Grid Table 6 Colorful Accent 6" w:uiPriority="51"/>
+    <w:lsdException w:name="Grid Table 7 Colorful Accent 6" w:uiPriority="52"/>
+    <w:lsdException w:name="List Table 1 Light" w:uiPriority="46"/>
+    <w:lsdException w:name="List Table 2" w:uiPriority="47"/>
+    <w:lsdException w:name="List Table 3" w:uiPriority="48"/>
+    <w:lsdException w:name="List Table 4" w:uiPriority="49"/>
+    <w:lsdException w:name="List Table 5 Dark" w:uiPriority="50"/>
+    <w:lsdException w:name="List Table 6 Colorful" w:uiPriority="51"/>
+    <w:lsdException w:name="List Table 7 Colorful" w:uiPriority="52"/>
+    <w:lsdException w:name="List Table 1 Light Accent 1" w:uiPriority="46"/>
+    <w:lsdException w:name="List Table 2 Accent 1" w:uiPriority="47"/>
+    <w:lsdException w:name="List Table 3 Accent 1" w:uiPriority="48"/>
+    <w:lsdException w:name="List Table 4 Accent 1" w:uiPriority="49"/>
+    <w:lsdException w:name="List Table 5 Dark Accent 1" w:uiPriority="50"/>
+    <w:lsdException w:name="List Table 6 Colorful Accent 1" w:uiPriority="51"/>
+    <w:lsdException w:name="List Table 7 Colorful Accent 1" w:uiPriority="52"/>
+    <w:lsdException w:name="List Table 1 Light Accent 2" w:uiPriority="46"/>
+    <w:lsdException w:name="List Table 2 Accent 2" w:uiPriority="47"/>
+    <w:lsdException w:name="List Table 3 Accent 2" w:uiPriority="48"/>
+    <w:lsdException w:name="List Table 4 Accent 2" w:uiPriority="49"/>
+    <w:lsdException w:name="List Table 5 Dark Accent 2" w:uiPriority="50"/>
+    <w:lsdException w:name="List Table 6 Colorful Accent 2" w:uiPriority="51"/>
+    <w:lsdException w:name="List Table 7 Colorful Accent 2" w:uiPriority="52"/>
+    <w:lsdException w:name="List Table 1 Light Accent 3" w:uiPriority="46"/>
+    <w:lsdException w:name="List Table 2 Accent 3" w:uiPriority="47"/>
+    <w:lsdException w:name="List Table 3 Accent 3" w:uiPriority="48"/>
+    <w:lsdException w:name="List Table 4 Accent 3" w:uiPriority="49"/>
+    <w:lsdException w:name="List Table 5 Dark Accent 3" w:uiPriority="50"/>
+    <w:lsdException w:name="List Table 6 Colorful Accent 3" w:uiPriority="51"/>
+    <w:lsdException w:name="List Table 7 Colorful Accent 3" w:uiPriority="52"/>
+    <w:lsdException w:name="List Table 1 Light Accent 4" w:uiPriority="46"/>
+    <w:lsdException w:name="List Table 2 Accent 4" w:uiPriority="47"/>
+    <w:lsdException w:name="List Table 3 Accent 4" w:uiPriority="48"/>
+    <w:lsdException w:name="List Table 4 Accent 4" w:uiPriority="49"/>
+    <w:lsdException w:name="List Table 5 Dark Accent 4" w:uiPriority="50"/>
+    <w:lsdException w:name="List Table 6 Colorful Accent 4" w:uiPriority="51"/>
+    <w:lsdException w:name="List Table 7 Colorful Accent 4" w:uiPriority="52"/>
+    <w:lsdException w:name="List Table 1 Light Accent 5" w:uiPriority="46"/>
+    <w:lsdException w:name="List Table 2 Accent 5" w:uiPriority="47"/>
+    <w:lsdException w:name="List Table 3 Accent 5" w:uiPriority="48"/>
+    <w:lsdException w:name="List Table 4 Accent 5" w:uiPriority="49"/>
+    <w:lsdException w:name="List Table 5 Dark Accent 5" w:uiPriority="50"/>
+    <w:lsdException w:name="List Table 6 Colorful Accent 5" w:uiPriority="51"/>
+    <w:lsdException w:name="List Table 7 Colorful Accent 5" w:uiPriority="52"/>
+    <w:lsdException w:name="List Table 1 Light Accent 6" w:uiPriority="46"/>
+    <w:lsdException w:name="List Table 2 Accent 6" w:uiPriority="47"/>
+    <w:lsdException w:name="List Table 3 Accent 6" w:uiPriority="48"/>
+    <w:lsdException w:name="List Table 4 Accent 6" w:uiPriority="49"/>
+    <w:lsdException w:name="List Table 5 Dark Accent 6" w:uiPriority="50"/>
+    <w:lsdException w:name="List Table 6 Colorful Accent 6" w:uiPriority="51"/>
+    <w:lsdException w:name="List Table 7 Colorful Accent 6" w:uiPriority="52"/>
+    <w:lsdException w:name="Mention" w:semiHidden="1" w:unhideWhenUsed="1"/>
+    <w:lsdException w:name="Smart Hyperlink" w:semiHidden="1" w:unhideWhenUsed="1"/>
+    <w:lsdException w:name="Hashtag" w:semiHidden="1" w:unhideWhenUsed="1"/>
+    <w:lsdException w:name="Unresolved Mention" w:semiHidden="1" w:unhideWhenUsed="1"/>
+    <w:lsdException w:name="Smart Link" w:semiHidden="1" w:unhideWhenUsed="1"/>
   </w:latentStyles>
   <w:style w:type="paragraph" w:default="1" w:styleId="a">
     <w:name w:val="Normal"/>
@@ -42607,7 +41627,6 @@
     <w:uiPriority w:val="99"/>
     <w:semiHidden/>
     <w:unhideWhenUsed/>
-    <w:qFormat/>
     <w:tblPr>
       <w:tblInd w:w="0" w:type="dxa"/>
       <w:tblCellMar>

--- a/Dark Matter.docx
+++ b/Dark Matter.docx
@@ -43,6 +43,7 @@
       <w:pPr>
         <w:spacing w:after="0" w:line="240" w:lineRule="auto"/>
       </w:pPr>
+      <w:proofErr w:type="gramStart"/>
       <w:r>
         <w:rPr>
           <w:b/>
@@ -52,6 +53,7 @@
       <w:r>
         <w:t>Вот</w:t>
       </w:r>
+      <w:proofErr w:type="gramEnd"/>
       <w:r>
         <w:t xml:space="preserve"> же</w:t>
       </w:r>
@@ -116,7 +118,15 @@
         <w:t xml:space="preserve"> звёздной системы. Сильф</w:t>
       </w:r>
       <w:r>
-        <w:t xml:space="preserve"> нажал ещё какую-то комбинацию кнопок и сверил глобальную карту изученной области космоса и  положение </w:t>
+        <w:t xml:space="preserve"> нажал ещё какую-то комбинацию кнопок и сверил глобальную карту изученной области космоса </w:t>
+      </w:r>
+      <w:proofErr w:type="gramStart"/>
+      <w:r>
+        <w:t>и  положение</w:t>
+      </w:r>
+      <w:proofErr w:type="gramEnd"/>
+      <w:r>
+        <w:t xml:space="preserve"> </w:t>
       </w:r>
       <w:r>
         <w:t>этой тёмной зоны, сокрытой на карте вечным мраком.  Нет. Эту область никто раньше не посещал. Вот же угораздило ему здесь оказаться.  Да ещё со сломанным двигателем. Нет, его</w:t>
@@ -136,6 +146,7 @@
       <w:r>
         <w:t xml:space="preserve">нехваткой </w:t>
       </w:r>
+      <w:proofErr w:type="gramStart"/>
       <w:r>
         <w:t>топлив</w:t>
       </w:r>
@@ -143,7 +154,11 @@
         <w:t>а</w:t>
       </w:r>
       <w:r>
-        <w:t xml:space="preserve">  могут оказаться куда серьёзнее. Экзибит </w:t>
+        <w:t xml:space="preserve">  могут</w:t>
+      </w:r>
+      <w:proofErr w:type="gramEnd"/>
+      <w:r>
+        <w:t xml:space="preserve"> оказаться куда серьёзнее. Экзибит </w:t>
       </w:r>
       <w:r>
         <w:t xml:space="preserve">совершенно </w:t>
@@ -302,10 +317,18 @@
         <w:t xml:space="preserve">на </w:t>
       </w:r>
       <w:r>
-        <w:t xml:space="preserve">границе сопротивления, в серой зоне, </w:t>
-      </w:r>
-      <w:r>
-        <w:t xml:space="preserve"> он у</w:t>
+        <w:t xml:space="preserve">границе сопротивления, в серой </w:t>
+      </w:r>
+      <w:proofErr w:type="gramStart"/>
+      <w:r>
+        <w:t xml:space="preserve">зоне, </w:t>
+      </w:r>
+      <w:r>
+        <w:t xml:space="preserve"> он</w:t>
+      </w:r>
+      <w:proofErr w:type="gramEnd"/>
+      <w:r>
+        <w:t xml:space="preserve"> у</w:t>
       </w:r>
       <w:r>
         <w:t>гна</w:t>
@@ -845,8 +868,13 @@
       <w:r>
         <w:t xml:space="preserve">Подумал, сэкономлю да гульну на орбитальной станции космопиратов. Где уж там. И деньги отобрали, и на станцию не пустили. </w:t>
       </w:r>
-      <w:r>
-        <w:t>Так  ещё и двигатель глохнет раз за разом. Сейчас я ему устрою!</w:t>
+      <w:proofErr w:type="gramStart"/>
+      <w:r>
+        <w:t>Так  ещё</w:t>
+      </w:r>
+      <w:proofErr w:type="gramEnd"/>
+      <w:r>
+        <w:t xml:space="preserve"> и двигатель глохнет раз за разом. Сейчас я ему устрою!</w:t>
       </w:r>
     </w:p>
     <w:p>
@@ -1392,6 +1420,7 @@
       <w:r>
         <w:t xml:space="preserve">его </w:t>
       </w:r>
+      <w:proofErr w:type="gramStart"/>
       <w:r>
         <w:t>источником</w:t>
       </w:r>
@@ -1399,7 +1428,11 @@
         <w:t xml:space="preserve"> </w:t>
       </w:r>
       <w:r>
-        <w:t xml:space="preserve"> являлась планета из этой же</w:t>
+        <w:t xml:space="preserve"> являлась</w:t>
+      </w:r>
+      <w:proofErr w:type="gramEnd"/>
+      <w:r>
+        <w:t xml:space="preserve"> планета из этой же</w:t>
       </w:r>
       <w:r>
         <w:t>,</w:t>
@@ -1420,10 +1453,18 @@
         <w:ind w:firstLine="708"/>
       </w:pPr>
       <w:r>
-        <w:t xml:space="preserve">Может быть, какая-нибудь </w:t>
-      </w:r>
-      <w:r>
-        <w:t xml:space="preserve"> топливная компания? Или </w:t>
+        <w:t>Может быть, какая-</w:t>
+      </w:r>
+      <w:proofErr w:type="gramStart"/>
+      <w:r>
+        <w:t xml:space="preserve">нибудь </w:t>
+      </w:r>
+      <w:r>
+        <w:t xml:space="preserve"> топливная</w:t>
+      </w:r>
+      <w:proofErr w:type="gramEnd"/>
+      <w:r>
+        <w:t xml:space="preserve"> компания? Или </w:t>
       </w:r>
       <w:r>
         <w:t xml:space="preserve">местное </w:t>
@@ -2016,13 +2057,21 @@
         <w:t>обственные на</w:t>
       </w:r>
       <w:r>
-        <w:t xml:space="preserve">звания каждому мало-мальски значимому объекту на </w:t>
-      </w:r>
-      <w:r>
-        <w:t xml:space="preserve"> </w:t>
-      </w:r>
-      <w:r>
-        <w:t xml:space="preserve">её поверхности. </w:t>
+        <w:t xml:space="preserve">звания каждому мало-мальски значимому объекту </w:t>
+      </w:r>
+      <w:proofErr w:type="gramStart"/>
+      <w:r>
+        <w:t xml:space="preserve">на </w:t>
+      </w:r>
+      <w:r>
+        <w:t xml:space="preserve"> </w:t>
+      </w:r>
+      <w:r>
+        <w:t>её</w:t>
+      </w:r>
+      <w:proofErr w:type="gramEnd"/>
+      <w:r>
+        <w:t xml:space="preserve"> поверхности. </w:t>
       </w:r>
       <w:r>
         <w:t xml:space="preserve">Не мог уже смотреть на </w:t>
@@ -4207,7 +4256,15 @@
         <w:t>его</w:t>
       </w:r>
       <w:r>
-        <w:t xml:space="preserve"> на обработку в выше стоящие учреждения. </w:t>
+        <w:t xml:space="preserve"> на обработку в </w:t>
+      </w:r>
+      <w:proofErr w:type="gramStart"/>
+      <w:r>
+        <w:t>выше стоящие</w:t>
+      </w:r>
+      <w:proofErr w:type="gramEnd"/>
+      <w:r>
+        <w:t xml:space="preserve"> учреждения. </w:t>
       </w:r>
       <w:r>
         <w:t xml:space="preserve">Если </w:t>
@@ -5007,10 +5064,18 @@
         <w:t xml:space="preserve">дирижабли богачей, небольшие </w:t>
       </w:r>
       <w:r>
-        <w:t xml:space="preserve">транспортные челноки, </w:t>
-      </w:r>
-      <w:r>
-        <w:t xml:space="preserve"> орбитальные спутники и дипломатические суда. Серьёзная реакция совета </w:t>
+        <w:t xml:space="preserve">транспортные </w:t>
+      </w:r>
+      <w:proofErr w:type="gramStart"/>
+      <w:r>
+        <w:t xml:space="preserve">челноки, </w:t>
+      </w:r>
+      <w:r>
+        <w:t xml:space="preserve"> орбитальные</w:t>
+      </w:r>
+      <w:proofErr w:type="gramEnd"/>
+      <w:r>
+        <w:t xml:space="preserve"> спутники и дипломатические суда. Серьёзная реакция совета </w:t>
       </w:r>
       <w:r>
         <w:t>Бастион</w:t>
@@ -7013,7 +7078,15 @@
         <w:t xml:space="preserve">скучающие </w:t>
       </w:r>
       <w:r>
-        <w:t xml:space="preserve">учёные-сильфы на орбитальной станции «Светлое будущее», вращающейся вокруг газового гиганта Лаборатория-5. </w:t>
+        <w:t xml:space="preserve">учёные-сильфы на орбитальной станции «Светлое будущее», вращающейся </w:t>
+      </w:r>
+      <w:proofErr w:type="gramStart"/>
+      <w:r>
+        <w:t>вокруг газового гиганта</w:t>
+      </w:r>
+      <w:proofErr w:type="gramEnd"/>
+      <w:r>
+        <w:t xml:space="preserve"> Лаборатория-5. </w:t>
       </w:r>
       <w:r>
         <w:t xml:space="preserve">Изобрели </w:t>
@@ -9092,13 +9165,21 @@
         <w:t>о</w:t>
       </w:r>
       <w:r>
-        <w:t xml:space="preserve">: пустынная планета, сокрытый в облаках пыли крохотный купольный город </w:t>
-      </w:r>
-      <w:r>
-        <w:t xml:space="preserve"> </w:t>
-      </w:r>
-      <w:r>
-        <w:t xml:space="preserve">на горизонте и ржавый фермерский грузовой корабль, пристыкованный к докам. </w:t>
+        <w:t xml:space="preserve">: пустынная планета, сокрытый в облаках пыли крохотный купольный </w:t>
+      </w:r>
+      <w:proofErr w:type="gramStart"/>
+      <w:r>
+        <w:t xml:space="preserve">город </w:t>
+      </w:r>
+      <w:r>
+        <w:t xml:space="preserve"> </w:t>
+      </w:r>
+      <w:r>
+        <w:t>на</w:t>
+      </w:r>
+      <w:proofErr w:type="gramEnd"/>
+      <w:r>
+        <w:t xml:space="preserve"> горизонте и ржавый фермерский грузовой корабль, пристыкованный к докам. </w:t>
       </w:r>
       <w:r>
         <w:t>Но р</w:t>
@@ -11924,8 +12005,13 @@
         <w:spacing w:after="0" w:line="240" w:lineRule="auto"/>
         <w:ind w:firstLine="708"/>
       </w:pPr>
-      <w:r>
-        <w:t xml:space="preserve">- Вот и всё. </w:t>
+      <w:proofErr w:type="gramStart"/>
+      <w:r>
+        <w:t>- Вот</w:t>
+      </w:r>
+      <w:proofErr w:type="gramEnd"/>
+      <w:r>
+        <w:t xml:space="preserve"> и всё. </w:t>
       </w:r>
       <w:r>
         <w:t>Теперь м</w:t>
@@ -13442,13 +13528,21 @@
         <w:t>ым.</w:t>
       </w:r>
       <w:r>
-        <w:t xml:space="preserve"> Огромное пространство посреди помещения и вовсе зияло дырой. Оказалось, именно под ними </w:t>
-      </w:r>
-      <w:r>
-        <w:t xml:space="preserve"> </w:t>
-      </w:r>
-      <w:r>
-        <w:t xml:space="preserve">расположился стыковочный шлюз, </w:t>
+        <w:t xml:space="preserve"> Огромное пространство посреди помещения и вовсе зияло дырой. Оказалось, именно под </w:t>
+      </w:r>
+      <w:proofErr w:type="gramStart"/>
+      <w:r>
+        <w:t xml:space="preserve">ними </w:t>
+      </w:r>
+      <w:r>
+        <w:t xml:space="preserve"> </w:t>
+      </w:r>
+      <w:r>
+        <w:t>расположился</w:t>
+      </w:r>
+      <w:proofErr w:type="gramEnd"/>
+      <w:r>
+        <w:t xml:space="preserve"> стыковочный шлюз, </w:t>
       </w:r>
       <w:r>
         <w:t>темница для команды, работа которой заключалась, в первую очередь, в отправке кораблей в безмолвное космическое пространство и уходом за ними по возвращении, а также управлении захватами, вспомогательны</w:t>
@@ -13977,7 +14071,15 @@
         <w:t xml:space="preserve">локальной </w:t>
       </w:r>
       <w:r>
-        <w:t xml:space="preserve">виртуальной реальности и, если повезёт и военные разрешат баловаться, устройствами с применением контролируемых аномалий в пределах помещения они </w:t>
+        <w:t xml:space="preserve">виртуальной реальности и, если </w:t>
+      </w:r>
+      <w:proofErr w:type="gramStart"/>
+      <w:r>
+        <w:t>повезёт</w:t>
+      </w:r>
+      <w:proofErr w:type="gramEnd"/>
+      <w:r>
+        <w:t xml:space="preserve"> и военные разрешат баловаться, устройствами с применением контролируемых аномалий в пределах помещения они </w:t>
       </w:r>
       <w:r>
         <w:t xml:space="preserve">создают такие </w:t>
@@ -17863,7 +17965,15 @@
         <w:t xml:space="preserve"> Ещё в те незапамятные времена, когда</w:t>
       </w:r>
       <w:r>
-        <w:t xml:space="preserve"> пешком под стол ходил. И когда помирал со скуки, не зная чем занять себя на работе. С грустным выражением лица перелистывал ролики на </w:t>
+        <w:t xml:space="preserve"> пешком под стол ходил. И когда помирал со скуки, не </w:t>
+      </w:r>
+      <w:proofErr w:type="gramStart"/>
+      <w:r>
+        <w:t>зная</w:t>
+      </w:r>
+      <w:proofErr w:type="gramEnd"/>
+      <w:r>
+        <w:t xml:space="preserve"> чем занять себя на работе. С грустным выражением лица перелистывал ролики на </w:t>
       </w:r>
       <w:r>
         <w:t>«Ю</w:t>
@@ -18572,22 +18682,54 @@
         <w:t xml:space="preserve"> – </w:t>
       </w:r>
       <w:r>
-        <w:t xml:space="preserve">Что? Да, нижний ярус чист.. </w:t>
-      </w:r>
-      <w:r>
-        <w:t>Спрячьте тела, чтобы наши не.. Никто не до</w:t>
+        <w:t xml:space="preserve">Что? Да, нижний ярус </w:t>
+      </w:r>
+      <w:proofErr w:type="gramStart"/>
+      <w:r>
+        <w:t>чист..</w:t>
+      </w:r>
+      <w:proofErr w:type="gramEnd"/>
+      <w:r>
+        <w:t xml:space="preserve"> </w:t>
+      </w:r>
+      <w:r>
+        <w:t xml:space="preserve">Спрячьте тела, чтобы наши </w:t>
+      </w:r>
+      <w:proofErr w:type="gramStart"/>
+      <w:r>
+        <w:t>не..</w:t>
+      </w:r>
+      <w:proofErr w:type="gramEnd"/>
+      <w:r>
+        <w:t xml:space="preserve"> Никто не </w:t>
+      </w:r>
+      <w:proofErr w:type="gramStart"/>
+      <w:r>
+        <w:t>до</w:t>
       </w:r>
       <w:r>
         <w:t>лжен</w:t>
       </w:r>
       <w:r>
-        <w:t>.. Будут спрашивать, скажите, что они снова приходили</w:t>
+        <w:t>..</w:t>
+      </w:r>
+      <w:proofErr w:type="gramEnd"/>
+      <w:r>
+        <w:t xml:space="preserve"> Будут спрашивать, скажите, что они снова приходили</w:t>
       </w:r>
       <w:r>
         <w:t>,</w:t>
       </w:r>
       <w:r>
-        <w:t xml:space="preserve"> но.. Да, всё идёт по плану. Всё. Я приведу их. Только уведите сво</w:t>
+        <w:t xml:space="preserve"> </w:t>
+      </w:r>
+      <w:proofErr w:type="gramStart"/>
+      <w:r>
+        <w:t>но..</w:t>
+      </w:r>
+      <w:proofErr w:type="gramEnd"/>
+      <w:r>
+        <w:t xml:space="preserve"> Да, всё идёт по плану. Всё. Я приведу их. Только уведите сво</w:t>
       </w:r>
       <w:r>
         <w:t>их</w:t>
@@ -18602,8 +18744,13 @@
         <w:t xml:space="preserve"> </w:t>
       </w:r>
       <w:r>
-        <w:t>Нет, не волну..</w:t>
-      </w:r>
+        <w:t xml:space="preserve">Нет, не </w:t>
+      </w:r>
+      <w:proofErr w:type="gramStart"/>
+      <w:r>
+        <w:t>волну..</w:t>
+      </w:r>
+      <w:proofErr w:type="gramEnd"/>
       <w:r>
         <w:t xml:space="preserve"> </w:t>
       </w:r>
@@ -19269,13 +19416,21 @@
         <w:t xml:space="preserve">иногда становится </w:t>
       </w:r>
       <w:r>
-        <w:t xml:space="preserve">не совсем понятно, как </w:t>
-      </w:r>
-      <w:r>
-        <w:t xml:space="preserve"> </w:t>
-      </w:r>
-      <w:r>
-        <w:t>себя с ними вести.</w:t>
+        <w:t xml:space="preserve">не совсем понятно, </w:t>
+      </w:r>
+      <w:proofErr w:type="gramStart"/>
+      <w:r>
+        <w:t xml:space="preserve">как </w:t>
+      </w:r>
+      <w:r>
+        <w:t xml:space="preserve"> </w:t>
+      </w:r>
+      <w:r>
+        <w:t>себя</w:t>
+      </w:r>
+      <w:proofErr w:type="gramEnd"/>
+      <w:r>
+        <w:t xml:space="preserve"> с ними вести.</w:t>
       </w:r>
       <w:r>
         <w:t xml:space="preserve"> </w:t>
@@ -19903,13 +20058,21 @@
         <w:t>лось только слушать их и впитывать ценные сведения. О</w:t>
       </w:r>
       <w:r>
-        <w:t xml:space="preserve">чередная попытка установить контакты </w:t>
-      </w:r>
-      <w:r>
-        <w:t xml:space="preserve"> </w:t>
-      </w:r>
-      <w:r>
-        <w:t>таки увенчалась успехом,</w:t>
+        <w:t xml:space="preserve">чередная попытка установить </w:t>
+      </w:r>
+      <w:proofErr w:type="gramStart"/>
+      <w:r>
+        <w:t xml:space="preserve">контакты </w:t>
+      </w:r>
+      <w:r>
+        <w:t xml:space="preserve"> </w:t>
+      </w:r>
+      <w:r>
+        <w:t>таки</w:t>
+      </w:r>
+      <w:proofErr w:type="gramEnd"/>
+      <w:r>
+        <w:t xml:space="preserve"> увенчалась успехом,</w:t>
       </w:r>
       <w:r>
         <w:t xml:space="preserve"> </w:t>
@@ -20134,13 +20297,21 @@
         <w:t xml:space="preserve"> очередным</w:t>
       </w:r>
       <w:r>
-        <w:t xml:space="preserve"> трёхмерным снимком на фоне причудливых зверушек</w:t>
+        <w:t xml:space="preserve"> трёхмерным снимком на фоне причудливых </w:t>
+      </w:r>
+      <w:proofErr w:type="gramStart"/>
+      <w:r>
+        <w:t>зверушек</w:t>
       </w:r>
       <w:r>
         <w:t xml:space="preserve">, </w:t>
       </w:r>
       <w:r>
-        <w:t xml:space="preserve"> безумные авантюристы и охотники за приключениями, которым палец в рот не клади, да</w:t>
+        <w:t xml:space="preserve"> безумные</w:t>
+      </w:r>
+      <w:proofErr w:type="gramEnd"/>
+      <w:r>
+        <w:t xml:space="preserve"> авантюристы и охотники за приключениями, которым палец в рот не клади, да</w:t>
       </w:r>
       <w:r>
         <w:t>й поучаствовать в какой-нибудь эпической истории, орды миссионеров, которые сразу же захотят распространить новые религиозные верования среди местного населения. Не говоря уже о пиратах, контрабандистах, террористах и прочей нечисти, которой и в обитаемых системах Ангельского Пакта предостаточно.</w:t>
@@ -20191,7 +20362,15 @@
         <w:t xml:space="preserve"> Скамп попросил Экзибита ещё раз прослушать записи, чтобы зацепиться слухами за мелочи и детали, которые не </w:t>
       </w:r>
       <w:r>
-        <w:t xml:space="preserve">удалось понять с первого раза. Дважды говорить бродяге не  пришлось, он и сам хотел разобраться </w:t>
+        <w:t xml:space="preserve">удалось понять с первого раза. Дважды говорить бродяге </w:t>
+      </w:r>
+      <w:proofErr w:type="gramStart"/>
+      <w:r>
+        <w:t>не  пришлось</w:t>
+      </w:r>
+      <w:proofErr w:type="gramEnd"/>
+      <w:r>
+        <w:t xml:space="preserve">, он и сам хотел разобраться </w:t>
       </w:r>
       <w:r>
         <w:t>в</w:t>
@@ -21437,8 +21616,13 @@
         <w:spacing w:after="0" w:line="240" w:lineRule="auto"/>
         <w:ind w:firstLine="708"/>
       </w:pPr>
-      <w:r>
-        <w:t xml:space="preserve">- Вот и хорошо. </w:t>
+      <w:proofErr w:type="gramStart"/>
+      <w:r>
+        <w:t>- Вот</w:t>
+      </w:r>
+      <w:proofErr w:type="gramEnd"/>
+      <w:r>
+        <w:t xml:space="preserve"> и хорошо. </w:t>
       </w:r>
       <w:r>
         <w:t xml:space="preserve">– </w:t>
@@ -21618,7 +21802,11 @@
         <w:t xml:space="preserve"> </w:t>
       </w:r>
       <w:r>
-        <w:t>Значит ли это,</w:t>
+        <w:t xml:space="preserve">Значит ли </w:t>
+      </w:r>
+      <w:proofErr w:type="gramStart"/>
+      <w:r>
+        <w:t>это,</w:t>
       </w:r>
       <w:r>
         <w:t xml:space="preserve"> </w:t>
@@ -21626,6 +21814,7 @@
       <w:r>
         <w:t xml:space="preserve"> что</w:t>
       </w:r>
+      <w:proofErr w:type="gramEnd"/>
       <w:r>
         <w:t xml:space="preserve"> это проект военных? Значит ли это, что</w:t>
       </w:r>
@@ -22107,8 +22296,13 @@
       <w:r>
         <w:t xml:space="preserve">Ахиллес-3, </w:t>
       </w:r>
-      <w:r>
-        <w:t xml:space="preserve">казалось бы </w:t>
+      <w:proofErr w:type="gramStart"/>
+      <w:r>
+        <w:t>казалось бы</w:t>
+      </w:r>
+      <w:proofErr w:type="gramEnd"/>
+      <w:r>
+        <w:t xml:space="preserve"> </w:t>
       </w:r>
       <w:r>
         <w:t xml:space="preserve">заброшенную планету </w:t>
@@ -23649,7 +23843,11 @@
         <w:t xml:space="preserve"> </w:t>
       </w:r>
       <w:r>
-        <w:t xml:space="preserve">закованная в </w:t>
+        <w:t xml:space="preserve">закованная </w:t>
+      </w:r>
+      <w:proofErr w:type="gramStart"/>
+      <w:r>
+        <w:t xml:space="preserve">в </w:t>
       </w:r>
       <w:r>
         <w:t>чудовищн</w:t>
@@ -23657,6 +23855,7 @@
       <w:r>
         <w:t>ой формы</w:t>
       </w:r>
+      <w:proofErr w:type="gramEnd"/>
       <w:r>
         <w:t xml:space="preserve"> беспросветно чёрный</w:t>
       </w:r>
@@ -24517,7 +24716,15 @@
         <w:t>воткнуть</w:t>
       </w:r>
       <w:r>
-        <w:t>. Брр.. Пусть идёт</w:t>
+        <w:t xml:space="preserve">. </w:t>
+      </w:r>
+      <w:proofErr w:type="gramStart"/>
+      <w:r>
+        <w:t>Брр..</w:t>
+      </w:r>
+      <w:proofErr w:type="gramEnd"/>
+      <w:r>
+        <w:t xml:space="preserve"> Пусть идёт</w:t>
       </w:r>
       <w:r>
         <w:t>, больно он мне нужен</w:t>
@@ -24677,7 +24884,15 @@
         <w:t xml:space="preserve">ну да, </w:t>
       </w:r>
       <w:r>
-        <w:t xml:space="preserve">ты прав. Очень не приличного. В любом случае, </w:t>
+        <w:t xml:space="preserve">ты прав. Очень </w:t>
+      </w:r>
+      <w:proofErr w:type="gramStart"/>
+      <w:r>
+        <w:t>не приличного</w:t>
+      </w:r>
+      <w:proofErr w:type="gramEnd"/>
+      <w:r>
+        <w:t xml:space="preserve">. В любом случае, </w:t>
       </w:r>
       <w:r>
         <w:t>паренёк</w:t>
@@ -25829,8 +26044,13 @@
         <w:spacing w:after="0" w:line="240" w:lineRule="auto"/>
         <w:ind w:firstLine="708"/>
       </w:pPr>
-      <w:r>
-        <w:t xml:space="preserve">- Вот. То, чего </w:t>
+      <w:proofErr w:type="gramStart"/>
+      <w:r>
+        <w:t>- Вот</w:t>
+      </w:r>
+      <w:proofErr w:type="gramEnd"/>
+      <w:r>
+        <w:t xml:space="preserve">. То, чего </w:t>
       </w:r>
       <w:r>
         <w:t xml:space="preserve">давно не хватало исследовательским кораблям вроде нашего «Смотрителя». Мы хоть и </w:t>
@@ -27501,7 +27721,15 @@
         <w:t>, о чём рекламные корпорации знали уже, как только он ступил первый шаг под одну из многочисленных едва ли заметных камер, усеявших все башни и мостовые площадки.</w:t>
       </w:r>
       <w:r>
-        <w:t xml:space="preserve"> Рекламные корпорации в империи и на Бастионе в частности готовы на всё, лишь бы обеспечить хороший улов себе и своим </w:t>
+        <w:t xml:space="preserve"> Рекламные корпорации в империи и на </w:t>
+      </w:r>
+      <w:proofErr w:type="gramStart"/>
+      <w:r>
+        <w:t>Бастионе в частности</w:t>
+      </w:r>
+      <w:proofErr w:type="gramEnd"/>
+      <w:r>
+        <w:t xml:space="preserve"> готовы на всё, лишь бы обеспечить хороший улов себе и своим </w:t>
       </w:r>
       <w:r>
         <w:t xml:space="preserve">ценным </w:t>
@@ -28212,11 +28440,16 @@
         <w:spacing w:after="0" w:line="240" w:lineRule="auto"/>
         <w:ind w:firstLine="708"/>
       </w:pPr>
+      <w:proofErr w:type="gramStart"/>
       <w:r>
         <w:t xml:space="preserve">- </w:t>
       </w:r>
       <w:r>
-        <w:t>Вот что значит лишний человек на борту. – Скамп почесал рукой спутанные наросты, образующие подобие причёски. – Я уже и не помню, когда на корабле было так шумно.</w:t>
+        <w:t>Вот</w:t>
+      </w:r>
+      <w:proofErr w:type="gramEnd"/>
+      <w:r>
+        <w:t xml:space="preserve"> что значит лишний человек на борту. – Скамп почесал рукой спутанные наросты, образующие подобие причёски. – Я уже и не помню, когда на корабле было так шумно.</w:t>
       </w:r>
       <w:r>
         <w:t xml:space="preserve"> </w:t>
@@ -28465,7 +28698,15 @@
         <w:t>корпуса голографической карты.</w:t>
       </w:r>
       <w:r>
-        <w:t xml:space="preserve"> Начинки внутри было не сказать чтобы </w:t>
+        <w:t xml:space="preserve"> Начинки внутри было не </w:t>
+      </w:r>
+      <w:proofErr w:type="gramStart"/>
+      <w:r>
+        <w:t>сказать</w:t>
+      </w:r>
+      <w:proofErr w:type="gramEnd"/>
+      <w:r>
+        <w:t xml:space="preserve"> чтобы </w:t>
       </w:r>
       <w:r>
         <w:t xml:space="preserve">очень </w:t>
@@ -29102,10 +29343,18 @@
         <w:t xml:space="preserve"> </w:t>
       </w:r>
       <w:r>
-        <w:t xml:space="preserve">с удовольствием бы заняло </w:t>
-      </w:r>
-      <w:r>
-        <w:t xml:space="preserve"> представительство какой-нибудь горнодо</w:t>
+        <w:t xml:space="preserve">с удовольствием бы </w:t>
+      </w:r>
+      <w:proofErr w:type="gramStart"/>
+      <w:r>
+        <w:t xml:space="preserve">заняло </w:t>
+      </w:r>
+      <w:r>
+        <w:t xml:space="preserve"> представительство</w:t>
+      </w:r>
+      <w:proofErr w:type="gramEnd"/>
+      <w:r>
+        <w:t xml:space="preserve"> какой-нибудь горнодо</w:t>
       </w:r>
       <w:r>
         <w:t xml:space="preserve">бывной корпорации </w:t>
@@ -29465,8 +29714,13 @@
         <w:t>немного сместилась вбок, обнажив</w:t>
       </w:r>
       <w:r>
-        <w:t xml:space="preserve"> совершенно другой регион космоса. Тонкая линия, разграничивающая владения империи и ренегатов с этой стороны</w:t>
-      </w:r>
+        <w:t xml:space="preserve"> совершенно другой регион космоса. Тонкая линия, разграничивающая </w:t>
+      </w:r>
+      <w:proofErr w:type="gramStart"/>
+      <w:r>
+        <w:t>владения империи и ренегатов с этой стороны</w:t>
+      </w:r>
+      <w:proofErr w:type="gramEnd"/>
       <w:r>
         <w:t xml:space="preserve"> была </w:t>
       </w:r>
@@ -29894,6 +30148,7 @@
         <w:spacing w:after="0" w:line="240" w:lineRule="auto"/>
         <w:ind w:firstLine="708"/>
       </w:pPr>
+      <w:proofErr w:type="gramStart"/>
       <w:r>
         <w:t xml:space="preserve">- </w:t>
       </w:r>
@@ -29901,7 +30156,11 @@
         <w:t>Э</w:t>
       </w:r>
       <w:r>
-        <w:t xml:space="preserve">то что ещё такое? </w:t>
+        <w:t>то</w:t>
+      </w:r>
+      <w:proofErr w:type="gramEnd"/>
+      <w:r>
+        <w:t xml:space="preserve"> что ещё такое? </w:t>
       </w:r>
       <w:r>
         <w:t>Твоя команда и</w:t>
@@ -30436,7 +30695,15 @@
         <w:t xml:space="preserve"> </w:t>
       </w:r>
       <w:r>
-        <w:t xml:space="preserve">богатый источник, прямо таки </w:t>
+        <w:t xml:space="preserve">богатый источник, </w:t>
+      </w:r>
+      <w:proofErr w:type="gramStart"/>
+      <w:r>
+        <w:t>прямо таки</w:t>
+      </w:r>
+      <w:proofErr w:type="gramEnd"/>
+      <w:r>
+        <w:t xml:space="preserve"> </w:t>
       </w:r>
       <w:r>
         <w:t xml:space="preserve">кладезь ценных данных </w:t>
@@ -31013,7 +31280,15 @@
         <w:t>- К</w:t>
       </w:r>
       <w:r>
-        <w:t>ак друга, говоришь? Нет, я конечно мо</w:t>
+        <w:t xml:space="preserve">ак друга, говоришь? Нет, </w:t>
+      </w:r>
+      <w:proofErr w:type="gramStart"/>
+      <w:r>
+        <w:t>я конечно</w:t>
+      </w:r>
+      <w:proofErr w:type="gramEnd"/>
+      <w:r>
+        <w:t xml:space="preserve"> мо</w:t>
       </w:r>
       <w:r>
         <w:t>гу позволить тебе поработать с радарами и собрать данные об этой системе, но вторгаться в атмосферу обитаемой планеты</w:t>
@@ -31619,6 +31894,7 @@
       <w:r>
         <w:t xml:space="preserve"> не обращают. </w:t>
       </w:r>
+      <w:proofErr w:type="gramStart"/>
       <w:r>
         <w:t>Он</w:t>
       </w:r>
@@ -31626,7 +31902,11 @@
         <w:t>и</w:t>
       </w:r>
       <w:r>
-        <w:t xml:space="preserve"> то и н</w:t>
+        <w:t xml:space="preserve"> то</w:t>
+      </w:r>
+      <w:proofErr w:type="gramEnd"/>
+      <w:r>
+        <w:t xml:space="preserve"> и н</w:t>
       </w:r>
       <w:r>
         <w:t>а одном месте надолго не задерживаются</w:t>
@@ -31788,10 +32068,18 @@
         <w:t>Н</w:t>
       </w:r>
       <w:r>
-        <w:t xml:space="preserve">а две луны, </w:t>
-      </w:r>
-      <w:r>
-        <w:t xml:space="preserve"> которые </w:t>
+        <w:t xml:space="preserve">а две </w:t>
+      </w:r>
+      <w:proofErr w:type="gramStart"/>
+      <w:r>
+        <w:t xml:space="preserve">луны, </w:t>
+      </w:r>
+      <w:r>
+        <w:t xml:space="preserve"> которые</w:t>
+      </w:r>
+      <w:proofErr w:type="gramEnd"/>
+      <w:r>
+        <w:t xml:space="preserve"> </w:t>
       </w:r>
       <w:r>
         <w:t>неизменно вращаются вокруг Бастиона, освещая местным жителям путь в потёмках</w:t>
@@ -32062,7 +32350,15 @@
         <w:t>но даже нищие и бродяги из трущоб и клоаки.</w:t>
       </w:r>
       <w:r>
-        <w:t xml:space="preserve"> И когда им удавалось доказать ЦОИПП своё право на шанс взмыть в космос, они пользовались этим шансом без зазрения совести. Лишь бы позабыть о том аду, в котором им доводилось прозябать ранее.</w:t>
+        <w:t xml:space="preserve"> И когда им удавалось доказать ЦОИПП своё право на шанс взмыть в космос, они пользовались этим шансом без зазрения совести. Лишь бы позабыть </w:t>
+      </w:r>
+      <w:proofErr w:type="gramStart"/>
+      <w:r>
+        <w:t>о том аду</w:t>
+      </w:r>
+      <w:proofErr w:type="gramEnd"/>
+      <w:r>
+        <w:t>, в котором им доводилось прозябать ранее.</w:t>
       </w:r>
     </w:p>
     <w:p>
@@ -32070,8 +32366,13 @@
         <w:spacing w:after="0" w:line="240" w:lineRule="auto"/>
         <w:ind w:firstLine="708"/>
       </w:pPr>
-      <w:r>
-        <w:t>- Вот.</w:t>
+      <w:proofErr w:type="gramStart"/>
+      <w:r>
+        <w:t>- Вот</w:t>
+      </w:r>
+      <w:proofErr w:type="gramEnd"/>
+      <w:r>
+        <w:t>.</w:t>
       </w:r>
       <w:r>
         <w:t xml:space="preserve"> Наконец-то</w:t>
@@ -32759,7 +33060,15 @@
         <w:t xml:space="preserve">сочного </w:t>
       </w:r>
       <w:r>
-        <w:t>ламаржьего мяса,  от одного вида которого текли слюны</w:t>
+        <w:t xml:space="preserve">ламаржьего </w:t>
+      </w:r>
+      <w:proofErr w:type="gramStart"/>
+      <w:r>
+        <w:t>мяса,  от</w:t>
+      </w:r>
+      <w:proofErr w:type="gramEnd"/>
+      <w:r>
+        <w:t xml:space="preserve"> одного вида которого текли слюны</w:t>
       </w:r>
       <w:r>
         <w:t xml:space="preserve">, зависла прямо под подбородком </w:t>
@@ -33134,10 +33443,18 @@
         <w:t xml:space="preserve">вполне </w:t>
       </w:r>
       <w:r>
-        <w:t>доволен своей пташкой</w:t>
-      </w:r>
-      <w:r>
-        <w:t xml:space="preserve">, несмотря на то, что за ней приходилось присматривать </w:t>
+        <w:t xml:space="preserve">доволен своей </w:t>
+      </w:r>
+      <w:proofErr w:type="gramStart"/>
+      <w:r>
+        <w:t>пташкой</w:t>
+      </w:r>
+      <w:r>
+        <w:t>, несмотря на то, что</w:t>
+      </w:r>
+      <w:proofErr w:type="gramEnd"/>
+      <w:r>
+        <w:t xml:space="preserve"> за ней приходилось присматривать </w:t>
       </w:r>
       <w:r>
         <w:t xml:space="preserve">гораздо </w:t>
@@ -36489,6 +36806,7 @@
       <w:r>
         <w:t xml:space="preserve">летел </w:t>
       </w:r>
+      <w:proofErr w:type="gramStart"/>
       <w:r>
         <w:t>по</w:t>
       </w:r>
@@ -36498,6 +36816,7 @@
       <w:r>
         <w:t>у</w:t>
       </w:r>
+      <w:proofErr w:type="gramEnd"/>
       <w:r>
         <w:t xml:space="preserve"> и </w:t>
       </w:r>
@@ -37815,7 +38134,15 @@
         <w:t xml:space="preserve">которых ни одна цивилизованная раса в империи не выносит, </w:t>
       </w:r>
       <w:r>
-        <w:t xml:space="preserve">к примеру, жутко похожи на чудовищной формы </w:t>
+        <w:t xml:space="preserve">к примеру, жутко похожи </w:t>
+      </w:r>
+      <w:proofErr w:type="gramStart"/>
+      <w:r>
+        <w:t>на чудовищной формы</w:t>
+      </w:r>
+      <w:proofErr w:type="gramEnd"/>
+      <w:r>
+        <w:t xml:space="preserve"> </w:t>
       </w:r>
       <w:r>
         <w:t xml:space="preserve">помесь пауков и </w:t>
@@ -37974,8 +38301,13 @@
         <w:t xml:space="preserve">разбитого в хлам </w:t>
       </w:r>
       <w:r>
-        <w:t>окна здания</w:t>
-      </w:r>
+        <w:t xml:space="preserve">окна </w:t>
+      </w:r>
+      <w:proofErr w:type="gramStart"/>
+      <w:r>
+        <w:t>здания</w:t>
+      </w:r>
+      <w:proofErr w:type="gramEnd"/>
       <w:r>
         <w:t xml:space="preserve"> разрушенного залпом орбитальных орудий города</w:t>
       </w:r>
@@ -38201,8 +38533,13 @@
       <w:r>
         <w:t xml:space="preserve"> </w:t>
       </w:r>
-      <w:r>
-        <w:t xml:space="preserve">Брр.. Такеши </w:t>
+      <w:proofErr w:type="gramStart"/>
+      <w:r>
+        <w:t>Брр..</w:t>
+      </w:r>
+      <w:proofErr w:type="gramEnd"/>
+      <w:r>
+        <w:t xml:space="preserve"> Такеши </w:t>
       </w:r>
       <w:r>
         <w:t xml:space="preserve">никогда </w:t>
@@ -40495,9 +40832,6 @@
         <w:t xml:space="preserve">планетах Империи, и </w:t>
       </w:r>
       <w:r>
-        <w:rPr>
-          <w:lang w:val="en-US"/>
-        </w:rPr>
         <w:t xml:space="preserve">                                                           </w:t>
       </w:r>
       <w:r>
@@ -41079,7 +41413,11 @@
         <w:t>С</w:t>
       </w:r>
       <w:r>
-        <w:t>леды пребывания</w:t>
+        <w:t xml:space="preserve">леды </w:t>
+      </w:r>
+      <w:proofErr w:type="gramStart"/>
+      <w:r>
+        <w:t>пребывания</w:t>
       </w:r>
       <w:r>
         <w:t xml:space="preserve"> </w:t>
@@ -41088,7 +41426,11 @@
         <w:t xml:space="preserve"> не</w:t>
       </w:r>
       <w:r>
-        <w:t xml:space="preserve">ведомой </w:t>
+        <w:t>ведомой</w:t>
+      </w:r>
+      <w:proofErr w:type="gramEnd"/>
+      <w:r>
+        <w:t xml:space="preserve"> </w:t>
       </w:r>
       <w:r>
         <w:t xml:space="preserve">цивилизации </w:t>
